--- a/CONG TY HAPPY HAPPY/GPKD.docx
+++ b/CONG TY HAPPY HAPPY/GPKD.docx
@@ -6,12 +6,20 @@
       <w:tblPr>
         <w:tblW w:w="0" w:type="auto"/>
         <w:jc w:val="center"/>
+        <w:tblBorders>
+          <w:top w:val="nil"/>
+          <w:left w:val="nil"/>
+          <w:bottom w:val="nil"/>
+          <w:right w:val="nil"/>
+          <w:insideH w:val="nil"/>
+          <w:insideV w:val="nil"/>
+        </w:tblBorders>
         <w:tblLayout w:type="fixed"/>
         <w:tblLook w:val="04A0" w:firstRow="1" w:lastRow="0" w:firstColumn="1" w:lastColumn="0" w:noHBand="0" w:noVBand="1"/>
       </w:tblPr>
       <w:tblGrid>
-        <w:gridCol w:w="4680"/>
-        <w:gridCol w:w="4680"/>
+        <w:gridCol w:w="5074"/>
+        <w:gridCol w:w="5074"/>
       </w:tblGrid>
       <w:tr>
         <w:trPr>
@@ -19,53 +27,1253 @@
         </w:trPr>
         <w:tc>
           <w:tcPr>
-            <w:tcW w:w="4680" w:type="dxa"/>
+            <w:tcW w:w="5074" w:type="dxa"/>
+            <w:tcMar>
+              <w:top w:w="0" w:type="dxa"/>
+              <w:left w:w="0" w:type="dxa"/>
+              <w:bottom w:w="0" w:type="dxa"/>
+              <w:right w:w="0" w:type="dxa"/>
+            </w:tcMar>
           </w:tcPr>
+          <w:p/>
           <w:p>
             <w:pPr>
-              <w:spacing w:after="40"/>
+              <w:spacing w:after="0" w:line="240" w:lineRule="auto"/>
               <w:jc w:val="center"/>
             </w:pPr>
             <w:r>
               <w:rPr>
-                <w:b/>
-                <w:sz w:val="22"/>
+                <w:rFonts w:eastAsia="Times New Roman"/>
+                <w:sz w:val="23"/>
               </w:rPr>
-              <w:t>SỞ TÀI CHÍNH TỈNH BÌNH DƯƠNG</w:t>
+              <w:t>SỞ TÀI CHÍNH</w:t>
             </w:r>
             <w:r>
               <w:rPr>
-                <w:b/>
-                <w:sz w:val="22"/>
+                <w:rFonts w:eastAsia="Times New Roman"/>
+                <w:sz w:val="23"/>
               </w:rPr>
               <w:br/>
+              <w:t>THÀNH PHỐ HỒ CHÍ MINH</w:t>
+            </w:r>
+          </w:p>
+          <w:p>
+            <w:pPr>
+              <w:pBdr>
+                <w:bottom w:val="single" w:sz="8" w:space="1" w:color="000000"/>
+              </w:pBdr>
+              <w:spacing w:after="0" w:line="240" w:lineRule="auto"/>
+              <w:jc w:val="center"/>
+            </w:pPr>
+            <w:r>
+              <w:rPr>
+                <w:rFonts w:eastAsia="Times New Roman"/>
+                <w:b/>
+                <w:sz w:val="23"/>
+              </w:rPr>
               <w:t>PHÒNG ĐĂNG KÝ KINH DOANH</w:t>
             </w:r>
           </w:p>
         </w:tc>
         <w:tc>
           <w:tcPr>
-            <w:tcW w:w="4680" w:type="dxa"/>
+            <w:tcW w:w="5074" w:type="dxa"/>
+            <w:tcMar>
+              <w:top w:w="0" w:type="dxa"/>
+              <w:left w:w="0" w:type="dxa"/>
+              <w:bottom w:w="0" w:type="dxa"/>
+              <w:right w:w="0" w:type="dxa"/>
+            </w:tcMar>
           </w:tcPr>
+          <w:p/>
           <w:p>
             <w:pPr>
-              <w:spacing w:after="40"/>
+              <w:spacing w:after="0" w:line="240" w:lineRule="auto"/>
               <w:jc w:val="center"/>
             </w:pPr>
             <w:r>
               <w:rPr>
+                <w:rFonts w:eastAsia="Times New Roman"/>
                 <w:b/>
-                <w:sz w:val="22"/>
+                <w:sz w:val="23"/>
               </w:rPr>
               <w:t>CỘNG HÒA XÃ HỘI CHỦ NGHĨA VIỆT NAM</w:t>
             </w:r>
+          </w:p>
+          <w:p>
+            <w:pPr>
+              <w:pBdr>
+                <w:bottom w:val="single" w:sz="8" w:space="1" w:color="000000"/>
+              </w:pBdr>
+              <w:spacing w:after="0" w:line="240" w:lineRule="auto"/>
+              <w:jc w:val="center"/>
+            </w:pPr>
+            <w:proofErr w:type="spellStart"/>
             <w:r>
               <w:rPr>
+                <w:rFonts w:eastAsia="Times New Roman"/>
                 <w:b/>
-                <w:sz w:val="22"/>
+                <w:sz w:val="23"/>
               </w:rPr>
-              <w:br/>
-              <w:t>Độc lập - Tự do - Hạnh phúc</w:t>
+              <w:t>Độc</w:t>
+            </w:r>
+            <w:proofErr w:type="spellEnd"/>
+            <w:r>
+              <w:rPr>
+                <w:rFonts w:eastAsia="Times New Roman"/>
+                <w:b/>
+                <w:sz w:val="23"/>
+              </w:rPr>
+              <w:t xml:space="preserve"> </w:t>
+            </w:r>
+            <w:proofErr w:type="spellStart"/>
+            <w:r>
+              <w:rPr>
+                <w:rFonts w:eastAsia="Times New Roman"/>
+                <w:b/>
+                <w:sz w:val="23"/>
+              </w:rPr>
+              <w:t>lập</w:t>
+            </w:r>
+            <w:proofErr w:type="spellEnd"/>
+            <w:r>
+              <w:rPr>
+                <w:rFonts w:eastAsia="Times New Roman"/>
+                <w:b/>
+                <w:sz w:val="23"/>
+              </w:rPr>
+              <w:t xml:space="preserve"> - </w:t>
+            </w:r>
+            <w:proofErr w:type="spellStart"/>
+            <w:r>
+              <w:rPr>
+                <w:rFonts w:eastAsia="Times New Roman"/>
+                <w:b/>
+                <w:sz w:val="23"/>
+              </w:rPr>
+              <w:t>Tự</w:t>
+            </w:r>
+            <w:proofErr w:type="spellEnd"/>
+            <w:r>
+              <w:rPr>
+                <w:rFonts w:eastAsia="Times New Roman"/>
+                <w:b/>
+                <w:sz w:val="23"/>
+              </w:rPr>
+              <w:t xml:space="preserve"> do - </w:t>
+            </w:r>
+            <w:proofErr w:type="spellStart"/>
+            <w:r>
+              <w:rPr>
+                <w:rFonts w:eastAsia="Times New Roman"/>
+                <w:b/>
+                <w:sz w:val="23"/>
+              </w:rPr>
+              <w:t>Hạnh</w:t>
+            </w:r>
+            <w:proofErr w:type="spellEnd"/>
+            <w:r>
+              <w:rPr>
+                <w:rFonts w:eastAsia="Times New Roman"/>
+                <w:b/>
+                <w:sz w:val="23"/>
+              </w:rPr>
+              <w:t xml:space="preserve"> </w:t>
+            </w:r>
+            <w:proofErr w:type="spellStart"/>
+            <w:r>
+              <w:rPr>
+                <w:rFonts w:eastAsia="Times New Roman"/>
+                <w:b/>
+                <w:sz w:val="23"/>
+              </w:rPr>
+              <w:t>phúc</w:t>
+            </w:r>
+            <w:proofErr w:type="spellEnd"/>
+          </w:p>
+        </w:tc>
+      </w:tr>
+    </w:tbl>
+    <w:p>
+      <w:pPr>
+        <w:spacing w:before="400" w:after="0" w:line="240" w:lineRule="auto"/>
+        <w:jc w:val="center"/>
+      </w:pPr>
+      <w:r>
+        <w:rPr>
+          <w:rFonts w:eastAsia="Times New Roman"/>
+          <w:b/>
+          <w:sz w:val="30"/>
+        </w:rPr>
+        <w:t>GIẤY CHỨNG NHẬN ĐĂNG KÝ DOANH NGHIỆP</w:t>
+      </w:r>
+    </w:p>
+    <w:p>
+      <w:pPr>
+        <w:spacing w:after="160" w:line="240" w:lineRule="auto"/>
+        <w:jc w:val="center"/>
+      </w:pPr>
+      <w:r>
+        <w:rPr>
+          <w:rFonts w:eastAsia="Times New Roman"/>
+          <w:b/>
+          <w:sz w:val="29"/>
+        </w:rPr>
+        <w:t>CÔNG TY TRÁCH NHIỆM HỮU HẠN MỘT THÀNH VIÊN</w:t>
+      </w:r>
+    </w:p>
+    <w:p>
+      <w:pPr>
+        <w:spacing w:after="60" w:line="240" w:lineRule="auto"/>
+        <w:jc w:val="center"/>
+      </w:pPr>
+      <w:proofErr w:type="spellStart"/>
+      <w:r>
+        <w:rPr>
+          <w:rFonts w:eastAsia="Times New Roman"/>
+          <w:b/>
+          <w:sz w:val="27"/>
+        </w:rPr>
+        <w:t>Mã</w:t>
+      </w:r>
+      <w:proofErr w:type="spellEnd"/>
+      <w:r>
+        <w:rPr>
+          <w:rFonts w:eastAsia="Times New Roman"/>
+          <w:b/>
+          <w:sz w:val="27"/>
+        </w:rPr>
+        <w:t xml:space="preserve"> </w:t>
+      </w:r>
+      <w:proofErr w:type="spellStart"/>
+      <w:r>
+        <w:rPr>
+          <w:rFonts w:eastAsia="Times New Roman"/>
+          <w:b/>
+          <w:sz w:val="27"/>
+        </w:rPr>
+        <w:t>số</w:t>
+      </w:r>
+      <w:proofErr w:type="spellEnd"/>
+      <w:r>
+        <w:rPr>
+          <w:rFonts w:eastAsia="Times New Roman"/>
+          <w:b/>
+          <w:sz w:val="27"/>
+        </w:rPr>
+        <w:t xml:space="preserve"> </w:t>
+      </w:r>
+      <w:proofErr w:type="spellStart"/>
+      <w:r>
+        <w:rPr>
+          <w:rFonts w:eastAsia="Times New Roman"/>
+          <w:b/>
+          <w:sz w:val="27"/>
+        </w:rPr>
+        <w:t>doanh</w:t>
+      </w:r>
+      <w:proofErr w:type="spellEnd"/>
+      <w:r>
+        <w:rPr>
+          <w:rFonts w:eastAsia="Times New Roman"/>
+          <w:b/>
+          <w:sz w:val="27"/>
+        </w:rPr>
+        <w:t xml:space="preserve"> </w:t>
+      </w:r>
+      <w:proofErr w:type="spellStart"/>
+      <w:r>
+        <w:rPr>
+          <w:rFonts w:eastAsia="Times New Roman"/>
+          <w:b/>
+          <w:sz w:val="27"/>
+        </w:rPr>
+        <w:t>nghiệp</w:t>
+      </w:r>
+      <w:proofErr w:type="spellEnd"/>
+      <w:r>
+        <w:rPr>
+          <w:rFonts w:eastAsia="Times New Roman"/>
+          <w:b/>
+          <w:sz w:val="27"/>
+        </w:rPr>
+        <w:t>: 3703175136</w:t>
+      </w:r>
+    </w:p>
+    <w:p>
+      <w:pPr>
+        <w:spacing w:after="40" w:line="240" w:lineRule="auto"/>
+        <w:jc w:val="center"/>
+      </w:pPr>
+      <w:proofErr w:type="spellStart"/>
+      <w:r>
+        <w:rPr>
+          <w:rFonts w:eastAsia="Times New Roman"/>
+          <w:i/>
+          <w:sz w:val="25"/>
+        </w:rPr>
+        <w:t>Đăng</w:t>
+      </w:r>
+      <w:proofErr w:type="spellEnd"/>
+      <w:r>
+        <w:rPr>
+          <w:rFonts w:eastAsia="Times New Roman"/>
+          <w:i/>
+          <w:sz w:val="25"/>
+        </w:rPr>
+        <w:t xml:space="preserve"> </w:t>
+      </w:r>
+      <w:proofErr w:type="spellStart"/>
+      <w:r>
+        <w:rPr>
+          <w:rFonts w:eastAsia="Times New Roman"/>
+          <w:i/>
+          <w:sz w:val="25"/>
+        </w:rPr>
+        <w:t>ký</w:t>
+      </w:r>
+      <w:proofErr w:type="spellEnd"/>
+      <w:r>
+        <w:rPr>
+          <w:rFonts w:eastAsia="Times New Roman"/>
+          <w:i/>
+          <w:sz w:val="25"/>
+        </w:rPr>
+        <w:t xml:space="preserve"> </w:t>
+      </w:r>
+      <w:proofErr w:type="spellStart"/>
+      <w:r>
+        <w:rPr>
+          <w:rFonts w:eastAsia="Times New Roman"/>
+          <w:i/>
+          <w:sz w:val="25"/>
+        </w:rPr>
+        <w:t>lần</w:t>
+      </w:r>
+      <w:proofErr w:type="spellEnd"/>
+      <w:r>
+        <w:rPr>
+          <w:rFonts w:eastAsia="Times New Roman"/>
+          <w:i/>
+          <w:sz w:val="25"/>
+        </w:rPr>
+        <w:t xml:space="preserve"> </w:t>
+      </w:r>
+      <w:proofErr w:type="spellStart"/>
+      <w:r>
+        <w:rPr>
+          <w:rFonts w:eastAsia="Times New Roman"/>
+          <w:i/>
+          <w:sz w:val="25"/>
+        </w:rPr>
+        <w:t>đầu</w:t>
+      </w:r>
+      <w:proofErr w:type="spellEnd"/>
+      <w:r>
+        <w:rPr>
+          <w:rFonts w:eastAsia="Times New Roman"/>
+          <w:i/>
+          <w:sz w:val="25"/>
+        </w:rPr>
+        <w:t xml:space="preserve">: </w:t>
+      </w:r>
+      <w:proofErr w:type="spellStart"/>
+      <w:r>
+        <w:rPr>
+          <w:rFonts w:eastAsia="Times New Roman"/>
+          <w:i/>
+          <w:sz w:val="25"/>
+        </w:rPr>
+        <w:t>ngày</w:t>
+      </w:r>
+      <w:proofErr w:type="spellEnd"/>
+      <w:r>
+        <w:rPr>
+          <w:rFonts w:eastAsia="Times New Roman"/>
+          <w:i/>
+          <w:sz w:val="25"/>
+        </w:rPr>
+        <w:t xml:space="preserve"> 06 </w:t>
+      </w:r>
+      <w:proofErr w:type="spellStart"/>
+      <w:r>
+        <w:rPr>
+          <w:rFonts w:eastAsia="Times New Roman"/>
+          <w:i/>
+          <w:sz w:val="25"/>
+        </w:rPr>
+        <w:t>tháng</w:t>
+      </w:r>
+      <w:proofErr w:type="spellEnd"/>
+      <w:r>
+        <w:rPr>
+          <w:rFonts w:eastAsia="Times New Roman"/>
+          <w:i/>
+          <w:sz w:val="25"/>
+        </w:rPr>
+        <w:t xml:space="preserve"> 12 </w:t>
+      </w:r>
+      <w:proofErr w:type="spellStart"/>
+      <w:r>
+        <w:rPr>
+          <w:rFonts w:eastAsia="Times New Roman"/>
+          <w:i/>
+          <w:sz w:val="25"/>
+        </w:rPr>
+        <w:t>năm</w:t>
+      </w:r>
+      <w:proofErr w:type="spellEnd"/>
+      <w:r>
+        <w:rPr>
+          <w:rFonts w:eastAsia="Times New Roman"/>
+          <w:i/>
+          <w:sz w:val="25"/>
+        </w:rPr>
+        <w:t xml:space="preserve"> 2023</w:t>
+      </w:r>
+    </w:p>
+    <w:p>
+      <w:pPr>
+        <w:spacing w:after="320" w:line="240" w:lineRule="auto"/>
+        <w:jc w:val="center"/>
+      </w:pPr>
+      <w:proofErr w:type="spellStart"/>
+      <w:r>
+        <w:rPr>
+          <w:rFonts w:eastAsia="Times New Roman"/>
+          <w:i/>
+          <w:sz w:val="25"/>
+        </w:rPr>
+        <w:t>Đăng</w:t>
+      </w:r>
+      <w:proofErr w:type="spellEnd"/>
+      <w:r>
+        <w:rPr>
+          <w:rFonts w:eastAsia="Times New Roman"/>
+          <w:i/>
+          <w:sz w:val="25"/>
+        </w:rPr>
+        <w:t xml:space="preserve"> </w:t>
+      </w:r>
+      <w:proofErr w:type="spellStart"/>
+      <w:r>
+        <w:rPr>
+          <w:rFonts w:eastAsia="Times New Roman"/>
+          <w:i/>
+          <w:sz w:val="25"/>
+        </w:rPr>
+        <w:t>ký</w:t>
+      </w:r>
+      <w:proofErr w:type="spellEnd"/>
+      <w:r>
+        <w:rPr>
+          <w:rFonts w:eastAsia="Times New Roman"/>
+          <w:i/>
+          <w:sz w:val="25"/>
+        </w:rPr>
+        <w:t xml:space="preserve"> </w:t>
+      </w:r>
+      <w:proofErr w:type="spellStart"/>
+      <w:r>
+        <w:rPr>
+          <w:rFonts w:eastAsia="Times New Roman"/>
+          <w:i/>
+          <w:sz w:val="25"/>
+        </w:rPr>
+        <w:t>thay</w:t>
+      </w:r>
+      <w:proofErr w:type="spellEnd"/>
+      <w:r>
+        <w:rPr>
+          <w:rFonts w:eastAsia="Times New Roman"/>
+          <w:i/>
+          <w:sz w:val="25"/>
+        </w:rPr>
+        <w:t xml:space="preserve"> </w:t>
+      </w:r>
+      <w:proofErr w:type="spellStart"/>
+      <w:r>
+        <w:rPr>
+          <w:rFonts w:eastAsia="Times New Roman"/>
+          <w:i/>
+          <w:sz w:val="25"/>
+        </w:rPr>
+        <w:t>đổi</w:t>
+      </w:r>
+      <w:proofErr w:type="spellEnd"/>
+      <w:r>
+        <w:rPr>
+          <w:rFonts w:eastAsia="Times New Roman"/>
+          <w:i/>
+          <w:sz w:val="25"/>
+        </w:rPr>
+        <w:t xml:space="preserve"> </w:t>
+      </w:r>
+      <w:proofErr w:type="spellStart"/>
+      <w:r>
+        <w:rPr>
+          <w:rFonts w:eastAsia="Times New Roman"/>
+          <w:i/>
+          <w:sz w:val="25"/>
+        </w:rPr>
+        <w:t>lần</w:t>
+      </w:r>
+      <w:proofErr w:type="spellEnd"/>
+      <w:r>
+        <w:rPr>
+          <w:rFonts w:eastAsia="Times New Roman"/>
+          <w:i/>
+          <w:sz w:val="25"/>
+        </w:rPr>
+        <w:t xml:space="preserve"> </w:t>
+      </w:r>
+      <w:proofErr w:type="spellStart"/>
+      <w:r>
+        <w:rPr>
+          <w:rFonts w:eastAsia="Times New Roman"/>
+          <w:i/>
+          <w:sz w:val="25"/>
+        </w:rPr>
+        <w:t>thứ</w:t>
+      </w:r>
+      <w:proofErr w:type="spellEnd"/>
+      <w:r>
+        <w:rPr>
+          <w:rFonts w:eastAsia="Times New Roman"/>
+          <w:i/>
+          <w:sz w:val="25"/>
+        </w:rPr>
+        <w:t xml:space="preserve">: 4, </w:t>
+      </w:r>
+      <w:proofErr w:type="spellStart"/>
+      <w:r>
+        <w:rPr>
+          <w:rFonts w:eastAsia="Times New Roman"/>
+          <w:i/>
+          <w:sz w:val="25"/>
+        </w:rPr>
+        <w:t>ngày</w:t>
+      </w:r>
+      <w:proofErr w:type="spellEnd"/>
+      <w:r>
+        <w:rPr>
+          <w:rFonts w:eastAsia="Times New Roman"/>
+          <w:i/>
+          <w:sz w:val="25"/>
+        </w:rPr>
+        <w:t xml:space="preserve"> 16 </w:t>
+      </w:r>
+      <w:proofErr w:type="spellStart"/>
+      <w:r>
+        <w:rPr>
+          <w:rFonts w:eastAsia="Times New Roman"/>
+          <w:i/>
+          <w:sz w:val="25"/>
+        </w:rPr>
+        <w:t>tháng</w:t>
+      </w:r>
+      <w:proofErr w:type="spellEnd"/>
+      <w:r>
+        <w:rPr>
+          <w:rFonts w:eastAsia="Times New Roman"/>
+          <w:i/>
+          <w:sz w:val="25"/>
+        </w:rPr>
+        <w:t xml:space="preserve"> 03 </w:t>
+      </w:r>
+      <w:proofErr w:type="spellStart"/>
+      <w:r>
+        <w:rPr>
+          <w:rFonts w:eastAsia="Times New Roman"/>
+          <w:i/>
+          <w:sz w:val="25"/>
+        </w:rPr>
+        <w:t>năm</w:t>
+      </w:r>
+      <w:proofErr w:type="spellEnd"/>
+      <w:r>
+        <w:rPr>
+          <w:rFonts w:eastAsia="Times New Roman"/>
+          <w:i/>
+          <w:sz w:val="25"/>
+        </w:rPr>
+        <w:t xml:space="preserve"> 2026</w:t>
+      </w:r>
+    </w:p>
+    <w:p>
+      <w:pPr>
+        <w:keepNext/>
+        <w:spacing w:after="40" w:line="240" w:lineRule="auto"/>
+      </w:pPr>
+      <w:r>
+        <w:rPr>
+          <w:rFonts w:eastAsia="Times New Roman"/>
+          <w:b/>
+        </w:rPr>
+        <w:t xml:space="preserve">1. </w:t>
+      </w:r>
+      <w:proofErr w:type="spellStart"/>
+      <w:r>
+        <w:rPr>
+          <w:rFonts w:eastAsia="Times New Roman"/>
+          <w:b/>
+        </w:rPr>
+        <w:t>Tên</w:t>
+      </w:r>
+      <w:proofErr w:type="spellEnd"/>
+      <w:r>
+        <w:rPr>
+          <w:rFonts w:eastAsia="Times New Roman"/>
+          <w:b/>
+        </w:rPr>
+        <w:t xml:space="preserve"> </w:t>
+      </w:r>
+      <w:proofErr w:type="spellStart"/>
+      <w:r>
+        <w:rPr>
+          <w:rFonts w:eastAsia="Times New Roman"/>
+          <w:b/>
+        </w:rPr>
+        <w:t>công</w:t>
+      </w:r>
+      <w:proofErr w:type="spellEnd"/>
+      <w:r>
+        <w:rPr>
+          <w:rFonts w:eastAsia="Times New Roman"/>
+          <w:b/>
+        </w:rPr>
+        <w:t xml:space="preserve"> ty</w:t>
+      </w:r>
+    </w:p>
+    <w:p>
+      <w:pPr>
+        <w:spacing w:after="20" w:line="240" w:lineRule="auto"/>
+      </w:pPr>
+      <w:proofErr w:type="spellStart"/>
+      <w:r>
+        <w:rPr>
+          <w:rFonts w:eastAsia="Times New Roman"/>
+        </w:rPr>
+        <w:t>Tên</w:t>
+      </w:r>
+      <w:proofErr w:type="spellEnd"/>
+      <w:r>
+        <w:rPr>
+          <w:rFonts w:eastAsia="Times New Roman"/>
+        </w:rPr>
+        <w:t xml:space="preserve"> </w:t>
+      </w:r>
+      <w:proofErr w:type="spellStart"/>
+      <w:r>
+        <w:rPr>
+          <w:rFonts w:eastAsia="Times New Roman"/>
+        </w:rPr>
+        <w:t>công</w:t>
+      </w:r>
+      <w:proofErr w:type="spellEnd"/>
+      <w:r>
+        <w:rPr>
+          <w:rFonts w:eastAsia="Times New Roman"/>
+        </w:rPr>
+        <w:t xml:space="preserve"> ty </w:t>
+      </w:r>
+      <w:proofErr w:type="spellStart"/>
+      <w:r>
+        <w:rPr>
+          <w:rFonts w:eastAsia="Times New Roman"/>
+        </w:rPr>
+        <w:t>viết</w:t>
+      </w:r>
+      <w:proofErr w:type="spellEnd"/>
+      <w:r>
+        <w:rPr>
+          <w:rFonts w:eastAsia="Times New Roman"/>
+        </w:rPr>
+        <w:t xml:space="preserve"> </w:t>
+      </w:r>
+      <w:proofErr w:type="spellStart"/>
+      <w:r>
+        <w:rPr>
+          <w:rFonts w:eastAsia="Times New Roman"/>
+        </w:rPr>
+        <w:t>bằng</w:t>
+      </w:r>
+      <w:proofErr w:type="spellEnd"/>
+      <w:r>
+        <w:rPr>
+          <w:rFonts w:eastAsia="Times New Roman"/>
+        </w:rPr>
+        <w:t xml:space="preserve"> </w:t>
+      </w:r>
+      <w:proofErr w:type="spellStart"/>
+      <w:r>
+        <w:rPr>
+          <w:rFonts w:eastAsia="Times New Roman"/>
+        </w:rPr>
+        <w:t>tiếng</w:t>
+      </w:r>
+      <w:proofErr w:type="spellEnd"/>
+      <w:r>
+        <w:rPr>
+          <w:rFonts w:eastAsia="Times New Roman"/>
+        </w:rPr>
+        <w:t xml:space="preserve"> Việt: CÔNG TY TNHH TM DV HAPPY </w:t>
+      </w:r>
+      <w:proofErr w:type="spellStart"/>
+      <w:r>
+        <w:rPr>
+          <w:rFonts w:eastAsia="Times New Roman"/>
+        </w:rPr>
+        <w:t>HAPPY</w:t>
+      </w:r>
+      <w:proofErr w:type="spellEnd"/>
+    </w:p>
+    <w:p>
+      <w:pPr>
+        <w:spacing w:after="20" w:line="240" w:lineRule="auto"/>
+      </w:pPr>
+      <w:proofErr w:type="spellStart"/>
+      <w:r>
+        <w:rPr>
+          <w:rFonts w:eastAsia="Times New Roman"/>
+        </w:rPr>
+        <w:t>Tên</w:t>
+      </w:r>
+      <w:proofErr w:type="spellEnd"/>
+      <w:r>
+        <w:rPr>
+          <w:rFonts w:eastAsia="Times New Roman"/>
+        </w:rPr>
+        <w:t xml:space="preserve"> </w:t>
+      </w:r>
+      <w:proofErr w:type="spellStart"/>
+      <w:r>
+        <w:rPr>
+          <w:rFonts w:eastAsia="Times New Roman"/>
+        </w:rPr>
+        <w:t>công</w:t>
+      </w:r>
+      <w:proofErr w:type="spellEnd"/>
+      <w:r>
+        <w:rPr>
+          <w:rFonts w:eastAsia="Times New Roman"/>
+        </w:rPr>
+        <w:t xml:space="preserve"> ty </w:t>
+      </w:r>
+      <w:proofErr w:type="spellStart"/>
+      <w:r>
+        <w:rPr>
+          <w:rFonts w:eastAsia="Times New Roman"/>
+        </w:rPr>
+        <w:t>viết</w:t>
+      </w:r>
+      <w:proofErr w:type="spellEnd"/>
+      <w:r>
+        <w:rPr>
+          <w:rFonts w:eastAsia="Times New Roman"/>
+        </w:rPr>
+        <w:t xml:space="preserve"> </w:t>
+      </w:r>
+      <w:proofErr w:type="spellStart"/>
+      <w:r>
+        <w:rPr>
+          <w:rFonts w:eastAsia="Times New Roman"/>
+        </w:rPr>
+        <w:t>bằng</w:t>
+      </w:r>
+      <w:proofErr w:type="spellEnd"/>
+      <w:r>
+        <w:rPr>
+          <w:rFonts w:eastAsia="Times New Roman"/>
+        </w:rPr>
+        <w:t xml:space="preserve"> </w:t>
+      </w:r>
+      <w:proofErr w:type="spellStart"/>
+      <w:r>
+        <w:rPr>
+          <w:rFonts w:eastAsia="Times New Roman"/>
+        </w:rPr>
+        <w:t>tiếng</w:t>
+      </w:r>
+      <w:proofErr w:type="spellEnd"/>
+      <w:r>
+        <w:rPr>
+          <w:rFonts w:eastAsia="Times New Roman"/>
+        </w:rPr>
+        <w:t xml:space="preserve"> </w:t>
+      </w:r>
+      <w:proofErr w:type="spellStart"/>
+      <w:r>
+        <w:rPr>
+          <w:rFonts w:eastAsia="Times New Roman"/>
+        </w:rPr>
+        <w:t>nước</w:t>
+      </w:r>
+      <w:proofErr w:type="spellEnd"/>
+      <w:r>
+        <w:rPr>
+          <w:rFonts w:eastAsia="Times New Roman"/>
+        </w:rPr>
+        <w:t xml:space="preserve"> </w:t>
+      </w:r>
+      <w:proofErr w:type="spellStart"/>
+      <w:r>
+        <w:rPr>
+          <w:rFonts w:eastAsia="Times New Roman"/>
+        </w:rPr>
+        <w:t>ngoài</w:t>
+      </w:r>
+      <w:proofErr w:type="spellEnd"/>
+      <w:r>
+        <w:rPr>
+          <w:rFonts w:eastAsia="Times New Roman"/>
+        </w:rPr>
+        <w:t>:</w:t>
+      </w:r>
+    </w:p>
+    <w:p>
+      <w:pPr>
+        <w:spacing w:after="60" w:line="240" w:lineRule="auto"/>
+      </w:pPr>
+      <w:proofErr w:type="spellStart"/>
+      <w:r>
+        <w:rPr>
+          <w:rFonts w:eastAsia="Times New Roman"/>
+        </w:rPr>
+        <w:t>Tên</w:t>
+      </w:r>
+      <w:proofErr w:type="spellEnd"/>
+      <w:r>
+        <w:rPr>
+          <w:rFonts w:eastAsia="Times New Roman"/>
+        </w:rPr>
+        <w:t xml:space="preserve"> </w:t>
+      </w:r>
+      <w:proofErr w:type="spellStart"/>
+      <w:r>
+        <w:rPr>
+          <w:rFonts w:eastAsia="Times New Roman"/>
+        </w:rPr>
+        <w:t>công</w:t>
+      </w:r>
+      <w:proofErr w:type="spellEnd"/>
+      <w:r>
+        <w:rPr>
+          <w:rFonts w:eastAsia="Times New Roman"/>
+        </w:rPr>
+        <w:t xml:space="preserve"> ty </w:t>
+      </w:r>
+      <w:proofErr w:type="spellStart"/>
+      <w:r>
+        <w:rPr>
+          <w:rFonts w:eastAsia="Times New Roman"/>
+        </w:rPr>
+        <w:t>viết</w:t>
+      </w:r>
+      <w:proofErr w:type="spellEnd"/>
+      <w:r>
+        <w:rPr>
+          <w:rFonts w:eastAsia="Times New Roman"/>
+        </w:rPr>
+        <w:t xml:space="preserve"> </w:t>
+      </w:r>
+      <w:proofErr w:type="spellStart"/>
+      <w:r>
+        <w:rPr>
+          <w:rFonts w:eastAsia="Times New Roman"/>
+        </w:rPr>
+        <w:t>tắt</w:t>
+      </w:r>
+      <w:proofErr w:type="spellEnd"/>
+      <w:r>
+        <w:rPr>
+          <w:rFonts w:eastAsia="Times New Roman"/>
+        </w:rPr>
+        <w:t>:</w:t>
+      </w:r>
+    </w:p>
+    <w:p>
+      <w:pPr>
+        <w:keepNext/>
+        <w:spacing w:after="20" w:line="240" w:lineRule="auto"/>
+      </w:pPr>
+      <w:r>
+        <w:rPr>
+          <w:rFonts w:eastAsia="Times New Roman"/>
+          <w:b/>
+        </w:rPr>
+        <w:t xml:space="preserve">2. </w:t>
+      </w:r>
+      <w:proofErr w:type="spellStart"/>
+      <w:r>
+        <w:rPr>
+          <w:rFonts w:eastAsia="Times New Roman"/>
+          <w:b/>
+        </w:rPr>
+        <w:t>Địa</w:t>
+      </w:r>
+      <w:proofErr w:type="spellEnd"/>
+      <w:r>
+        <w:rPr>
+          <w:rFonts w:eastAsia="Times New Roman"/>
+          <w:b/>
+        </w:rPr>
+        <w:t xml:space="preserve"> </w:t>
+      </w:r>
+      <w:proofErr w:type="spellStart"/>
+      <w:r>
+        <w:rPr>
+          <w:rFonts w:eastAsia="Times New Roman"/>
+          <w:b/>
+        </w:rPr>
+        <w:t>chỉ</w:t>
+      </w:r>
+      <w:proofErr w:type="spellEnd"/>
+      <w:r>
+        <w:rPr>
+          <w:rFonts w:eastAsia="Times New Roman"/>
+          <w:b/>
+        </w:rPr>
+        <w:t xml:space="preserve"> </w:t>
+      </w:r>
+      <w:proofErr w:type="spellStart"/>
+      <w:r>
+        <w:rPr>
+          <w:rFonts w:eastAsia="Times New Roman"/>
+          <w:b/>
+        </w:rPr>
+        <w:t>trụ</w:t>
+      </w:r>
+      <w:proofErr w:type="spellEnd"/>
+      <w:r>
+        <w:rPr>
+          <w:rFonts w:eastAsia="Times New Roman"/>
+          <w:b/>
+        </w:rPr>
+        <w:t xml:space="preserve"> </w:t>
+      </w:r>
+      <w:proofErr w:type="spellStart"/>
+      <w:r>
+        <w:rPr>
+          <w:rFonts w:eastAsia="Times New Roman"/>
+          <w:b/>
+        </w:rPr>
+        <w:t>sở</w:t>
+      </w:r>
+      <w:proofErr w:type="spellEnd"/>
+      <w:r>
+        <w:rPr>
+          <w:rFonts w:eastAsia="Times New Roman"/>
+          <w:b/>
+        </w:rPr>
+        <w:t xml:space="preserve"> </w:t>
+      </w:r>
+      <w:proofErr w:type="spellStart"/>
+      <w:r>
+        <w:rPr>
+          <w:rFonts w:eastAsia="Times New Roman"/>
+          <w:b/>
+        </w:rPr>
+        <w:t>chính</w:t>
+      </w:r>
+      <w:proofErr w:type="spellEnd"/>
+    </w:p>
+    <w:p>
+      <w:pPr>
+        <w:spacing w:after="20" w:line="240" w:lineRule="auto"/>
+      </w:pPr>
+      <w:proofErr w:type="spellStart"/>
+      <w:r>
+        <w:rPr>
+          <w:rFonts w:eastAsia="Times New Roman"/>
+          <w:i/>
+        </w:rPr>
+        <w:t>Số</w:t>
+      </w:r>
+      <w:proofErr w:type="spellEnd"/>
+      <w:r>
+        <w:rPr>
+          <w:rFonts w:eastAsia="Times New Roman"/>
+          <w:i/>
+        </w:rPr>
+        <w:t xml:space="preserve"> 16, </w:t>
+      </w:r>
+      <w:proofErr w:type="spellStart"/>
+      <w:r>
+        <w:rPr>
+          <w:rFonts w:eastAsia="Times New Roman"/>
+          <w:i/>
+        </w:rPr>
+        <w:t>Đường</w:t>
+      </w:r>
+      <w:proofErr w:type="spellEnd"/>
+      <w:r>
+        <w:rPr>
+          <w:rFonts w:eastAsia="Times New Roman"/>
+          <w:i/>
+        </w:rPr>
+        <w:t xml:space="preserve"> Nguyễn Văn Thành, Khu </w:t>
+      </w:r>
+      <w:proofErr w:type="spellStart"/>
+      <w:r>
+        <w:rPr>
+          <w:rFonts w:eastAsia="Times New Roman"/>
+          <w:i/>
+        </w:rPr>
+        <w:t>Phố</w:t>
+      </w:r>
+      <w:proofErr w:type="spellEnd"/>
+      <w:r>
+        <w:rPr>
+          <w:rFonts w:eastAsia="Times New Roman"/>
+          <w:i/>
+        </w:rPr>
+        <w:t xml:space="preserve"> 9, </w:t>
+      </w:r>
+      <w:proofErr w:type="spellStart"/>
+      <w:r>
+        <w:rPr>
+          <w:rFonts w:eastAsia="Times New Roman"/>
+          <w:i/>
+        </w:rPr>
+        <w:t>Phường</w:t>
+      </w:r>
+      <w:proofErr w:type="spellEnd"/>
+      <w:r>
+        <w:rPr>
+          <w:rFonts w:eastAsia="Times New Roman"/>
+          <w:i/>
+        </w:rPr>
+        <w:t xml:space="preserve"> Chánh </w:t>
+      </w:r>
+      <w:proofErr w:type="spellStart"/>
+      <w:r>
+        <w:rPr>
+          <w:rFonts w:eastAsia="Times New Roman"/>
+          <w:i/>
+        </w:rPr>
+        <w:t>Phú</w:t>
+      </w:r>
+      <w:proofErr w:type="spellEnd"/>
+      <w:r>
+        <w:rPr>
+          <w:rFonts w:eastAsia="Times New Roman"/>
+          <w:i/>
+        </w:rPr>
+        <w:t xml:space="preserve"> Hòa, Thành </w:t>
+      </w:r>
+      <w:proofErr w:type="spellStart"/>
+      <w:r>
+        <w:rPr>
+          <w:rFonts w:eastAsia="Times New Roman"/>
+          <w:i/>
+        </w:rPr>
+        <w:t>phố</w:t>
+      </w:r>
+      <w:proofErr w:type="spellEnd"/>
+      <w:r>
+        <w:rPr>
+          <w:rFonts w:eastAsia="Times New Roman"/>
+          <w:i/>
+        </w:rPr>
+        <w:t xml:space="preserve"> </w:t>
+      </w:r>
+      <w:proofErr w:type="spellStart"/>
+      <w:r>
+        <w:rPr>
+          <w:rFonts w:eastAsia="Times New Roman"/>
+          <w:i/>
+        </w:rPr>
+        <w:t>Hồ</w:t>
+      </w:r>
+      <w:proofErr w:type="spellEnd"/>
+      <w:r>
+        <w:rPr>
+          <w:rFonts w:eastAsia="Times New Roman"/>
+          <w:i/>
+        </w:rPr>
+        <w:t xml:space="preserve"> Chí Minh, Việt Nam</w:t>
+      </w:r>
+    </w:p>
+    <w:tbl>
+      <w:tblPr>
+        <w:tblW w:w="0" w:type="auto"/>
+        <w:tblBorders>
+          <w:top w:val="nil"/>
+          <w:left w:val="nil"/>
+          <w:bottom w:val="nil"/>
+          <w:right w:val="nil"/>
+          <w:insideH w:val="nil"/>
+          <w:insideV w:val="nil"/>
+        </w:tblBorders>
+        <w:tblLayout w:type="fixed"/>
+        <w:tblLook w:val="04A0" w:firstRow="1" w:lastRow="0" w:firstColumn="1" w:lastColumn="0" w:noHBand="0" w:noVBand="1"/>
+      </w:tblPr>
+      <w:tblGrid>
+        <w:gridCol w:w="5074"/>
+        <w:gridCol w:w="5074"/>
+      </w:tblGrid>
+      <w:tr>
+        <w:tc>
+          <w:tcPr>
+            <w:tcW w:w="5074" w:type="dxa"/>
+            <w:tcMar>
+              <w:top w:w="0" w:type="dxa"/>
+              <w:left w:w="0" w:type="dxa"/>
+              <w:bottom w:w="0" w:type="dxa"/>
+              <w:right w:w="0" w:type="dxa"/>
+            </w:tcMar>
+          </w:tcPr>
+          <w:p>
+            <w:pPr>
+              <w:spacing w:after="0"/>
+            </w:pPr>
+            <w:proofErr w:type="spellStart"/>
+            <w:r>
+              <w:rPr>
+                <w:rFonts w:eastAsia="Times New Roman"/>
+              </w:rPr>
+              <w:t>Điện</w:t>
+            </w:r>
+            <w:proofErr w:type="spellEnd"/>
+            <w:r>
+              <w:rPr>
+                <w:rFonts w:eastAsia="Times New Roman"/>
+              </w:rPr>
+              <w:t xml:space="preserve"> </w:t>
+            </w:r>
+            <w:proofErr w:type="spellStart"/>
+            <w:r>
+              <w:rPr>
+                <w:rFonts w:eastAsia="Times New Roman"/>
+              </w:rPr>
+              <w:t>thoại</w:t>
+            </w:r>
+            <w:proofErr w:type="spellEnd"/>
+            <w:r>
+              <w:rPr>
+                <w:rFonts w:eastAsia="Times New Roman"/>
+              </w:rPr>
+              <w:t xml:space="preserve">: </w:t>
+            </w:r>
+            <w:r>
+              <w:rPr>
+                <w:rFonts w:eastAsia="Times New Roman"/>
+              </w:rPr>
+              <w:t>0963509650</w:t>
+            </w:r>
+          </w:p>
+        </w:tc>
+        <w:tc>
+          <w:tcPr>
+            <w:tcW w:w="5074" w:type="dxa"/>
+            <w:tcMar>
+              <w:top w:w="0" w:type="dxa"/>
+              <w:left w:w="0" w:type="dxa"/>
+              <w:bottom w:w="0" w:type="dxa"/>
+              <w:right w:w="0" w:type="dxa"/>
+            </w:tcMar>
+          </w:tcPr>
+          <w:p>
+            <w:pPr>
+              <w:spacing w:after="0"/>
+            </w:pPr>
+            <w:proofErr w:type="spellStart"/>
+            <w:r>
+              <w:rPr>
+                <w:rFonts w:eastAsia="Times New Roman"/>
+              </w:rPr>
+              <w:t>Số</w:t>
+            </w:r>
+            <w:proofErr w:type="spellEnd"/>
+            <w:r>
+              <w:rPr>
+                <w:rFonts w:eastAsia="Times New Roman"/>
+              </w:rPr>
+              <w:t xml:space="preserve"> Fax:</w:t>
+            </w:r>
+          </w:p>
+        </w:tc>
+      </w:tr>
+      <w:tr>
+        <w:tc>
+          <w:tcPr>
+            <w:tcW w:w="5074" w:type="dxa"/>
+            <w:tcMar>
+              <w:top w:w="0" w:type="dxa"/>
+              <w:left w:w="0" w:type="dxa"/>
+              <w:bottom w:w="0" w:type="dxa"/>
+              <w:right w:w="0" w:type="dxa"/>
+            </w:tcMar>
+          </w:tcPr>
+          <w:p>
+            <w:pPr>
+              <w:spacing w:after="0"/>
+            </w:pPr>
+            <w:r>
+              <w:rPr>
+                <w:rFonts w:eastAsia="Times New Roman"/>
+              </w:rPr>
+              <w:t xml:space="preserve">Thư </w:t>
+            </w:r>
+            <w:proofErr w:type="spellStart"/>
+            <w:r>
+              <w:rPr>
+                <w:rFonts w:eastAsia="Times New Roman"/>
+              </w:rPr>
+              <w:t>điện</w:t>
+            </w:r>
+            <w:proofErr w:type="spellEnd"/>
+            <w:r>
+              <w:rPr>
+                <w:rFonts w:eastAsia="Times New Roman"/>
+              </w:rPr>
+              <w:t xml:space="preserve"> </w:t>
+            </w:r>
+            <w:proofErr w:type="spellStart"/>
+            <w:r>
+              <w:rPr>
+                <w:rFonts w:eastAsia="Times New Roman"/>
+              </w:rPr>
+              <w:t>tử</w:t>
+            </w:r>
+            <w:proofErr w:type="spellEnd"/>
+            <w:r>
+              <w:rPr>
+                <w:rFonts w:eastAsia="Times New Roman"/>
+              </w:rPr>
+              <w:t>:</w:t>
+            </w:r>
+            <w:r>
+              <w:t xml:space="preserve"> </w:t>
+            </w:r>
+            <w:r>
+              <w:rPr>
+                <w:rFonts w:eastAsia="Times New Roman"/>
+              </w:rPr>
+              <w:t>congtyhappyfoodbd@gmail.com</w:t>
+            </w:r>
+          </w:p>
+        </w:tc>
+        <w:tc>
+          <w:tcPr>
+            <w:tcW w:w="5074" w:type="dxa"/>
+            <w:tcMar>
+              <w:top w:w="0" w:type="dxa"/>
+              <w:left w:w="0" w:type="dxa"/>
+              <w:bottom w:w="0" w:type="dxa"/>
+              <w:right w:w="0" w:type="dxa"/>
+            </w:tcMar>
+          </w:tcPr>
+          <w:p>
+            <w:pPr>
+              <w:spacing w:after="0"/>
+            </w:pPr>
+            <w:r>
+              <w:rPr>
+                <w:rFonts w:eastAsia="Times New Roman"/>
+              </w:rPr>
+              <w:t>Website:</w:t>
             </w:r>
           </w:p>
         </w:tc>
@@ -73,4426 +1281,1325 @@
     </w:tbl>
     <w:p>
       <w:pPr>
-        <w:spacing w:before="240" w:after="120"/>
+        <w:spacing w:after="20" w:line="240" w:lineRule="auto"/>
       </w:pPr>
+      <w:r>
+        <w:rPr>
+          <w:rFonts w:eastAsia="Times New Roman"/>
+          <w:b/>
+        </w:rPr>
+        <w:t xml:space="preserve">3. </w:t>
+      </w:r>
+      <w:proofErr w:type="spellStart"/>
+      <w:r>
+        <w:rPr>
+          <w:rFonts w:eastAsia="Times New Roman"/>
+          <w:b/>
+        </w:rPr>
+        <w:t>Vốn</w:t>
+      </w:r>
+      <w:proofErr w:type="spellEnd"/>
+      <w:r>
+        <w:rPr>
+          <w:rFonts w:eastAsia="Times New Roman"/>
+          <w:b/>
+        </w:rPr>
+        <w:t xml:space="preserve"> </w:t>
+      </w:r>
+      <w:proofErr w:type="spellStart"/>
+      <w:r>
+        <w:rPr>
+          <w:rFonts w:eastAsia="Times New Roman"/>
+          <w:b/>
+        </w:rPr>
+        <w:t>điều</w:t>
+      </w:r>
+      <w:proofErr w:type="spellEnd"/>
+      <w:r>
+        <w:rPr>
+          <w:rFonts w:eastAsia="Times New Roman"/>
+          <w:b/>
+        </w:rPr>
+        <w:t xml:space="preserve"> </w:t>
+      </w:r>
+      <w:proofErr w:type="spellStart"/>
+      <w:r>
+        <w:rPr>
+          <w:rFonts w:eastAsia="Times New Roman"/>
+          <w:b/>
+        </w:rPr>
+        <w:t>lệ</w:t>
+      </w:r>
+      <w:proofErr w:type="spellEnd"/>
+      <w:r>
+        <w:rPr>
+          <w:rFonts w:eastAsia="Times New Roman"/>
+          <w:b/>
+        </w:rPr>
+        <w:t xml:space="preserve">: </w:t>
+      </w:r>
+      <w:r>
+        <w:rPr>
+          <w:rFonts w:eastAsia="Times New Roman"/>
+        </w:rPr>
+        <w:t xml:space="preserve">1.000.000.000 </w:t>
+      </w:r>
+      <w:proofErr w:type="spellStart"/>
+      <w:r>
+        <w:rPr>
+          <w:rFonts w:eastAsia="Times New Roman"/>
+        </w:rPr>
+        <w:t>đồng</w:t>
+      </w:r>
+      <w:proofErr w:type="spellEnd"/>
+      <w:r>
+        <w:rPr>
+          <w:rFonts w:eastAsia="Times New Roman"/>
+        </w:rPr>
+        <w:t>.</w:t>
+      </w:r>
     </w:p>
     <w:p>
       <w:pPr>
-        <w:spacing w:after="80"/>
-        <w:jc w:val="center"/>
+        <w:spacing w:after="140" w:line="240" w:lineRule="auto"/>
       </w:pPr>
-      <w:r>
-        <w:rPr>
-          <w:b/>
-          <w:sz w:val="30"/>
-        </w:rPr>
-        <w:t>GIẤY CHỨNG NHẬN ĐĂNG KÝ DOANH NGHIỆP</w:t>
-      </w:r>
-      <w:r>
-        <w:rPr>
-          <w:b/>
-          <w:sz w:val="30"/>
-        </w:rPr>
-        <w:br/>
-      </w:r>
-      <w:r>
-        <w:rPr>
-          <w:b/>
-          <w:sz w:val="26"/>
-        </w:rPr>
-        <w:t>CÔNG TY TRÁCH NHIỆM HỮU HẠN MỘT THÀNH VIÊN</w:t>
-      </w:r>
+      <w:proofErr w:type="spellStart"/>
+      <w:r>
+        <w:rPr>
+          <w:rFonts w:eastAsia="Times New Roman"/>
+          <w:i/>
+        </w:rPr>
+        <w:t>Bằng</w:t>
+      </w:r>
+      <w:proofErr w:type="spellEnd"/>
+      <w:r>
+        <w:rPr>
+          <w:rFonts w:eastAsia="Times New Roman"/>
+          <w:i/>
+        </w:rPr>
+        <w:t xml:space="preserve"> </w:t>
+      </w:r>
+      <w:proofErr w:type="spellStart"/>
+      <w:r>
+        <w:rPr>
+          <w:rFonts w:eastAsia="Times New Roman"/>
+          <w:i/>
+        </w:rPr>
+        <w:t>chữ</w:t>
+      </w:r>
+      <w:proofErr w:type="spellEnd"/>
+      <w:r>
+        <w:rPr>
+          <w:rFonts w:eastAsia="Times New Roman"/>
+          <w:i/>
+        </w:rPr>
+        <w:t xml:space="preserve">: </w:t>
+      </w:r>
+      <w:proofErr w:type="spellStart"/>
+      <w:r>
+        <w:rPr>
+          <w:rFonts w:eastAsia="Times New Roman"/>
+          <w:i/>
+        </w:rPr>
+        <w:t>Một</w:t>
+      </w:r>
+      <w:proofErr w:type="spellEnd"/>
+      <w:r>
+        <w:rPr>
+          <w:rFonts w:eastAsia="Times New Roman"/>
+          <w:i/>
+        </w:rPr>
+        <w:t xml:space="preserve"> </w:t>
+      </w:r>
+      <w:proofErr w:type="spellStart"/>
+      <w:r>
+        <w:rPr>
+          <w:rFonts w:eastAsia="Times New Roman"/>
+          <w:i/>
+        </w:rPr>
+        <w:t>tỷ</w:t>
+      </w:r>
+      <w:proofErr w:type="spellEnd"/>
+      <w:r>
+        <w:rPr>
+          <w:rFonts w:eastAsia="Times New Roman"/>
+          <w:i/>
+        </w:rPr>
+        <w:t xml:space="preserve"> </w:t>
+      </w:r>
+      <w:proofErr w:type="spellStart"/>
+      <w:r>
+        <w:rPr>
+          <w:rFonts w:eastAsia="Times New Roman"/>
+          <w:i/>
+        </w:rPr>
+        <w:t>đồng</w:t>
+      </w:r>
+      <w:proofErr w:type="spellEnd"/>
     </w:p>
     <w:p>
       <w:pPr>
-        <w:spacing w:after="240"/>
-        <w:jc w:val="center"/>
+        <w:keepNext/>
+        <w:spacing w:after="40" w:line="240" w:lineRule="auto"/>
       </w:pPr>
       <w:r>
         <w:rPr>
+          <w:rFonts w:eastAsia="Times New Roman"/>
           <w:b/>
         </w:rPr>
-        <w:t>Mã số doanh nghiệp: 3703175136</w:t>
-      </w:r>
-      <w:r>
-        <w:rPr>
+        <w:t xml:space="preserve">4. Thông tin </w:t>
+      </w:r>
+      <w:proofErr w:type="spellStart"/>
+      <w:r>
+        <w:rPr>
+          <w:rFonts w:eastAsia="Times New Roman"/>
           <w:b/>
         </w:rPr>
-        <w:br/>
-      </w:r>
-      <w:r>
-        <w:rPr>
-          <w:i/>
-          <w:sz w:val="22"/>
-        </w:rPr>
-        <w:t>Đăng ký lần đầu: ngày 06 tháng 12 năm 2023</w:t>
-      </w:r>
-      <w:r>
-        <w:rPr>
-          <w:i/>
-          <w:sz w:val="22"/>
-        </w:rPr>
-        <w:br/>
-        <w:t>Đăng ký thay đổi lần thứ: 3, ngày 20 tháng 05 năm 2025</w:t>
-      </w:r>
+        <w:t>về</w:t>
+      </w:r>
+      <w:proofErr w:type="spellEnd"/>
+      <w:r>
+        <w:rPr>
+          <w:rFonts w:eastAsia="Times New Roman"/>
+          <w:b/>
+        </w:rPr>
+        <w:t xml:space="preserve"> </w:t>
+      </w:r>
+      <w:proofErr w:type="spellStart"/>
+      <w:r>
+        <w:rPr>
+          <w:rFonts w:eastAsia="Times New Roman"/>
+          <w:b/>
+        </w:rPr>
+        <w:t>chủ</w:t>
+      </w:r>
+      <w:proofErr w:type="spellEnd"/>
+      <w:r>
+        <w:rPr>
+          <w:rFonts w:eastAsia="Times New Roman"/>
+          <w:b/>
+        </w:rPr>
+        <w:t xml:space="preserve"> </w:t>
+      </w:r>
+      <w:proofErr w:type="spellStart"/>
+      <w:r>
+        <w:rPr>
+          <w:rFonts w:eastAsia="Times New Roman"/>
+          <w:b/>
+        </w:rPr>
+        <w:t>sở</w:t>
+      </w:r>
+      <w:proofErr w:type="spellEnd"/>
+      <w:r>
+        <w:rPr>
+          <w:rFonts w:eastAsia="Times New Roman"/>
+          <w:b/>
+        </w:rPr>
+        <w:t xml:space="preserve"> </w:t>
+      </w:r>
+      <w:proofErr w:type="spellStart"/>
+      <w:r>
+        <w:rPr>
+          <w:rFonts w:eastAsia="Times New Roman"/>
+          <w:b/>
+        </w:rPr>
+        <w:t>hữu</w:t>
+      </w:r>
+      <w:proofErr w:type="spellEnd"/>
     </w:p>
     <w:p>
       <w:pPr>
-        <w:spacing w:before="160" w:after="80"/>
+        <w:spacing w:after="40" w:line="240" w:lineRule="auto"/>
       </w:pPr>
-      <w:r>
-        <w:rPr>
-          <w:b/>
-        </w:rPr>
-        <w:t>1. Tên công ty</w:t>
+      <w:proofErr w:type="spellStart"/>
+      <w:r>
+        <w:rPr>
+          <w:rFonts w:eastAsia="Times New Roman"/>
+        </w:rPr>
+        <w:t>Họ</w:t>
+      </w:r>
+      <w:proofErr w:type="spellEnd"/>
+      <w:r>
+        <w:rPr>
+          <w:rFonts w:eastAsia="Times New Roman"/>
+        </w:rPr>
+        <w:t xml:space="preserve">, </w:t>
+      </w:r>
+      <w:proofErr w:type="spellStart"/>
+      <w:r>
+        <w:rPr>
+          <w:rFonts w:eastAsia="Times New Roman"/>
+        </w:rPr>
+        <w:t>chữ</w:t>
+      </w:r>
+      <w:proofErr w:type="spellEnd"/>
+      <w:r>
+        <w:rPr>
+          <w:rFonts w:eastAsia="Times New Roman"/>
+        </w:rPr>
+        <w:t xml:space="preserve"> </w:t>
+      </w:r>
+      <w:proofErr w:type="spellStart"/>
+      <w:r>
+        <w:rPr>
+          <w:rFonts w:eastAsia="Times New Roman"/>
+        </w:rPr>
+        <w:t>đệm</w:t>
+      </w:r>
+      <w:proofErr w:type="spellEnd"/>
+      <w:r>
+        <w:rPr>
+          <w:rFonts w:eastAsia="Times New Roman"/>
+        </w:rPr>
+        <w:t xml:space="preserve"> </w:t>
+      </w:r>
+      <w:proofErr w:type="spellStart"/>
+      <w:r>
+        <w:rPr>
+          <w:rFonts w:eastAsia="Times New Roman"/>
+        </w:rPr>
+        <w:t>và</w:t>
+      </w:r>
+      <w:proofErr w:type="spellEnd"/>
+      <w:r>
+        <w:rPr>
+          <w:rFonts w:eastAsia="Times New Roman"/>
+        </w:rPr>
+        <w:t xml:space="preserve"> </w:t>
+      </w:r>
+      <w:proofErr w:type="spellStart"/>
+      <w:r>
+        <w:rPr>
+          <w:rFonts w:eastAsia="Times New Roman"/>
+        </w:rPr>
+        <w:t>tên</w:t>
+      </w:r>
+      <w:proofErr w:type="spellEnd"/>
+      <w:r>
+        <w:rPr>
+          <w:rFonts w:eastAsia="Times New Roman"/>
+        </w:rPr>
+        <w:t xml:space="preserve">: LƯƠNG NHIỀU PAI PHU                 </w:t>
+      </w:r>
+      <w:proofErr w:type="spellStart"/>
+      <w:r>
+        <w:rPr>
+          <w:rFonts w:eastAsia="Times New Roman"/>
+        </w:rPr>
+        <w:t>Giới</w:t>
+      </w:r>
+      <w:proofErr w:type="spellEnd"/>
+      <w:r>
+        <w:rPr>
+          <w:rFonts w:eastAsia="Times New Roman"/>
+        </w:rPr>
+        <w:t xml:space="preserve"> </w:t>
+      </w:r>
+      <w:proofErr w:type="spellStart"/>
+      <w:r>
+        <w:rPr>
+          <w:rFonts w:eastAsia="Times New Roman"/>
+        </w:rPr>
+        <w:t>tính</w:t>
+      </w:r>
+      <w:proofErr w:type="spellEnd"/>
+      <w:r>
+        <w:rPr>
+          <w:rFonts w:eastAsia="Times New Roman"/>
+        </w:rPr>
+        <w:t xml:space="preserve">: </w:t>
+      </w:r>
+      <w:r>
+        <w:rPr>
+          <w:rFonts w:eastAsia="Times New Roman"/>
+          <w:i/>
+        </w:rPr>
+        <w:t>Nam</w:t>
       </w:r>
     </w:p>
     <w:p>
       <w:pPr>
-        <w:spacing w:after="60"/>
+        <w:spacing w:after="80" w:line="240" w:lineRule="auto"/>
       </w:pPr>
-      <w:r>
-        <w:rPr>
-          <w:sz w:val="23"/>
-        </w:rPr>
-        <w:t>Tên công ty viết bằng tiếng Việt: CÔNG TY TNHH TM DV HAPPY HAPPY</w:t>
+      <w:proofErr w:type="spellStart"/>
+      <w:r>
+        <w:rPr>
+          <w:rFonts w:eastAsia="Times New Roman"/>
+        </w:rPr>
+        <w:t>Ngày</w:t>
+      </w:r>
+      <w:proofErr w:type="spellEnd"/>
+      <w:r>
+        <w:rPr>
+          <w:rFonts w:eastAsia="Times New Roman"/>
+        </w:rPr>
+        <w:t xml:space="preserve">, </w:t>
+      </w:r>
+      <w:proofErr w:type="spellStart"/>
+      <w:r>
+        <w:rPr>
+          <w:rFonts w:eastAsia="Times New Roman"/>
+        </w:rPr>
+        <w:t>tháng</w:t>
+      </w:r>
+      <w:proofErr w:type="spellEnd"/>
+      <w:r>
+        <w:rPr>
+          <w:rFonts w:eastAsia="Times New Roman"/>
+        </w:rPr>
+        <w:t xml:space="preserve">, </w:t>
+      </w:r>
+      <w:proofErr w:type="spellStart"/>
+      <w:r>
+        <w:rPr>
+          <w:rFonts w:eastAsia="Times New Roman"/>
+        </w:rPr>
+        <w:t>năm</w:t>
+      </w:r>
+      <w:proofErr w:type="spellEnd"/>
+      <w:r>
+        <w:rPr>
+          <w:rFonts w:eastAsia="Times New Roman"/>
+        </w:rPr>
+        <w:t xml:space="preserve"> </w:t>
+      </w:r>
+      <w:proofErr w:type="spellStart"/>
+      <w:r>
+        <w:rPr>
+          <w:rFonts w:eastAsia="Times New Roman"/>
+        </w:rPr>
+        <w:t>sinh</w:t>
+      </w:r>
+      <w:proofErr w:type="spellEnd"/>
+      <w:r>
+        <w:rPr>
+          <w:rFonts w:eastAsia="Times New Roman"/>
+        </w:rPr>
+        <w:t xml:space="preserve">: </w:t>
+      </w:r>
+      <w:r>
+        <w:rPr>
+          <w:rFonts w:eastAsia="Times New Roman"/>
+          <w:i/>
+        </w:rPr>
+        <w:t>13/04/1994</w:t>
+      </w:r>
+      <w:r>
+        <w:rPr>
+          <w:rFonts w:eastAsia="Times New Roman"/>
+        </w:rPr>
+        <w:t xml:space="preserve">          Quốc </w:t>
+      </w:r>
+      <w:proofErr w:type="spellStart"/>
+      <w:r>
+        <w:rPr>
+          <w:rFonts w:eastAsia="Times New Roman"/>
+        </w:rPr>
+        <w:t>tịch</w:t>
+      </w:r>
+      <w:proofErr w:type="spellEnd"/>
+      <w:r>
+        <w:rPr>
+          <w:rFonts w:eastAsia="Times New Roman"/>
+        </w:rPr>
+        <w:t xml:space="preserve">: </w:t>
+      </w:r>
+      <w:r>
+        <w:rPr>
+          <w:rFonts w:eastAsia="Times New Roman"/>
+          <w:i/>
+        </w:rPr>
+        <w:t>Việt Nam</w:t>
       </w:r>
     </w:p>
     <w:p>
       <w:pPr>
-        <w:spacing w:after="60"/>
+        <w:spacing w:after="80" w:line="240" w:lineRule="auto"/>
       </w:pPr>
-      <w:r>
-        <w:rPr>
-          <w:sz w:val="23"/>
-        </w:rPr>
-        <w:t xml:space="preserve">Tên công ty viết bằng tiếng nước ngoài: </w:t>
+      <w:proofErr w:type="spellStart"/>
+      <w:r>
+        <w:rPr>
+          <w:rFonts w:eastAsia="Times New Roman"/>
+        </w:rPr>
+        <w:t>Số</w:t>
+      </w:r>
+      <w:proofErr w:type="spellEnd"/>
+      <w:r>
+        <w:rPr>
+          <w:rFonts w:eastAsia="Times New Roman"/>
+        </w:rPr>
+        <w:t xml:space="preserve"> </w:t>
+      </w:r>
+      <w:proofErr w:type="spellStart"/>
+      <w:r>
+        <w:rPr>
+          <w:rFonts w:eastAsia="Times New Roman"/>
+        </w:rPr>
+        <w:t>định</w:t>
+      </w:r>
+      <w:proofErr w:type="spellEnd"/>
+      <w:r>
+        <w:rPr>
+          <w:rFonts w:eastAsia="Times New Roman"/>
+        </w:rPr>
+        <w:t xml:space="preserve"> </w:t>
+      </w:r>
+      <w:proofErr w:type="spellStart"/>
+      <w:r>
+        <w:rPr>
+          <w:rFonts w:eastAsia="Times New Roman"/>
+        </w:rPr>
+        <w:t>danh</w:t>
+      </w:r>
+      <w:proofErr w:type="spellEnd"/>
+      <w:r>
+        <w:rPr>
+          <w:rFonts w:eastAsia="Times New Roman"/>
+        </w:rPr>
+        <w:t xml:space="preserve"> </w:t>
+      </w:r>
+      <w:proofErr w:type="spellStart"/>
+      <w:r>
+        <w:rPr>
+          <w:rFonts w:eastAsia="Times New Roman"/>
+        </w:rPr>
+        <w:t>cá</w:t>
+      </w:r>
+      <w:proofErr w:type="spellEnd"/>
+      <w:r>
+        <w:rPr>
+          <w:rFonts w:eastAsia="Times New Roman"/>
+        </w:rPr>
+        <w:t xml:space="preserve"> </w:t>
+      </w:r>
+      <w:proofErr w:type="spellStart"/>
+      <w:r>
+        <w:rPr>
+          <w:rFonts w:eastAsia="Times New Roman"/>
+        </w:rPr>
+        <w:t>nhân</w:t>
+      </w:r>
+      <w:proofErr w:type="spellEnd"/>
+      <w:r>
+        <w:rPr>
+          <w:rFonts w:eastAsia="Times New Roman"/>
+        </w:rPr>
+        <w:t>: 074094004807</w:t>
       </w:r>
     </w:p>
     <w:p>
       <w:pPr>
-        <w:spacing w:after="60"/>
+        <w:spacing w:after="140" w:line="240" w:lineRule="auto"/>
       </w:pPr>
-      <w:r>
-        <w:rPr>
-          <w:sz w:val="23"/>
-        </w:rPr>
-        <w:t xml:space="preserve">Tên công ty viết tắt: </w:t>
+      <w:proofErr w:type="spellStart"/>
+      <w:r>
+        <w:rPr>
+          <w:rFonts w:eastAsia="Times New Roman"/>
+        </w:rPr>
+        <w:t>Địa</w:t>
+      </w:r>
+      <w:proofErr w:type="spellEnd"/>
+      <w:r>
+        <w:rPr>
+          <w:rFonts w:eastAsia="Times New Roman"/>
+        </w:rPr>
+        <w:t xml:space="preserve"> </w:t>
+      </w:r>
+      <w:proofErr w:type="spellStart"/>
+      <w:r>
+        <w:rPr>
+          <w:rFonts w:eastAsia="Times New Roman"/>
+        </w:rPr>
+        <w:t>chỉ</w:t>
+      </w:r>
+      <w:proofErr w:type="spellEnd"/>
+      <w:r>
+        <w:rPr>
+          <w:rFonts w:eastAsia="Times New Roman"/>
+        </w:rPr>
+        <w:t xml:space="preserve"> </w:t>
+      </w:r>
+      <w:proofErr w:type="spellStart"/>
+      <w:r>
+        <w:rPr>
+          <w:rFonts w:eastAsia="Times New Roman"/>
+        </w:rPr>
+        <w:t>liên</w:t>
+      </w:r>
+      <w:proofErr w:type="spellEnd"/>
+      <w:r>
+        <w:rPr>
+          <w:rFonts w:eastAsia="Times New Roman"/>
+        </w:rPr>
+        <w:t xml:space="preserve"> </w:t>
+      </w:r>
+      <w:proofErr w:type="spellStart"/>
+      <w:r>
+        <w:rPr>
+          <w:rFonts w:eastAsia="Times New Roman"/>
+        </w:rPr>
+        <w:t>lạc</w:t>
+      </w:r>
+      <w:proofErr w:type="spellEnd"/>
+      <w:r>
+        <w:rPr>
+          <w:rFonts w:eastAsia="Times New Roman"/>
+        </w:rPr>
+        <w:t xml:space="preserve">: </w:t>
+      </w:r>
+      <w:proofErr w:type="spellStart"/>
+      <w:r>
+        <w:rPr>
+          <w:rFonts w:eastAsia="Times New Roman"/>
+          <w:i/>
+        </w:rPr>
+        <w:t>Ấp</w:t>
+      </w:r>
+      <w:proofErr w:type="spellEnd"/>
+      <w:r>
+        <w:rPr>
+          <w:rFonts w:eastAsia="Times New Roman"/>
+          <w:i/>
+        </w:rPr>
+        <w:t xml:space="preserve"> Tân Đức, </w:t>
+      </w:r>
+      <w:proofErr w:type="spellStart"/>
+      <w:r>
+        <w:rPr>
+          <w:rFonts w:eastAsia="Times New Roman"/>
+          <w:i/>
+        </w:rPr>
+        <w:t>Xã</w:t>
+      </w:r>
+      <w:proofErr w:type="spellEnd"/>
+      <w:r>
+        <w:rPr>
+          <w:rFonts w:eastAsia="Times New Roman"/>
+          <w:i/>
+        </w:rPr>
+        <w:t xml:space="preserve"> Minh Thạnh, Thành </w:t>
+      </w:r>
+      <w:proofErr w:type="spellStart"/>
+      <w:r>
+        <w:rPr>
+          <w:rFonts w:eastAsia="Times New Roman"/>
+          <w:i/>
+        </w:rPr>
+        <w:t>phố</w:t>
+      </w:r>
+      <w:proofErr w:type="spellEnd"/>
+      <w:r>
+        <w:rPr>
+          <w:rFonts w:eastAsia="Times New Roman"/>
+          <w:i/>
+        </w:rPr>
+        <w:t xml:space="preserve"> </w:t>
+      </w:r>
+      <w:proofErr w:type="spellStart"/>
+      <w:r>
+        <w:rPr>
+          <w:rFonts w:eastAsia="Times New Roman"/>
+          <w:i/>
+        </w:rPr>
+        <w:t>Hồ</w:t>
+      </w:r>
+      <w:proofErr w:type="spellEnd"/>
+      <w:r>
+        <w:rPr>
+          <w:rFonts w:eastAsia="Times New Roman"/>
+          <w:i/>
+        </w:rPr>
+        <w:t xml:space="preserve"> Chí Minh, Việt Nam</w:t>
       </w:r>
     </w:p>
     <w:p>
       <w:pPr>
-        <w:spacing w:before="160" w:after="80"/>
+        <w:keepNext/>
+        <w:spacing w:after="0" w:line="240" w:lineRule="auto"/>
       </w:pPr>
       <w:r>
         <w:rPr>
+          <w:rFonts w:eastAsia="Times New Roman"/>
           <w:b/>
         </w:rPr>
-        <w:t>2. Địa chỉ trụ sở chính</w:t>
+        <w:t xml:space="preserve">5. </w:t>
+      </w:r>
+      <w:proofErr w:type="spellStart"/>
+      <w:r>
+        <w:rPr>
+          <w:rFonts w:eastAsia="Times New Roman"/>
+          <w:b/>
+        </w:rPr>
+        <w:t>Người</w:t>
+      </w:r>
+      <w:proofErr w:type="spellEnd"/>
+      <w:r>
+        <w:rPr>
+          <w:rFonts w:eastAsia="Times New Roman"/>
+          <w:b/>
+        </w:rPr>
+        <w:t xml:space="preserve"> </w:t>
+      </w:r>
+      <w:proofErr w:type="spellStart"/>
+      <w:r>
+        <w:rPr>
+          <w:rFonts w:eastAsia="Times New Roman"/>
+          <w:b/>
+        </w:rPr>
+        <w:t>đại</w:t>
+      </w:r>
+      <w:proofErr w:type="spellEnd"/>
+      <w:r>
+        <w:rPr>
+          <w:rFonts w:eastAsia="Times New Roman"/>
+          <w:b/>
+        </w:rPr>
+        <w:t xml:space="preserve"> </w:t>
+      </w:r>
+      <w:proofErr w:type="spellStart"/>
+      <w:r>
+        <w:rPr>
+          <w:rFonts w:eastAsia="Times New Roman"/>
+          <w:b/>
+        </w:rPr>
+        <w:t>diện</w:t>
+      </w:r>
+      <w:proofErr w:type="spellEnd"/>
+      <w:r>
+        <w:rPr>
+          <w:rFonts w:eastAsia="Times New Roman"/>
+          <w:b/>
+        </w:rPr>
+        <w:t xml:space="preserve"> </w:t>
+      </w:r>
+      <w:proofErr w:type="spellStart"/>
+      <w:r>
+        <w:rPr>
+          <w:rFonts w:eastAsia="Times New Roman"/>
+          <w:b/>
+        </w:rPr>
+        <w:t>theo</w:t>
+      </w:r>
+      <w:proofErr w:type="spellEnd"/>
+      <w:r>
+        <w:rPr>
+          <w:rFonts w:eastAsia="Times New Roman"/>
+          <w:b/>
+        </w:rPr>
+        <w:t xml:space="preserve"> </w:t>
+      </w:r>
+      <w:proofErr w:type="spellStart"/>
+      <w:r>
+        <w:rPr>
+          <w:rFonts w:eastAsia="Times New Roman"/>
+          <w:b/>
+        </w:rPr>
+        <w:t>pháp</w:t>
+      </w:r>
+      <w:proofErr w:type="spellEnd"/>
+      <w:r>
+        <w:rPr>
+          <w:rFonts w:eastAsia="Times New Roman"/>
+          <w:b/>
+        </w:rPr>
+        <w:t xml:space="preserve"> </w:t>
+      </w:r>
+      <w:proofErr w:type="spellStart"/>
+      <w:r>
+        <w:rPr>
+          <w:rFonts w:eastAsia="Times New Roman"/>
+          <w:b/>
+        </w:rPr>
+        <w:t>luật</w:t>
+      </w:r>
+      <w:proofErr w:type="spellEnd"/>
+      <w:r>
+        <w:rPr>
+          <w:rFonts w:eastAsia="Times New Roman"/>
+          <w:b/>
+        </w:rPr>
+        <w:t xml:space="preserve"> </w:t>
+      </w:r>
+      <w:proofErr w:type="spellStart"/>
+      <w:r>
+        <w:rPr>
+          <w:rFonts w:eastAsia="Times New Roman"/>
+          <w:b/>
+        </w:rPr>
+        <w:t>của</w:t>
+      </w:r>
+      <w:proofErr w:type="spellEnd"/>
+      <w:r>
+        <w:rPr>
+          <w:rFonts w:eastAsia="Times New Roman"/>
+          <w:b/>
+        </w:rPr>
+        <w:t xml:space="preserve"> </w:t>
+      </w:r>
+      <w:proofErr w:type="spellStart"/>
+      <w:r>
+        <w:rPr>
+          <w:rFonts w:eastAsia="Times New Roman"/>
+          <w:b/>
+        </w:rPr>
+        <w:t>công</w:t>
+      </w:r>
+      <w:proofErr w:type="spellEnd"/>
+      <w:r>
+        <w:rPr>
+          <w:rFonts w:eastAsia="Times New Roman"/>
+          <w:b/>
+        </w:rPr>
+        <w:t xml:space="preserve"> ty</w:t>
+      </w:r>
+    </w:p>
+    <w:p>
+      <w:r>
+        <w:br w:type="page"/>
       </w:r>
     </w:p>
     <w:p>
       <w:pPr>
-        <w:spacing w:after="60"/>
+        <w:spacing w:after="100" w:line="240" w:lineRule="auto"/>
       </w:pPr>
       <w:r>
         <w:rPr>
-          <w:sz w:val="23"/>
-        </w:rPr>
-        <w:t xml:space="preserve">Địa chỉ: </w:t>
+          <w:rFonts w:eastAsia="Times New Roman"/>
+          <w:b/>
+          <w:sz w:val="26"/>
+        </w:rPr>
+        <w:lastRenderedPageBreak/>
+        <w:t xml:space="preserve">*  </w:t>
       </w:r>
       <w:proofErr w:type="spellStart"/>
       <w:r>
         <w:rPr>
+          <w:rFonts w:eastAsia="Times New Roman"/>
+        </w:rPr>
+        <w:t>Họ</w:t>
+      </w:r>
+      <w:proofErr w:type="spellEnd"/>
+      <w:r>
+        <w:rPr>
+          <w:rFonts w:eastAsia="Times New Roman"/>
+        </w:rPr>
+        <w:t xml:space="preserve">, </w:t>
+      </w:r>
+      <w:proofErr w:type="spellStart"/>
+      <w:r>
+        <w:rPr>
+          <w:rFonts w:eastAsia="Times New Roman"/>
+        </w:rPr>
+        <w:t>chữ</w:t>
+      </w:r>
+      <w:proofErr w:type="spellEnd"/>
+      <w:r>
+        <w:rPr>
+          <w:rFonts w:eastAsia="Times New Roman"/>
+        </w:rPr>
+        <w:t xml:space="preserve"> </w:t>
+      </w:r>
+      <w:proofErr w:type="spellStart"/>
+      <w:r>
+        <w:rPr>
+          <w:rFonts w:eastAsia="Times New Roman"/>
+        </w:rPr>
+        <w:t>đệm</w:t>
+      </w:r>
+      <w:proofErr w:type="spellEnd"/>
+      <w:r>
+        <w:rPr>
+          <w:rFonts w:eastAsia="Times New Roman"/>
+        </w:rPr>
+        <w:t xml:space="preserve"> </w:t>
+      </w:r>
+      <w:proofErr w:type="spellStart"/>
+      <w:r>
+        <w:rPr>
+          <w:rFonts w:eastAsia="Times New Roman"/>
+        </w:rPr>
+        <w:t>và</w:t>
+      </w:r>
+      <w:proofErr w:type="spellEnd"/>
+      <w:r>
+        <w:rPr>
+          <w:rFonts w:eastAsia="Times New Roman"/>
+        </w:rPr>
+        <w:t xml:space="preserve"> </w:t>
+      </w:r>
+      <w:proofErr w:type="spellStart"/>
+      <w:r>
+        <w:rPr>
+          <w:rFonts w:eastAsia="Times New Roman"/>
+        </w:rPr>
+        <w:t>tên</w:t>
+      </w:r>
+      <w:proofErr w:type="spellEnd"/>
+      <w:r>
+        <w:rPr>
+          <w:rFonts w:eastAsia="Times New Roman"/>
+        </w:rPr>
+        <w:t xml:space="preserve">: LƯƠNG NHIỀU PAI PHU                 </w:t>
+      </w:r>
+      <w:proofErr w:type="spellStart"/>
+      <w:r>
+        <w:rPr>
+          <w:rFonts w:eastAsia="Times New Roman"/>
+        </w:rPr>
+        <w:t>Giới</w:t>
+      </w:r>
+      <w:proofErr w:type="spellEnd"/>
+      <w:r>
+        <w:rPr>
+          <w:rFonts w:eastAsia="Times New Roman"/>
+        </w:rPr>
+        <w:t xml:space="preserve"> </w:t>
+      </w:r>
+      <w:proofErr w:type="spellStart"/>
+      <w:r>
+        <w:rPr>
+          <w:rFonts w:eastAsia="Times New Roman"/>
+        </w:rPr>
+        <w:t>tính</w:t>
+      </w:r>
+      <w:proofErr w:type="spellEnd"/>
+      <w:r>
+        <w:rPr>
+          <w:rFonts w:eastAsia="Times New Roman"/>
+        </w:rPr>
+        <w:t xml:space="preserve">: </w:t>
+      </w:r>
+      <w:r>
+        <w:rPr>
+          <w:rFonts w:eastAsia="Times New Roman"/>
           <w:i/>
-          <w:sz w:val="23"/>
-        </w:rPr>
-        <w:t>Số</w:t>
-      </w:r>
-      <w:proofErr w:type="spellEnd"/>
-      <w:r>
-        <w:rPr>
-          <w:i/>
-          <w:sz w:val="23"/>
-        </w:rPr>
-        <w:t xml:space="preserve"> 16, </w:t>
-      </w:r>
-      <w:proofErr w:type="spellStart"/>
-      <w:r>
-        <w:rPr>
-          <w:i/>
-          <w:sz w:val="23"/>
-        </w:rPr>
-        <w:t>Đường</w:t>
-      </w:r>
-      <w:proofErr w:type="spellEnd"/>
-      <w:r>
-        <w:rPr>
-          <w:i/>
-          <w:sz w:val="23"/>
-        </w:rPr>
-        <w:t xml:space="preserve"> Nguyễn Văn </w:t>
-      </w:r>
-      <w:proofErr w:type="spellStart"/>
-      <w:r>
-        <w:rPr>
-          <w:i/>
-          <w:sz w:val="23"/>
-        </w:rPr>
-        <w:t>Thành,Khu</w:t>
-      </w:r>
-      <w:proofErr w:type="spellEnd"/>
-      <w:r>
-        <w:rPr>
-          <w:i/>
-          <w:sz w:val="23"/>
-        </w:rPr>
-        <w:t xml:space="preserve"> </w:t>
-      </w:r>
-      <w:proofErr w:type="spellStart"/>
-      <w:r>
-        <w:rPr>
-          <w:i/>
-          <w:sz w:val="23"/>
-        </w:rPr>
-        <w:t>Phố</w:t>
-      </w:r>
-      <w:proofErr w:type="spellEnd"/>
-      <w:r>
-        <w:rPr>
-          <w:i/>
-          <w:sz w:val="23"/>
-        </w:rPr>
-        <w:t xml:space="preserve"> 9, </w:t>
-      </w:r>
-      <w:proofErr w:type="spellStart"/>
-      <w:r>
-        <w:rPr>
-          <w:i/>
-          <w:sz w:val="23"/>
-        </w:rPr>
-        <w:t>Phường</w:t>
-      </w:r>
-      <w:proofErr w:type="spellEnd"/>
-      <w:r>
-        <w:rPr>
-          <w:i/>
-          <w:sz w:val="23"/>
-        </w:rPr>
-        <w:t xml:space="preserve"> Chánh </w:t>
-      </w:r>
-      <w:proofErr w:type="spellStart"/>
-      <w:r>
-        <w:rPr>
-          <w:i/>
-          <w:sz w:val="23"/>
-        </w:rPr>
-        <w:t>Phú</w:t>
-      </w:r>
-      <w:proofErr w:type="spellEnd"/>
-      <w:r>
-        <w:rPr>
-          <w:i/>
-          <w:sz w:val="23"/>
-        </w:rPr>
-        <w:t xml:space="preserve"> Hòa, TP </w:t>
-      </w:r>
-      <w:proofErr w:type="spellStart"/>
-      <w:r>
-        <w:rPr>
-          <w:i/>
-          <w:sz w:val="23"/>
-        </w:rPr>
-        <w:t>Hồ</w:t>
-      </w:r>
-      <w:proofErr w:type="spellEnd"/>
-      <w:r>
-        <w:rPr>
-          <w:i/>
-          <w:sz w:val="23"/>
-        </w:rPr>
-        <w:t xml:space="preserve"> Chí Minh, Việt Nam</w:t>
+        </w:rPr>
+        <w:t>Nam</w:t>
       </w:r>
     </w:p>
     <w:p>
       <w:pPr>
-        <w:spacing w:after="60"/>
+        <w:spacing w:after="100" w:line="240" w:lineRule="auto"/>
       </w:pPr>
-      <w:r>
-        <w:rPr>
-          <w:sz w:val="23"/>
-        </w:rPr>
-        <w:t xml:space="preserve">Điện thoại: </w:t>
-      </w:r>
-      <w:r>
-        <w:rPr>
+      <w:proofErr w:type="spellStart"/>
+      <w:r>
+        <w:rPr>
+          <w:rFonts w:eastAsia="Times New Roman"/>
+        </w:rPr>
+        <w:t>Ngày</w:t>
+      </w:r>
+      <w:proofErr w:type="spellEnd"/>
+      <w:r>
+        <w:rPr>
+          <w:rFonts w:eastAsia="Times New Roman"/>
+        </w:rPr>
+        <w:t xml:space="preserve">, </w:t>
+      </w:r>
+      <w:proofErr w:type="spellStart"/>
+      <w:r>
+        <w:rPr>
+          <w:rFonts w:eastAsia="Times New Roman"/>
+        </w:rPr>
+        <w:t>tháng</w:t>
+      </w:r>
+      <w:proofErr w:type="spellEnd"/>
+      <w:r>
+        <w:rPr>
+          <w:rFonts w:eastAsia="Times New Roman"/>
+        </w:rPr>
+        <w:t xml:space="preserve">, </w:t>
+      </w:r>
+      <w:proofErr w:type="spellStart"/>
+      <w:r>
+        <w:rPr>
+          <w:rFonts w:eastAsia="Times New Roman"/>
+        </w:rPr>
+        <w:t>năm</w:t>
+      </w:r>
+      <w:proofErr w:type="spellEnd"/>
+      <w:r>
+        <w:rPr>
+          <w:rFonts w:eastAsia="Times New Roman"/>
+        </w:rPr>
+        <w:t xml:space="preserve"> </w:t>
+      </w:r>
+      <w:proofErr w:type="spellStart"/>
+      <w:r>
+        <w:rPr>
+          <w:rFonts w:eastAsia="Times New Roman"/>
+        </w:rPr>
+        <w:t>sinh</w:t>
+      </w:r>
+      <w:proofErr w:type="spellEnd"/>
+      <w:r>
+        <w:rPr>
+          <w:rFonts w:eastAsia="Times New Roman"/>
+        </w:rPr>
+        <w:t xml:space="preserve">: </w:t>
+      </w:r>
+      <w:r>
+        <w:rPr>
+          <w:rFonts w:eastAsia="Times New Roman"/>
           <w:i/>
-          <w:sz w:val="23"/>
-        </w:rPr>
-        <w:t xml:space="preserve">0569004006          Fax: </w:t>
+        </w:rPr>
+        <w:t>13/04/1994</w:t>
+      </w:r>
+      <w:r>
+        <w:rPr>
+          <w:rFonts w:eastAsia="Times New Roman"/>
+        </w:rPr>
+        <w:t xml:space="preserve">          Quốc </w:t>
+      </w:r>
+      <w:proofErr w:type="spellStart"/>
+      <w:r>
+        <w:rPr>
+          <w:rFonts w:eastAsia="Times New Roman"/>
+        </w:rPr>
+        <w:t>tịch</w:t>
+      </w:r>
+      <w:proofErr w:type="spellEnd"/>
+      <w:r>
+        <w:rPr>
+          <w:rFonts w:eastAsia="Times New Roman"/>
+        </w:rPr>
+        <w:t xml:space="preserve">: </w:t>
+      </w:r>
+      <w:r>
+        <w:rPr>
+          <w:rFonts w:eastAsia="Times New Roman"/>
+          <w:i/>
+        </w:rPr>
+        <w:t>Việt Nam</w:t>
       </w:r>
     </w:p>
     <w:p>
       <w:pPr>
-        <w:spacing w:after="60"/>
+        <w:spacing w:after="100" w:line="240" w:lineRule="auto"/>
       </w:pPr>
-      <w:r>
-        <w:rPr>
-          <w:sz w:val="23"/>
-        </w:rPr>
-        <w:t xml:space="preserve">Email: </w:t>
-      </w:r>
-      <w:r>
-        <w:rPr>
+      <w:proofErr w:type="spellStart"/>
+      <w:r>
+        <w:rPr>
+          <w:rFonts w:eastAsia="Times New Roman"/>
+        </w:rPr>
+        <w:t>Số</w:t>
+      </w:r>
+      <w:proofErr w:type="spellEnd"/>
+      <w:r>
+        <w:rPr>
+          <w:rFonts w:eastAsia="Times New Roman"/>
+        </w:rPr>
+        <w:t xml:space="preserve"> </w:t>
+      </w:r>
+      <w:proofErr w:type="spellStart"/>
+      <w:r>
+        <w:rPr>
+          <w:rFonts w:eastAsia="Times New Roman"/>
+        </w:rPr>
+        <w:t>định</w:t>
+      </w:r>
+      <w:proofErr w:type="spellEnd"/>
+      <w:r>
+        <w:rPr>
+          <w:rFonts w:eastAsia="Times New Roman"/>
+        </w:rPr>
+        <w:t xml:space="preserve"> </w:t>
+      </w:r>
+      <w:proofErr w:type="spellStart"/>
+      <w:r>
+        <w:rPr>
+          <w:rFonts w:eastAsia="Times New Roman"/>
+        </w:rPr>
+        <w:t>danh</w:t>
+      </w:r>
+      <w:proofErr w:type="spellEnd"/>
+      <w:r>
+        <w:rPr>
+          <w:rFonts w:eastAsia="Times New Roman"/>
+        </w:rPr>
+        <w:t xml:space="preserve"> </w:t>
+      </w:r>
+      <w:proofErr w:type="spellStart"/>
+      <w:r>
+        <w:rPr>
+          <w:rFonts w:eastAsia="Times New Roman"/>
+        </w:rPr>
+        <w:t>cá</w:t>
+      </w:r>
+      <w:proofErr w:type="spellEnd"/>
+      <w:r>
+        <w:rPr>
+          <w:rFonts w:eastAsia="Times New Roman"/>
+        </w:rPr>
+        <w:t xml:space="preserve"> </w:t>
+      </w:r>
+      <w:proofErr w:type="spellStart"/>
+      <w:r>
+        <w:rPr>
+          <w:rFonts w:eastAsia="Times New Roman"/>
+        </w:rPr>
+        <w:t>nhân</w:t>
+      </w:r>
+      <w:proofErr w:type="spellEnd"/>
+      <w:r>
+        <w:rPr>
+          <w:rFonts w:eastAsia="Times New Roman"/>
+        </w:rPr>
+        <w:t xml:space="preserve">: </w:t>
+      </w:r>
+      <w:r>
+        <w:rPr>
+          <w:rFonts w:eastAsia="Times New Roman"/>
           <w:i/>
-          <w:sz w:val="23"/>
-        </w:rPr>
-        <w:t xml:space="preserve">          Website: </w:t>
+        </w:rPr>
+        <w:t>074094004807</w:t>
       </w:r>
     </w:p>
     <w:p>
       <w:pPr>
-        <w:spacing w:before="160" w:after="80"/>
+        <w:spacing w:after="100" w:line="240" w:lineRule="auto"/>
       </w:pPr>
-      <w:r>
-        <w:rPr>
-          <w:b/>
-        </w:rPr>
-        <w:t>3. Vốn điều lệ</w:t>
-      </w:r>
+      <w:proofErr w:type="spellStart"/>
+      <w:r>
+        <w:rPr>
+          <w:rFonts w:eastAsia="Times New Roman"/>
+        </w:rPr>
+        <w:t>Chức</w:t>
+      </w:r>
+      <w:proofErr w:type="spellEnd"/>
+      <w:r>
+        <w:rPr>
+          <w:rFonts w:eastAsia="Times New Roman"/>
+        </w:rPr>
+        <w:t xml:space="preserve"> </w:t>
+      </w:r>
+      <w:proofErr w:type="spellStart"/>
+      <w:r>
+        <w:rPr>
+          <w:rFonts w:eastAsia="Times New Roman"/>
+        </w:rPr>
+        <w:t>danh</w:t>
+      </w:r>
+      <w:proofErr w:type="spellEnd"/>
+      <w:r>
+        <w:rPr>
+          <w:rFonts w:eastAsia="Times New Roman"/>
+        </w:rPr>
+        <w:t xml:space="preserve">:    </w:t>
+      </w:r>
+      <w:proofErr w:type="spellStart"/>
+      <w:r>
+        <w:rPr>
+          <w:rFonts w:eastAsia="Times New Roman"/>
+        </w:rPr>
+        <w:t>Chủ</w:t>
+      </w:r>
+      <w:proofErr w:type="spellEnd"/>
+      <w:r>
+        <w:rPr>
+          <w:rFonts w:eastAsia="Times New Roman"/>
+        </w:rPr>
+        <w:t xml:space="preserve"> </w:t>
+      </w:r>
+      <w:proofErr w:type="spellStart"/>
+      <w:r>
+        <w:rPr>
+          <w:rFonts w:eastAsia="Times New Roman"/>
+        </w:rPr>
+        <w:t>tịch</w:t>
+      </w:r>
+      <w:proofErr w:type="spellEnd"/>
+      <w:r>
+        <w:rPr>
+          <w:rFonts w:eastAsia="Times New Roman"/>
+        </w:rPr>
+        <w:t xml:space="preserve"> </w:t>
+      </w:r>
+      <w:proofErr w:type="spellStart"/>
+      <w:r>
+        <w:rPr>
+          <w:rFonts w:eastAsia="Times New Roman"/>
+        </w:rPr>
+        <w:t>công</w:t>
+      </w:r>
+      <w:proofErr w:type="spellEnd"/>
+      <w:r>
+        <w:rPr>
+          <w:rFonts w:eastAsia="Times New Roman"/>
+        </w:rPr>
+        <w:t xml:space="preserve"> ty </w:t>
+      </w:r>
+      <w:proofErr w:type="spellStart"/>
+      <w:r>
+        <w:rPr>
+          <w:rFonts w:eastAsia="Times New Roman"/>
+        </w:rPr>
+        <w:t>kiêm</w:t>
+      </w:r>
+      <w:proofErr w:type="spellEnd"/>
+      <w:r>
+        <w:rPr>
+          <w:rFonts w:eastAsia="Times New Roman"/>
+        </w:rPr>
+        <w:t xml:space="preserve"> </w:t>
+      </w:r>
+      <w:proofErr w:type="spellStart"/>
+      <w:r>
+        <w:rPr>
+          <w:rFonts w:eastAsia="Times New Roman"/>
+        </w:rPr>
+        <w:t>giám</w:t>
+      </w:r>
+      <w:proofErr w:type="spellEnd"/>
+      <w:r>
+        <w:rPr>
+          <w:rFonts w:eastAsia="Times New Roman"/>
+        </w:rPr>
+        <w:t xml:space="preserve"> </w:t>
+      </w:r>
+      <w:proofErr w:type="spellStart"/>
+      <w:r>
+        <w:rPr>
+          <w:rFonts w:eastAsia="Times New Roman"/>
+        </w:rPr>
+        <w:t>đốc</w:t>
+      </w:r>
+      <w:proofErr w:type="spellEnd"/>
     </w:p>
     <w:p>
       <w:pPr>
-        <w:spacing w:after="60"/>
+        <w:spacing w:after="280" w:line="240" w:lineRule="auto"/>
       </w:pPr>
-      <w:r>
-        <w:rPr>
-          <w:sz w:val="23"/>
-        </w:rPr>
-        <w:t>Vốn điều lệ : 1.000.000.000 đồng.</w:t>
+      <w:proofErr w:type="spellStart"/>
+      <w:r>
+        <w:rPr>
+          <w:rFonts w:eastAsia="Times New Roman"/>
+        </w:rPr>
+        <w:t>Địa</w:t>
+      </w:r>
+      <w:proofErr w:type="spellEnd"/>
+      <w:r>
+        <w:rPr>
+          <w:rFonts w:eastAsia="Times New Roman"/>
+        </w:rPr>
+        <w:t xml:space="preserve"> </w:t>
+      </w:r>
+      <w:proofErr w:type="spellStart"/>
+      <w:r>
+        <w:rPr>
+          <w:rFonts w:eastAsia="Times New Roman"/>
+        </w:rPr>
+        <w:t>chỉ</w:t>
+      </w:r>
+      <w:proofErr w:type="spellEnd"/>
+      <w:r>
+        <w:rPr>
+          <w:rFonts w:eastAsia="Times New Roman"/>
+        </w:rPr>
+        <w:t xml:space="preserve"> </w:t>
+      </w:r>
+      <w:proofErr w:type="spellStart"/>
+      <w:r>
+        <w:rPr>
+          <w:rFonts w:eastAsia="Times New Roman"/>
+        </w:rPr>
+        <w:t>liên</w:t>
+      </w:r>
+      <w:proofErr w:type="spellEnd"/>
+      <w:r>
+        <w:rPr>
+          <w:rFonts w:eastAsia="Times New Roman"/>
+        </w:rPr>
+        <w:t xml:space="preserve"> </w:t>
+      </w:r>
+      <w:proofErr w:type="spellStart"/>
+      <w:r>
+        <w:rPr>
+          <w:rFonts w:eastAsia="Times New Roman"/>
+        </w:rPr>
+        <w:t>lạc</w:t>
+      </w:r>
+      <w:proofErr w:type="spellEnd"/>
+      <w:r>
+        <w:rPr>
+          <w:rFonts w:eastAsia="Times New Roman"/>
+        </w:rPr>
+        <w:t xml:space="preserve">: </w:t>
+      </w:r>
+      <w:proofErr w:type="spellStart"/>
+      <w:r>
+        <w:rPr>
+          <w:rFonts w:eastAsia="Times New Roman"/>
+          <w:i/>
+        </w:rPr>
+        <w:t>Ấp</w:t>
+      </w:r>
+      <w:proofErr w:type="spellEnd"/>
+      <w:r>
+        <w:rPr>
+          <w:rFonts w:eastAsia="Times New Roman"/>
+          <w:i/>
+        </w:rPr>
+        <w:t xml:space="preserve"> Tân Đức, </w:t>
+      </w:r>
+      <w:proofErr w:type="spellStart"/>
+      <w:r>
+        <w:rPr>
+          <w:rFonts w:eastAsia="Times New Roman"/>
+          <w:i/>
+        </w:rPr>
+        <w:t>Xã</w:t>
+      </w:r>
+      <w:proofErr w:type="spellEnd"/>
+      <w:r>
+        <w:rPr>
+          <w:rFonts w:eastAsia="Times New Roman"/>
+          <w:i/>
+        </w:rPr>
+        <w:t xml:space="preserve"> Minh Thạnh, Thành </w:t>
+      </w:r>
+      <w:proofErr w:type="spellStart"/>
+      <w:r>
+        <w:rPr>
+          <w:rFonts w:eastAsia="Times New Roman"/>
+          <w:i/>
+        </w:rPr>
+        <w:t>phố</w:t>
+      </w:r>
+      <w:proofErr w:type="spellEnd"/>
+      <w:r>
+        <w:rPr>
+          <w:rFonts w:eastAsia="Times New Roman"/>
+          <w:i/>
+        </w:rPr>
+        <w:t xml:space="preserve"> </w:t>
+      </w:r>
+      <w:proofErr w:type="spellStart"/>
+      <w:r>
+        <w:rPr>
+          <w:rFonts w:eastAsia="Times New Roman"/>
+          <w:i/>
+        </w:rPr>
+        <w:t>Hồ</w:t>
+      </w:r>
+      <w:proofErr w:type="spellEnd"/>
+      <w:r>
+        <w:rPr>
+          <w:rFonts w:eastAsia="Times New Roman"/>
+          <w:i/>
+        </w:rPr>
+        <w:t xml:space="preserve"> Chí Minh, Việt Nam</w:t>
       </w:r>
     </w:p>
     <w:p>
       <w:pPr>
-        <w:spacing w:after="60"/>
-      </w:pPr>
-      <w:r>
-        <w:rPr>
-          <w:sz w:val="23"/>
-        </w:rPr>
-        <w:t xml:space="preserve">Bằng chữ: </w:t>
-      </w:r>
-      <w:r>
-        <w:rPr>
-          <w:i/>
-          <w:sz w:val="23"/>
-        </w:rPr>
-        <w:t>Một tỷ đồng</w:t>
-      </w:r>
-    </w:p>
-    <w:p>
-      <w:pPr>
-        <w:spacing w:before="160" w:after="80"/>
-      </w:pPr>
-      <w:r>
-        <w:rPr>
-          <w:b/>
-        </w:rPr>
-        <w:t>4. Thông tin về chủ sở hữu</w:t>
-      </w:r>
-    </w:p>
-    <w:p>
-      <w:pPr>
-        <w:spacing w:after="60"/>
-      </w:pPr>
-      <w:r>
-        <w:rPr>
-          <w:sz w:val="23"/>
-        </w:rPr>
-        <w:t xml:space="preserve">Họ và tên:        </w:t>
-      </w:r>
-      <w:r>
-        <w:rPr>
-          <w:b/>
-          <w:sz w:val="23"/>
-        </w:rPr>
-        <w:t>PHAN THỊ BÍCH TUYỀN</w:t>
-      </w:r>
-      <w:r>
-        <w:rPr>
-          <w:sz w:val="23"/>
-        </w:rPr>
-        <w:t xml:space="preserve">                              Giới tính: </w:t>
-      </w:r>
-      <w:r>
-        <w:rPr>
-          <w:i/>
-        </w:rPr>
-        <w:t>Nữ</w:t>
-      </w:r>
-    </w:p>
-    <w:p>
-      <w:pPr>
-        <w:spacing w:after="60"/>
-      </w:pPr>
-      <w:r>
-        <w:rPr>
-          <w:sz w:val="23"/>
-        </w:rPr>
-        <w:t xml:space="preserve">Sinh ngày:        </w:t>
-      </w:r>
-      <w:r>
-        <w:rPr>
-          <w:i/>
-        </w:rPr>
-        <w:t>25/07/1994</w:t>
-      </w:r>
-      <w:r>
-        <w:rPr>
-          <w:sz w:val="23"/>
-        </w:rPr>
-        <w:t xml:space="preserve">        Dân tộc: </w:t>
-      </w:r>
-      <w:r>
-        <w:rPr>
-          <w:i/>
-        </w:rPr>
-        <w:t>Kinh</w:t>
-      </w:r>
-      <w:r>
-        <w:rPr>
-          <w:sz w:val="23"/>
-        </w:rPr>
-        <w:t xml:space="preserve">                Quốc tịch: </w:t>
-      </w:r>
-      <w:r>
-        <w:rPr>
-          <w:i/>
-        </w:rPr>
-        <w:t>Việt Nam</w:t>
-      </w:r>
-    </w:p>
-    <w:p>
-      <w:pPr>
-        <w:spacing w:after="60"/>
-      </w:pPr>
-      <w:r>
-        <w:rPr>
-          <w:sz w:val="23"/>
-        </w:rPr>
-        <w:t xml:space="preserve">Loại giấy tờ pháp lý của cá nhân: </w:t>
-      </w:r>
-      <w:r>
-        <w:rPr>
-          <w:i/>
-          <w:sz w:val="23"/>
-        </w:rPr>
-        <w:t>Thẻ căn cước công dân</w:t>
-      </w:r>
-    </w:p>
-    <w:p>
-      <w:pPr>
-        <w:spacing w:after="60"/>
-      </w:pPr>
-      <w:r>
-        <w:rPr>
-          <w:sz w:val="23"/>
-        </w:rPr>
-        <w:t xml:space="preserve">Số giấy tờ pháp lý của cá nhân: </w:t>
-      </w:r>
-      <w:r>
-        <w:rPr>
-          <w:i/>
-          <w:sz w:val="23"/>
-        </w:rPr>
-        <w:t>089194008481</w:t>
-      </w:r>
-    </w:p>
-    <w:p>
-      <w:pPr>
-        <w:spacing w:after="60"/>
-      </w:pPr>
-      <w:r>
-        <w:rPr>
-          <w:sz w:val="23"/>
-        </w:rPr>
-        <w:t xml:space="preserve">Ngày cấp:         </w:t>
-      </w:r>
-      <w:r>
-        <w:rPr>
-          <w:i/>
-        </w:rPr>
-        <w:t>09/03/2022</w:t>
-      </w:r>
-      <w:r>
-        <w:rPr>
-          <w:sz w:val="23"/>
-        </w:rPr>
-        <w:t xml:space="preserve">        Nơi cấp: </w:t>
-      </w:r>
-      <w:r>
-        <w:rPr>
-          <w:i/>
-        </w:rPr>
-        <w:t>Cục cảnh sát quản lý hành chính về trật tự xã hội</w:t>
-      </w:r>
-    </w:p>
-    <w:p>
-      <w:pPr>
-        <w:spacing w:after="60"/>
-      </w:pPr>
-      <w:r>
-        <w:rPr>
-          <w:sz w:val="23"/>
-        </w:rPr>
-        <w:t xml:space="preserve">Địa chỉ thường trú: </w:t>
-      </w:r>
-      <w:r>
-        <w:rPr>
-          <w:i/>
-          <w:sz w:val="23"/>
-        </w:rPr>
-        <w:t>Số 264,Ấp Long An, Xã Ô Long Vĩ, Huyện Châu Phú, Tỉnh An Giang, Việt Nam</w:t>
-      </w:r>
-    </w:p>
-    <w:p>
-      <w:pPr>
-        <w:spacing w:after="60"/>
-      </w:pPr>
-      <w:r>
-        <w:rPr>
-          <w:sz w:val="23"/>
-        </w:rPr>
-        <w:t xml:space="preserve">Địa chỉ liên lạc: </w:t>
-      </w:r>
-      <w:r>
-        <w:rPr>
-          <w:i/>
-          <w:sz w:val="23"/>
-        </w:rPr>
-        <w:t>Số 16, Đường Nguyễn Văn Thành,Khu Phố 9, Phường Chánh Phú Hòa, Thành Phố Bến Cát, Tỉnh Bình Dương, Việt Nam</w:t>
-      </w:r>
-    </w:p>
-    <w:p>
-      <w:pPr>
-        <w:spacing w:before="160" w:after="80"/>
-      </w:pPr>
-      <w:r>
-        <w:rPr>
-          <w:b/>
-        </w:rPr>
-        <w:t>5. Người đại diện theo pháp luật của công ty</w:t>
-      </w:r>
-    </w:p>
-    <w:p>
-      <w:pPr>
-        <w:spacing w:after="60"/>
-      </w:pPr>
-      <w:r>
-        <w:rPr>
-          <w:sz w:val="23"/>
-        </w:rPr>
-        <w:t xml:space="preserve">* Họ và tên:      </w:t>
-      </w:r>
-      <w:r>
-        <w:rPr>
-          <w:b/>
-          <w:sz w:val="23"/>
-        </w:rPr>
-        <w:t>PHAN THỊ BÍCH TUYỀN</w:t>
-      </w:r>
-      <w:r>
-        <w:rPr>
-          <w:sz w:val="23"/>
-        </w:rPr>
-        <w:t xml:space="preserve">                              Giới tính: </w:t>
-      </w:r>
-      <w:r>
-        <w:rPr>
-          <w:i/>
-        </w:rPr>
-        <w:t>Nữ</w:t>
-      </w:r>
-    </w:p>
-    <w:p>
-      <w:pPr>
-        <w:spacing w:after="60"/>
-      </w:pPr>
-      <w:r>
-        <w:rPr>
-          <w:sz w:val="23"/>
-        </w:rPr>
-        <w:t>Chức danh: Chủ tịch công ty kiêm giám đốc</w:t>
-      </w:r>
-    </w:p>
-    <w:p>
-      <w:pPr>
-        <w:spacing w:after="60"/>
-      </w:pPr>
-      <w:r>
-        <w:rPr>
-          <w:sz w:val="23"/>
-        </w:rPr>
-        <w:lastRenderedPageBreak/>
-        <w:t xml:space="preserve">Sinh ngày:        </w:t>
-      </w:r>
-      <w:r>
-        <w:rPr>
-          <w:i/>
-        </w:rPr>
-        <w:t>25/07/1994</w:t>
-      </w:r>
-      <w:r>
-        <w:rPr>
-          <w:sz w:val="23"/>
-        </w:rPr>
-        <w:t xml:space="preserve">        Dân tộc: </w:t>
-      </w:r>
-      <w:r>
-        <w:rPr>
-          <w:i/>
-        </w:rPr>
-        <w:t>Kinh</w:t>
-      </w:r>
-      <w:r>
-        <w:rPr>
-          <w:sz w:val="23"/>
-        </w:rPr>
-        <w:t xml:space="preserve">                Quốc tịch: </w:t>
-      </w:r>
-      <w:r>
-        <w:rPr>
-          <w:i/>
-        </w:rPr>
-        <w:t>Việt Nam</w:t>
-      </w:r>
-    </w:p>
-    <w:p>
-      <w:pPr>
-        <w:spacing w:after="60"/>
-      </w:pPr>
-      <w:r>
-        <w:rPr>
-          <w:sz w:val="23"/>
-        </w:rPr>
-        <w:t xml:space="preserve">Loại giấy tờ pháp lý của cá nhân: </w:t>
-      </w:r>
-      <w:r>
-        <w:rPr>
-          <w:i/>
-          <w:sz w:val="23"/>
-        </w:rPr>
-        <w:t>Thẻ căn cước công dân</w:t>
-      </w:r>
-    </w:p>
-    <w:p>
-      <w:pPr>
-        <w:spacing w:after="60"/>
-      </w:pPr>
-      <w:r>
-        <w:rPr>
-          <w:sz w:val="23"/>
-        </w:rPr>
-        <w:t xml:space="preserve">Số giấy tờ pháp lý của cá nhân: </w:t>
-      </w:r>
-      <w:r>
-        <w:rPr>
-          <w:i/>
-          <w:sz w:val="23"/>
-        </w:rPr>
-        <w:t>089194008481</w:t>
-      </w:r>
-    </w:p>
-    <w:p>
-      <w:pPr>
-        <w:spacing w:after="60"/>
-      </w:pPr>
-      <w:r>
-        <w:rPr>
-          <w:sz w:val="23"/>
-        </w:rPr>
-        <w:t xml:space="preserve">Ngày cấp:         </w:t>
-      </w:r>
-      <w:r>
-        <w:rPr>
-          <w:i/>
-        </w:rPr>
-        <w:t>09/03/2022</w:t>
-      </w:r>
-      <w:r>
-        <w:rPr>
-          <w:sz w:val="23"/>
-        </w:rPr>
-        <w:t xml:space="preserve">        Nơi cấp: </w:t>
-      </w:r>
-      <w:r>
-        <w:rPr>
-          <w:i/>
-        </w:rPr>
-        <w:t>Cục cảnh sát quản lý hành chính về trật tự xã hội</w:t>
-      </w:r>
-    </w:p>
-    <w:p>
-      <w:pPr>
-        <w:spacing w:after="60"/>
-      </w:pPr>
-      <w:r>
-        <w:rPr>
-          <w:sz w:val="23"/>
-        </w:rPr>
-        <w:t xml:space="preserve">Địa chỉ thường trú: </w:t>
-      </w:r>
-      <w:r>
-        <w:rPr>
-          <w:i/>
-          <w:sz w:val="23"/>
-        </w:rPr>
-        <w:t>Số 264,Ấp Long An, Xã Ô Long Vĩ, Huyện Châu Phú, Tỉnh An Giang, Việt Nam</w:t>
-      </w:r>
-    </w:p>
-    <w:p>
-      <w:pPr>
-        <w:spacing w:after="60"/>
-      </w:pPr>
-      <w:r>
-        <w:rPr>
-          <w:sz w:val="23"/>
-        </w:rPr>
-        <w:t xml:space="preserve">Địa chỉ liên lạc: </w:t>
-      </w:r>
-      <w:r>
-        <w:rPr>
-          <w:i/>
-          <w:sz w:val="23"/>
-        </w:rPr>
-        <w:t>Số 16, Đường Nguyễn Văn Thành,Khu Phố 9, Phường Chánh Phú Hòa, Thành Phố Bến Cát, Tỉnh Bình Dương, Việt Nam</w:t>
-      </w:r>
-    </w:p>
-    <w:tbl>
-      <w:tblPr>
-        <w:tblW w:w="0" w:type="auto"/>
-        <w:jc w:val="center"/>
-        <w:tblLayout w:type="fixed"/>
-        <w:tblLook w:val="04A0" w:firstRow="1" w:lastRow="0" w:firstColumn="1" w:lastColumn="0" w:noHBand="0" w:noVBand="1"/>
-      </w:tblPr>
-      <w:tblGrid>
-        <w:gridCol w:w="4680"/>
-        <w:gridCol w:w="4680"/>
-      </w:tblGrid>
-      <w:tr>
-        <w:trPr>
-          <w:jc w:val="center"/>
-        </w:trPr>
-        <w:tc>
-          <w:tcPr>
-            <w:tcW w:w="4680" w:type="dxa"/>
-          </w:tcPr>
-          <w:p/>
-        </w:tc>
-        <w:tc>
-          <w:tcPr>
-            <w:tcW w:w="4680" w:type="dxa"/>
-          </w:tcPr>
-          <w:p>
-            <w:pPr>
-              <w:spacing w:before="240" w:after="40"/>
-              <w:jc w:val="center"/>
-            </w:pPr>
-            <w:r>
-              <w:rPr>
-                <w:b/>
-                <w:sz w:val="22"/>
-              </w:rPr>
-              <w:t>KT. TRƯỞNG PHÒNG</w:t>
-            </w:r>
-            <w:r>
-              <w:rPr>
-                <w:b/>
-                <w:sz w:val="22"/>
-              </w:rPr>
-              <w:br/>
-              <w:t>PHÓ TRƯỞNG PHÒNG</w:t>
-            </w:r>
-            <w:r>
-              <w:rPr>
-                <w:b/>
-                <w:sz w:val="22"/>
-              </w:rPr>
-              <w:br/>
-            </w:r>
-            <w:r>
-              <w:rPr>
-                <w:b/>
-                <w:sz w:val="22"/>
-              </w:rPr>
-              <w:br/>
-            </w:r>
-            <w:r>
-              <w:rPr>
-                <w:b/>
-                <w:sz w:val="22"/>
-              </w:rPr>
-              <w:br/>
-            </w:r>
-            <w:r>
-              <w:rPr>
-                <w:b/>
-                <w:sz w:val="22"/>
-              </w:rPr>
-              <w:br/>
-            </w:r>
-            <w:r>
-              <w:rPr>
-                <w:b/>
-              </w:rPr>
-              <w:t>Lâm Ngọc Thịnh</w:t>
-            </w:r>
-          </w:p>
-        </w:tc>
-      </w:tr>
-    </w:tbl>
-    <w:p>
-      <w:r>
-        <w:br w:type="page"/>
-      </w:r>
-    </w:p>
-    <w:tbl>
-      <w:tblPr>
-        <w:tblW w:w="0" w:type="auto"/>
-        <w:jc w:val="center"/>
-        <w:tblLayout w:type="fixed"/>
-        <w:tblLook w:val="04A0" w:firstRow="1" w:lastRow="0" w:firstColumn="1" w:lastColumn="0" w:noHBand="0" w:noVBand="1"/>
-      </w:tblPr>
-      <w:tblGrid>
-        <w:gridCol w:w="4680"/>
-        <w:gridCol w:w="4680"/>
-      </w:tblGrid>
-      <w:tr>
-        <w:trPr>
-          <w:jc w:val="center"/>
-        </w:trPr>
-        <w:tc>
-          <w:tcPr>
-            <w:tcW w:w="4680" w:type="dxa"/>
-          </w:tcPr>
-          <w:p>
-            <w:pPr>
-              <w:spacing w:after="40"/>
-              <w:jc w:val="center"/>
-            </w:pPr>
-            <w:r>
-              <w:rPr>
-                <w:b/>
-                <w:sz w:val="22"/>
-              </w:rPr>
-              <w:lastRenderedPageBreak/>
-              <w:t>SỞ TÀI CHÍNH TỈNH BÌNH DƯƠNG</w:t>
-            </w:r>
-            <w:r>
-              <w:rPr>
-                <w:b/>
-                <w:sz w:val="22"/>
-              </w:rPr>
-              <w:br/>
-              <w:t>PHÒNG ĐĂNG KÝ KINH DOANH</w:t>
-            </w:r>
-          </w:p>
-        </w:tc>
-        <w:tc>
-          <w:tcPr>
-            <w:tcW w:w="4680" w:type="dxa"/>
-          </w:tcPr>
-          <w:p>
-            <w:pPr>
-              <w:spacing w:after="40"/>
-              <w:jc w:val="center"/>
-            </w:pPr>
-            <w:r>
-              <w:rPr>
-                <w:b/>
-                <w:sz w:val="22"/>
-              </w:rPr>
-              <w:t>CỘNG HÒA XÃ HỘI CHỦ NGHĨA VIỆT NAM</w:t>
-            </w:r>
-            <w:r>
-              <w:rPr>
-                <w:b/>
-                <w:sz w:val="22"/>
-              </w:rPr>
-              <w:br/>
-              <w:t>Độc lập - Tự do - Hạnh phúc</w:t>
-            </w:r>
-            <w:r>
-              <w:rPr>
-                <w:b/>
-                <w:sz w:val="22"/>
-              </w:rPr>
-              <w:br/>
-            </w:r>
-            <w:r>
-              <w:rPr>
-                <w:i/>
-                <w:sz w:val="22"/>
-              </w:rPr>
-              <w:t>Bình Dương, ngày 20 tháng 05 năm 2025</w:t>
-            </w:r>
-          </w:p>
-        </w:tc>
-      </w:tr>
-    </w:tbl>
-    <w:p>
-      <w:pPr>
-        <w:spacing w:before="120" w:after="80"/>
-      </w:pPr>
-      <w:r>
-        <w:rPr>
-          <w:sz w:val="22"/>
-        </w:rPr>
-        <w:t>Số: 76440/25</w:t>
-      </w:r>
-    </w:p>
-    <w:p>
-      <w:pPr>
-        <w:spacing w:before="160" w:after="80"/>
-        <w:jc w:val="center"/>
-      </w:pPr>
-      <w:r>
-        <w:rPr>
-          <w:b/>
-          <w:sz w:val="30"/>
-        </w:rPr>
-        <w:t>GIẤY XÁC NHẬN</w:t>
-      </w:r>
-      <w:r>
-        <w:rPr>
-          <w:b/>
-          <w:sz w:val="30"/>
-        </w:rPr>
-        <w:br/>
-      </w:r>
-      <w:r>
-        <w:rPr>
-          <w:b/>
-          <w:sz w:val="26"/>
-        </w:rPr>
-        <w:t>Về việc thay đổi nội dung đăng ký doanh nghiệp</w:t>
-      </w:r>
-    </w:p>
-    <w:p>
-      <w:pPr>
-        <w:spacing w:before="160" w:after="60"/>
-      </w:pPr>
-      <w:r>
-        <w:rPr>
-          <w:sz w:val="23"/>
-        </w:rPr>
-        <w:t xml:space="preserve">Cơ quan đăng ký kinh doanh: </w:t>
-      </w:r>
-      <w:r>
-        <w:rPr>
-          <w:i/>
-        </w:rPr>
-        <w:t>Tỉnh Bình Dương</w:t>
-      </w:r>
-    </w:p>
-    <w:p>
-      <w:pPr>
-        <w:spacing w:after="60"/>
-      </w:pPr>
-      <w:r>
-        <w:rPr>
-          <w:sz w:val="23"/>
-        </w:rPr>
-        <w:t xml:space="preserve">Địa chỉ trụ sở: </w:t>
-      </w:r>
-      <w:r>
-        <w:rPr>
-          <w:i/>
-          <w:sz w:val="23"/>
-        </w:rPr>
-        <w:t>Tầng 4 Tháp A, Tòa nhà Trung tâm hành chính tập trung tỉnh Bình Dương, Phường Hoà Phú, Thành phố Thủ Dầu Một, Tỉnh Bình Dương, Việt Nam</w:t>
-      </w:r>
-    </w:p>
-    <w:p>
-      <w:pPr>
-        <w:spacing w:after="60"/>
-      </w:pPr>
-      <w:r>
-        <w:rPr>
-          <w:sz w:val="23"/>
-        </w:rPr>
-        <w:t xml:space="preserve">Điện thoại: </w:t>
-      </w:r>
-      <w:r>
-        <w:rPr>
-          <w:i/>
-          <w:sz w:val="23"/>
-        </w:rPr>
-        <w:t xml:space="preserve">0941.391.888          Fax: </w:t>
-      </w:r>
-    </w:p>
-    <w:p>
-      <w:pPr>
-        <w:spacing w:after="60"/>
-      </w:pPr>
-      <w:r>
-        <w:rPr>
-          <w:sz w:val="23"/>
-        </w:rPr>
-        <w:t xml:space="preserve">Email: dangkykinhdoanh@binhduong.gov.vn          Website: </w:t>
-      </w:r>
-    </w:p>
-    <w:p>
-      <w:pPr>
-        <w:spacing w:before="120" w:after="60"/>
-      </w:pPr>
-      <w:r>
-        <w:rPr>
-          <w:b/>
-        </w:rPr>
-        <w:t>Xác nhận:</w:t>
-      </w:r>
-    </w:p>
-    <w:p>
-      <w:pPr>
-        <w:spacing w:after="60"/>
-      </w:pPr>
-      <w:r>
-        <w:rPr>
-          <w:sz w:val="23"/>
-        </w:rPr>
-        <w:t>Tên doanh nghiệp: CÔNG TY TNHH TM DV HAPPY HAPPY</w:t>
-      </w:r>
-    </w:p>
-    <w:p>
-      <w:pPr>
-        <w:spacing w:after="60"/>
-      </w:pPr>
-      <w:r>
-        <w:rPr>
-          <w:sz w:val="23"/>
-        </w:rPr>
-        <w:t>Mã số doanh nghiệp/Mã số thuế: 3703175136</w:t>
-      </w:r>
-    </w:p>
-    <w:p>
-      <w:pPr>
-        <w:spacing w:before="80" w:after="80"/>
-      </w:pPr>
-      <w:r>
-        <w:rPr>
-          <w:b/>
-          <w:sz w:val="23"/>
-        </w:rPr>
-        <w:t>Đã thông báo thay đổi nội dung đăng ký doanh nghiệp đến cơ quan đăng ký kinh doanh.</w:t>
-      </w:r>
-      <w:r>
-        <w:rPr>
-          <w:b/>
-          <w:sz w:val="23"/>
-        </w:rPr>
-        <w:br/>
-      </w:r>
-      <w:r>
-        <w:rPr>
-          <w:sz w:val="23"/>
-        </w:rPr>
-        <w:t>Thông tin của doanh nghiệp đã được cập nhật vào Hệ thống thông tin quốc gia về đăng ký doanh nghiệp như sau:</w:t>
-      </w:r>
-    </w:p>
-    <w:tbl>
-      <w:tblPr>
-        <w:tblW w:w="0" w:type="auto"/>
-        <w:jc w:val="center"/>
-        <w:tblLayout w:type="fixed"/>
-        <w:tblLook w:val="04A0" w:firstRow="1" w:lastRow="0" w:firstColumn="1" w:lastColumn="0" w:noHBand="0" w:noVBand="1"/>
-      </w:tblPr>
-      <w:tblGrid>
-        <w:gridCol w:w="864"/>
-        <w:gridCol w:w="6480"/>
-        <w:gridCol w:w="2016"/>
-      </w:tblGrid>
-      <w:tr>
-        <w:trPr>
-          <w:jc w:val="center"/>
-        </w:trPr>
-        <w:tc>
-          <w:tcPr>
-            <w:tcW w:w="864" w:type="dxa"/>
-            <w:tcBorders>
-              <w:top w:val="single" w:sz="4" w:space="0" w:color="auto"/>
-              <w:left w:val="single" w:sz="4" w:space="0" w:color="auto"/>
-              <w:bottom w:val="single" w:sz="4" w:space="0" w:color="auto"/>
-              <w:right w:val="single" w:sz="4" w:space="0" w:color="auto"/>
-            </w:tcBorders>
-          </w:tcPr>
-          <w:p>
-            <w:pPr>
-              <w:jc w:val="center"/>
-            </w:pPr>
-            <w:r>
-              <w:rPr>
-                <w:b/>
-                <w:sz w:val="22"/>
-              </w:rPr>
-              <w:t>STT</w:t>
-            </w:r>
-          </w:p>
-        </w:tc>
-        <w:tc>
-          <w:tcPr>
-            <w:tcW w:w="6480" w:type="dxa"/>
-            <w:tcBorders>
-              <w:top w:val="single" w:sz="4" w:space="0" w:color="auto"/>
-              <w:left w:val="single" w:sz="4" w:space="0" w:color="auto"/>
-              <w:bottom w:val="single" w:sz="4" w:space="0" w:color="auto"/>
-              <w:right w:val="single" w:sz="4" w:space="0" w:color="auto"/>
-            </w:tcBorders>
-          </w:tcPr>
-          <w:p>
-            <w:pPr>
-              <w:jc w:val="center"/>
-            </w:pPr>
-            <w:r>
-              <w:rPr>
-                <w:b/>
-                <w:sz w:val="22"/>
-              </w:rPr>
-              <w:t>Tên ngành</w:t>
-            </w:r>
-          </w:p>
-        </w:tc>
-        <w:tc>
-          <w:tcPr>
-            <w:tcW w:w="2016" w:type="dxa"/>
-            <w:tcBorders>
-              <w:top w:val="single" w:sz="4" w:space="0" w:color="auto"/>
-              <w:left w:val="single" w:sz="4" w:space="0" w:color="auto"/>
-              <w:bottom w:val="single" w:sz="4" w:space="0" w:color="auto"/>
-              <w:right w:val="single" w:sz="4" w:space="0" w:color="auto"/>
-            </w:tcBorders>
-          </w:tcPr>
-          <w:p>
-            <w:pPr>
-              <w:jc w:val="center"/>
-            </w:pPr>
-            <w:r>
-              <w:rPr>
-                <w:b/>
-                <w:sz w:val="22"/>
-              </w:rPr>
-              <w:t>Mã ngành</w:t>
-            </w:r>
-          </w:p>
-        </w:tc>
-      </w:tr>
-      <w:tr>
-        <w:trPr>
-          <w:jc w:val="center"/>
-        </w:trPr>
-        <w:tc>
-          <w:tcPr>
-            <w:tcW w:w="864" w:type="dxa"/>
-            <w:tcBorders>
-              <w:top w:val="single" w:sz="4" w:space="0" w:color="auto"/>
-              <w:left w:val="single" w:sz="4" w:space="0" w:color="auto"/>
-              <w:bottom w:val="single" w:sz="4" w:space="0" w:color="auto"/>
-              <w:right w:val="single" w:sz="4" w:space="0" w:color="auto"/>
-            </w:tcBorders>
-          </w:tcPr>
-          <w:p>
-            <w:pPr>
-              <w:spacing w:before="40" w:after="40"/>
-              <w:jc w:val="center"/>
-            </w:pPr>
-            <w:r>
-              <w:rPr>
-                <w:sz w:val="21"/>
-              </w:rPr>
-              <w:t>1</w:t>
-            </w:r>
-          </w:p>
-        </w:tc>
-        <w:tc>
-          <w:tcPr>
-            <w:tcW w:w="6480" w:type="dxa"/>
-            <w:tcBorders>
-              <w:top w:val="single" w:sz="4" w:space="0" w:color="auto"/>
-              <w:left w:val="single" w:sz="4" w:space="0" w:color="auto"/>
-              <w:bottom w:val="single" w:sz="4" w:space="0" w:color="auto"/>
-              <w:right w:val="single" w:sz="4" w:space="0" w:color="auto"/>
-            </w:tcBorders>
-          </w:tcPr>
-          <w:p>
-            <w:pPr>
-              <w:spacing w:before="40" w:after="40"/>
-            </w:pPr>
-            <w:r>
-              <w:rPr>
-                <w:sz w:val="21"/>
-              </w:rPr>
-              <w:t>Nhà hàng và các dịch vụ ăn uống phục vụ lưu động</w:t>
-            </w:r>
-          </w:p>
-        </w:tc>
-        <w:tc>
-          <w:tcPr>
-            <w:tcW w:w="2016" w:type="dxa"/>
-            <w:tcBorders>
-              <w:top w:val="single" w:sz="4" w:space="0" w:color="auto"/>
-              <w:left w:val="single" w:sz="4" w:space="0" w:color="auto"/>
-              <w:bottom w:val="single" w:sz="4" w:space="0" w:color="auto"/>
-              <w:right w:val="single" w:sz="4" w:space="0" w:color="auto"/>
-            </w:tcBorders>
-          </w:tcPr>
-          <w:p>
-            <w:pPr>
-              <w:spacing w:before="40" w:after="40"/>
-              <w:jc w:val="center"/>
-            </w:pPr>
-            <w:r>
-              <w:rPr>
-                <w:sz w:val="21"/>
-              </w:rPr>
-              <w:t>5610</w:t>
-            </w:r>
-          </w:p>
-        </w:tc>
-      </w:tr>
-      <w:tr>
-        <w:trPr>
-          <w:jc w:val="center"/>
-        </w:trPr>
-        <w:tc>
-          <w:tcPr>
-            <w:tcW w:w="864" w:type="dxa"/>
-            <w:tcBorders>
-              <w:top w:val="single" w:sz="4" w:space="0" w:color="auto"/>
-              <w:left w:val="single" w:sz="4" w:space="0" w:color="auto"/>
-              <w:bottom w:val="single" w:sz="4" w:space="0" w:color="auto"/>
-              <w:right w:val="single" w:sz="4" w:space="0" w:color="auto"/>
-            </w:tcBorders>
-          </w:tcPr>
-          <w:p>
-            <w:pPr>
-              <w:spacing w:before="40" w:after="40"/>
-              <w:jc w:val="center"/>
-            </w:pPr>
-            <w:r>
-              <w:rPr>
-                <w:sz w:val="21"/>
-              </w:rPr>
-              <w:t>2</w:t>
-            </w:r>
-          </w:p>
-        </w:tc>
-        <w:tc>
-          <w:tcPr>
-            <w:tcW w:w="6480" w:type="dxa"/>
-            <w:tcBorders>
-              <w:top w:val="single" w:sz="4" w:space="0" w:color="auto"/>
-              <w:left w:val="single" w:sz="4" w:space="0" w:color="auto"/>
-              <w:bottom w:val="single" w:sz="4" w:space="0" w:color="auto"/>
-              <w:right w:val="single" w:sz="4" w:space="0" w:color="auto"/>
-            </w:tcBorders>
-          </w:tcPr>
-          <w:p>
-            <w:pPr>
-              <w:spacing w:before="40" w:after="40"/>
-            </w:pPr>
-            <w:r>
-              <w:rPr>
-                <w:sz w:val="21"/>
-              </w:rPr>
-              <w:t>Cung cấp dịch vụ ăn uống theo hợp đồng không thường xuyên với khách hàng</w:t>
-            </w:r>
-            <w:r>
-              <w:rPr>
-                <w:sz w:val="21"/>
-              </w:rPr>
-              <w:br/>
-              <w:t>Chi tiết: Phục vụ tiệc, hội nghị, đám cưới...</w:t>
-            </w:r>
-          </w:p>
-        </w:tc>
-        <w:tc>
-          <w:tcPr>
-            <w:tcW w:w="2016" w:type="dxa"/>
-            <w:tcBorders>
-              <w:top w:val="single" w:sz="4" w:space="0" w:color="auto"/>
-              <w:left w:val="single" w:sz="4" w:space="0" w:color="auto"/>
-              <w:bottom w:val="single" w:sz="4" w:space="0" w:color="auto"/>
-              <w:right w:val="single" w:sz="4" w:space="0" w:color="auto"/>
-            </w:tcBorders>
-          </w:tcPr>
-          <w:p>
-            <w:pPr>
-              <w:spacing w:before="40" w:after="40"/>
-              <w:jc w:val="center"/>
-            </w:pPr>
-            <w:r>
-              <w:rPr>
-                <w:sz w:val="21"/>
-              </w:rPr>
-              <w:t>5621</w:t>
-            </w:r>
-          </w:p>
-        </w:tc>
-      </w:tr>
-      <w:tr>
-        <w:trPr>
-          <w:jc w:val="center"/>
-        </w:trPr>
-        <w:tc>
-          <w:tcPr>
-            <w:tcW w:w="864" w:type="dxa"/>
-            <w:tcBorders>
-              <w:top w:val="single" w:sz="4" w:space="0" w:color="auto"/>
-              <w:left w:val="single" w:sz="4" w:space="0" w:color="auto"/>
-              <w:bottom w:val="single" w:sz="4" w:space="0" w:color="auto"/>
-              <w:right w:val="single" w:sz="4" w:space="0" w:color="auto"/>
-            </w:tcBorders>
-          </w:tcPr>
-          <w:p>
-            <w:pPr>
-              <w:spacing w:before="40" w:after="40"/>
-              <w:jc w:val="center"/>
-            </w:pPr>
-            <w:r>
-              <w:rPr>
-                <w:sz w:val="21"/>
-              </w:rPr>
-              <w:t>3</w:t>
-            </w:r>
-          </w:p>
-        </w:tc>
-        <w:tc>
-          <w:tcPr>
-            <w:tcW w:w="6480" w:type="dxa"/>
-            <w:tcBorders>
-              <w:top w:val="single" w:sz="4" w:space="0" w:color="auto"/>
-              <w:left w:val="single" w:sz="4" w:space="0" w:color="auto"/>
-              <w:bottom w:val="single" w:sz="4" w:space="0" w:color="auto"/>
-              <w:right w:val="single" w:sz="4" w:space="0" w:color="auto"/>
-            </w:tcBorders>
-          </w:tcPr>
-          <w:p>
-            <w:pPr>
-              <w:spacing w:before="40" w:after="40"/>
-            </w:pPr>
-            <w:r>
-              <w:rPr>
-                <w:sz w:val="21"/>
-              </w:rPr>
-              <w:t>Dịch vụ ăn uống khác</w:t>
-            </w:r>
-            <w:r>
-              <w:rPr>
-                <w:sz w:val="21"/>
-              </w:rPr>
-              <w:br/>
-              <w:t>Chi tiết: Hoạt động cung cấp suất ăn công nghiệp cho công ty,xí nghiệp,nhà trường,căn tin .....</w:t>
-            </w:r>
-          </w:p>
-        </w:tc>
-        <w:tc>
-          <w:tcPr>
-            <w:tcW w:w="2016" w:type="dxa"/>
-            <w:tcBorders>
-              <w:top w:val="single" w:sz="4" w:space="0" w:color="auto"/>
-              <w:left w:val="single" w:sz="4" w:space="0" w:color="auto"/>
-              <w:bottom w:val="single" w:sz="4" w:space="0" w:color="auto"/>
-              <w:right w:val="single" w:sz="4" w:space="0" w:color="auto"/>
-            </w:tcBorders>
-          </w:tcPr>
-          <w:p>
-            <w:pPr>
-              <w:spacing w:before="40" w:after="40"/>
-              <w:jc w:val="center"/>
-            </w:pPr>
-            <w:r>
-              <w:rPr>
-                <w:sz w:val="21"/>
-              </w:rPr>
-              <w:t>5629</w:t>
-            </w:r>
-          </w:p>
-        </w:tc>
-      </w:tr>
-      <w:tr>
-        <w:trPr>
-          <w:jc w:val="center"/>
-        </w:trPr>
-        <w:tc>
-          <w:tcPr>
-            <w:tcW w:w="864" w:type="dxa"/>
-            <w:tcBorders>
-              <w:top w:val="single" w:sz="4" w:space="0" w:color="auto"/>
-              <w:left w:val="single" w:sz="4" w:space="0" w:color="auto"/>
-              <w:bottom w:val="single" w:sz="4" w:space="0" w:color="auto"/>
-              <w:right w:val="single" w:sz="4" w:space="0" w:color="auto"/>
-            </w:tcBorders>
-          </w:tcPr>
-          <w:p>
-            <w:pPr>
-              <w:spacing w:before="40" w:after="40"/>
-              <w:jc w:val="center"/>
-            </w:pPr>
-            <w:r>
-              <w:rPr>
-                <w:sz w:val="21"/>
-              </w:rPr>
-              <w:t>4</w:t>
-            </w:r>
-          </w:p>
-        </w:tc>
-        <w:tc>
-          <w:tcPr>
-            <w:tcW w:w="6480" w:type="dxa"/>
-            <w:tcBorders>
-              <w:top w:val="single" w:sz="4" w:space="0" w:color="auto"/>
-              <w:left w:val="single" w:sz="4" w:space="0" w:color="auto"/>
-              <w:bottom w:val="single" w:sz="4" w:space="0" w:color="auto"/>
-              <w:right w:val="single" w:sz="4" w:space="0" w:color="auto"/>
-            </w:tcBorders>
-          </w:tcPr>
-          <w:p>
-            <w:pPr>
-              <w:spacing w:before="40" w:after="40"/>
-            </w:pPr>
-            <w:r>
-              <w:rPr>
-                <w:sz w:val="21"/>
-              </w:rPr>
-              <w:t>Bán buôn thực phẩm</w:t>
-            </w:r>
-            <w:r>
-              <w:rPr>
-                <w:sz w:val="21"/>
-              </w:rPr>
-              <w:br/>
-              <w:t>Chi tiết :</w:t>
-            </w:r>
-            <w:r>
-              <w:rPr>
-                <w:sz w:val="21"/>
-              </w:rPr>
-              <w:br/>
-              <w:t>- Bán buôn thịt và các sản phẩm từ thịt, thủy sản.</w:t>
-            </w:r>
-            <w:r>
-              <w:rPr>
-                <w:sz w:val="21"/>
-              </w:rPr>
-              <w:br/>
-              <w:t>- Bán buôn thịt gia súc, gia cầm tươi, đông lạnh, sơ chế;</w:t>
-            </w:r>
-            <w:r>
-              <w:rPr>
-                <w:sz w:val="21"/>
-              </w:rPr>
-              <w:br/>
-              <w:t>- Bán buôn rau,các loại quả ,sầu riêng,...</w:t>
-            </w:r>
-            <w:r>
-              <w:rPr>
-                <w:sz w:val="21"/>
-              </w:rPr>
-              <w:br/>
-              <w:t>- Bán buôn cà phê,chè.</w:t>
-            </w:r>
-            <w:r>
-              <w:rPr>
-                <w:sz w:val="21"/>
-              </w:rPr>
-              <w:br/>
-              <w:t>- Bán buôn đường, sữa và các sản phẩm sữa, bánh kẹo và các sản phẩm chế biến từ ngũ cốc, bột, tinh bột.</w:t>
-            </w:r>
-            <w:r>
-              <w:rPr>
-                <w:sz w:val="21"/>
-              </w:rPr>
-              <w:br/>
-              <w:t>- Bán buôn thực phẩm khác.</w:t>
-            </w:r>
-          </w:p>
-        </w:tc>
-        <w:tc>
-          <w:tcPr>
-            <w:tcW w:w="2016" w:type="dxa"/>
-            <w:tcBorders>
-              <w:top w:val="single" w:sz="4" w:space="0" w:color="auto"/>
-              <w:left w:val="single" w:sz="4" w:space="0" w:color="auto"/>
-              <w:bottom w:val="single" w:sz="4" w:space="0" w:color="auto"/>
-              <w:right w:val="single" w:sz="4" w:space="0" w:color="auto"/>
-            </w:tcBorders>
-          </w:tcPr>
-          <w:p>
-            <w:pPr>
-              <w:spacing w:before="40" w:after="40"/>
-              <w:jc w:val="center"/>
-            </w:pPr>
-            <w:r>
-              <w:rPr>
-                <w:sz w:val="21"/>
-              </w:rPr>
-              <w:t>4632</w:t>
-            </w:r>
-          </w:p>
-        </w:tc>
-      </w:tr>
-      <w:tr>
-        <w:trPr>
-          <w:jc w:val="center"/>
-        </w:trPr>
-        <w:tc>
-          <w:tcPr>
-            <w:tcW w:w="864" w:type="dxa"/>
-            <w:tcBorders>
-              <w:top w:val="single" w:sz="4" w:space="0" w:color="auto"/>
-              <w:left w:val="single" w:sz="4" w:space="0" w:color="auto"/>
-              <w:bottom w:val="single" w:sz="4" w:space="0" w:color="auto"/>
-              <w:right w:val="single" w:sz="4" w:space="0" w:color="auto"/>
-            </w:tcBorders>
-          </w:tcPr>
-          <w:p>
-            <w:pPr>
-              <w:spacing w:before="40" w:after="40"/>
-              <w:jc w:val="center"/>
-            </w:pPr>
-            <w:r>
-              <w:rPr>
-                <w:sz w:val="21"/>
-              </w:rPr>
-              <w:t>5</w:t>
-            </w:r>
-          </w:p>
-        </w:tc>
-        <w:tc>
-          <w:tcPr>
-            <w:tcW w:w="6480" w:type="dxa"/>
-            <w:tcBorders>
-              <w:top w:val="single" w:sz="4" w:space="0" w:color="auto"/>
-              <w:left w:val="single" w:sz="4" w:space="0" w:color="auto"/>
-              <w:bottom w:val="single" w:sz="4" w:space="0" w:color="auto"/>
-              <w:right w:val="single" w:sz="4" w:space="0" w:color="auto"/>
-            </w:tcBorders>
-          </w:tcPr>
-          <w:p>
-            <w:pPr>
-              <w:spacing w:before="40" w:after="40"/>
-            </w:pPr>
-            <w:r>
-              <w:rPr>
-                <w:sz w:val="21"/>
-              </w:rPr>
-              <w:t>Bán lẻ khác trong các cửa hàng kinh doanh tổng hợp</w:t>
-            </w:r>
-            <w:r>
-              <w:rPr>
-                <w:sz w:val="21"/>
-              </w:rPr>
-              <w:br/>
-              <w:t>Chi tiết :</w:t>
-            </w:r>
-            <w:r>
-              <w:rPr>
-                <w:sz w:val="21"/>
-              </w:rPr>
-              <w:br/>
-              <w:t>-Bán lẻ trong siêu thị.</w:t>
-            </w:r>
-            <w:r>
-              <w:rPr>
-                <w:sz w:val="21"/>
-              </w:rPr>
-              <w:br/>
-            </w:r>
-            <w:r>
-              <w:rPr>
-                <w:sz w:val="21"/>
-              </w:rPr>
-              <w:lastRenderedPageBreak/>
-              <w:t>- Bán lẻ trong cửa hàng kinh doanh tổng hợp khác</w:t>
-            </w:r>
-          </w:p>
-        </w:tc>
-        <w:tc>
-          <w:tcPr>
-            <w:tcW w:w="2016" w:type="dxa"/>
-            <w:tcBorders>
-              <w:top w:val="single" w:sz="4" w:space="0" w:color="auto"/>
-              <w:left w:val="single" w:sz="4" w:space="0" w:color="auto"/>
-              <w:bottom w:val="single" w:sz="4" w:space="0" w:color="auto"/>
-              <w:right w:val="single" w:sz="4" w:space="0" w:color="auto"/>
-            </w:tcBorders>
-          </w:tcPr>
-          <w:p>
-            <w:pPr>
-              <w:spacing w:before="40" w:after="40"/>
-              <w:jc w:val="center"/>
-            </w:pPr>
-            <w:r>
-              <w:rPr>
-                <w:sz w:val="21"/>
-              </w:rPr>
-              <w:lastRenderedPageBreak/>
-              <w:t>4719</w:t>
-            </w:r>
-          </w:p>
-        </w:tc>
-      </w:tr>
-      <w:tr>
-        <w:trPr>
-          <w:jc w:val="center"/>
-        </w:trPr>
-        <w:tc>
-          <w:tcPr>
-            <w:tcW w:w="864" w:type="dxa"/>
-            <w:tcBorders>
-              <w:top w:val="single" w:sz="4" w:space="0" w:color="auto"/>
-              <w:left w:val="single" w:sz="4" w:space="0" w:color="auto"/>
-              <w:bottom w:val="single" w:sz="4" w:space="0" w:color="auto"/>
-              <w:right w:val="single" w:sz="4" w:space="0" w:color="auto"/>
-            </w:tcBorders>
-          </w:tcPr>
-          <w:p>
-            <w:pPr>
-              <w:spacing w:before="40" w:after="40"/>
-              <w:jc w:val="center"/>
-            </w:pPr>
-            <w:r>
-              <w:rPr>
-                <w:sz w:val="21"/>
-              </w:rPr>
-              <w:t>6</w:t>
-            </w:r>
-          </w:p>
-        </w:tc>
-        <w:tc>
-          <w:tcPr>
-            <w:tcW w:w="6480" w:type="dxa"/>
-            <w:tcBorders>
-              <w:top w:val="single" w:sz="4" w:space="0" w:color="auto"/>
-              <w:left w:val="single" w:sz="4" w:space="0" w:color="auto"/>
-              <w:bottom w:val="single" w:sz="4" w:space="0" w:color="auto"/>
-              <w:right w:val="single" w:sz="4" w:space="0" w:color="auto"/>
-            </w:tcBorders>
-          </w:tcPr>
-          <w:p>
-            <w:pPr>
-              <w:spacing w:before="40" w:after="40"/>
-            </w:pPr>
-            <w:r>
-              <w:rPr>
-                <w:sz w:val="21"/>
-              </w:rPr>
-              <w:t>Lắp đặt hệ thống cấp, thoát nước, hệ thống sưởi và điều hoà không khí</w:t>
-            </w:r>
-          </w:p>
-        </w:tc>
-        <w:tc>
-          <w:tcPr>
-            <w:tcW w:w="2016" w:type="dxa"/>
-            <w:tcBorders>
-              <w:top w:val="single" w:sz="4" w:space="0" w:color="auto"/>
-              <w:left w:val="single" w:sz="4" w:space="0" w:color="auto"/>
-              <w:bottom w:val="single" w:sz="4" w:space="0" w:color="auto"/>
-              <w:right w:val="single" w:sz="4" w:space="0" w:color="auto"/>
-            </w:tcBorders>
-          </w:tcPr>
-          <w:p>
-            <w:pPr>
-              <w:spacing w:before="40" w:after="40"/>
-              <w:jc w:val="center"/>
-            </w:pPr>
-            <w:r>
-              <w:rPr>
-                <w:sz w:val="21"/>
-              </w:rPr>
-              <w:t>4322</w:t>
-            </w:r>
-          </w:p>
-        </w:tc>
-      </w:tr>
-      <w:tr>
-        <w:trPr>
-          <w:jc w:val="center"/>
-        </w:trPr>
-        <w:tc>
-          <w:tcPr>
-            <w:tcW w:w="864" w:type="dxa"/>
-            <w:tcBorders>
-              <w:top w:val="single" w:sz="4" w:space="0" w:color="auto"/>
-              <w:left w:val="single" w:sz="4" w:space="0" w:color="auto"/>
-              <w:bottom w:val="single" w:sz="4" w:space="0" w:color="auto"/>
-              <w:right w:val="single" w:sz="4" w:space="0" w:color="auto"/>
-            </w:tcBorders>
-          </w:tcPr>
-          <w:p>
-            <w:pPr>
-              <w:spacing w:before="40" w:after="40"/>
-              <w:jc w:val="center"/>
-            </w:pPr>
-            <w:r>
-              <w:rPr>
-                <w:sz w:val="21"/>
-              </w:rPr>
-              <w:t>7</w:t>
-            </w:r>
-          </w:p>
-        </w:tc>
-        <w:tc>
-          <w:tcPr>
-            <w:tcW w:w="6480" w:type="dxa"/>
-            <w:tcBorders>
-              <w:top w:val="single" w:sz="4" w:space="0" w:color="auto"/>
-              <w:left w:val="single" w:sz="4" w:space="0" w:color="auto"/>
-              <w:bottom w:val="single" w:sz="4" w:space="0" w:color="auto"/>
-              <w:right w:val="single" w:sz="4" w:space="0" w:color="auto"/>
-            </w:tcBorders>
-          </w:tcPr>
-          <w:p>
-            <w:pPr>
-              <w:spacing w:before="40" w:after="40"/>
-            </w:pPr>
-            <w:r>
-              <w:rPr>
-                <w:sz w:val="21"/>
-              </w:rPr>
-              <w:t>Lắp đặt hệ thống xây dựng khác</w:t>
-            </w:r>
-          </w:p>
-        </w:tc>
-        <w:tc>
-          <w:tcPr>
-            <w:tcW w:w="2016" w:type="dxa"/>
-            <w:tcBorders>
-              <w:top w:val="single" w:sz="4" w:space="0" w:color="auto"/>
-              <w:left w:val="single" w:sz="4" w:space="0" w:color="auto"/>
-              <w:bottom w:val="single" w:sz="4" w:space="0" w:color="auto"/>
-              <w:right w:val="single" w:sz="4" w:space="0" w:color="auto"/>
-            </w:tcBorders>
-          </w:tcPr>
-          <w:p>
-            <w:pPr>
-              <w:spacing w:before="40" w:after="40"/>
-              <w:jc w:val="center"/>
-            </w:pPr>
-            <w:r>
-              <w:rPr>
-                <w:sz w:val="21"/>
-              </w:rPr>
-              <w:t>4329</w:t>
-            </w:r>
-          </w:p>
-        </w:tc>
-      </w:tr>
-      <w:tr>
-        <w:trPr>
-          <w:jc w:val="center"/>
-        </w:trPr>
-        <w:tc>
-          <w:tcPr>
-            <w:tcW w:w="864" w:type="dxa"/>
-            <w:tcBorders>
-              <w:top w:val="single" w:sz="4" w:space="0" w:color="auto"/>
-              <w:left w:val="single" w:sz="4" w:space="0" w:color="auto"/>
-              <w:bottom w:val="single" w:sz="4" w:space="0" w:color="auto"/>
-              <w:right w:val="single" w:sz="4" w:space="0" w:color="auto"/>
-            </w:tcBorders>
-          </w:tcPr>
-          <w:p>
-            <w:pPr>
-              <w:spacing w:before="40" w:after="40"/>
-              <w:jc w:val="center"/>
-            </w:pPr>
-            <w:r>
-              <w:rPr>
-                <w:sz w:val="21"/>
-              </w:rPr>
-              <w:t>8</w:t>
-            </w:r>
-          </w:p>
-        </w:tc>
-        <w:tc>
-          <w:tcPr>
-            <w:tcW w:w="6480" w:type="dxa"/>
-            <w:tcBorders>
-              <w:top w:val="single" w:sz="4" w:space="0" w:color="auto"/>
-              <w:left w:val="single" w:sz="4" w:space="0" w:color="auto"/>
-              <w:bottom w:val="single" w:sz="4" w:space="0" w:color="auto"/>
-              <w:right w:val="single" w:sz="4" w:space="0" w:color="auto"/>
-            </w:tcBorders>
-          </w:tcPr>
-          <w:p>
-            <w:pPr>
-              <w:spacing w:before="40" w:after="40"/>
-            </w:pPr>
-            <w:r>
-              <w:rPr>
-                <w:sz w:val="21"/>
-              </w:rPr>
-              <w:t>Hoạt động xây dựng chuyên dụng khác</w:t>
-            </w:r>
-          </w:p>
-        </w:tc>
-        <w:tc>
-          <w:tcPr>
-            <w:tcW w:w="2016" w:type="dxa"/>
-            <w:tcBorders>
-              <w:top w:val="single" w:sz="4" w:space="0" w:color="auto"/>
-              <w:left w:val="single" w:sz="4" w:space="0" w:color="auto"/>
-              <w:bottom w:val="single" w:sz="4" w:space="0" w:color="auto"/>
-              <w:right w:val="single" w:sz="4" w:space="0" w:color="auto"/>
-            </w:tcBorders>
-          </w:tcPr>
-          <w:p>
-            <w:pPr>
-              <w:spacing w:before="40" w:after="40"/>
-              <w:jc w:val="center"/>
-            </w:pPr>
-            <w:r>
-              <w:rPr>
-                <w:sz w:val="21"/>
-              </w:rPr>
-              <w:t>4390</w:t>
-            </w:r>
-          </w:p>
-        </w:tc>
-      </w:tr>
-      <w:tr>
-        <w:trPr>
-          <w:jc w:val="center"/>
-        </w:trPr>
-        <w:tc>
-          <w:tcPr>
-            <w:tcW w:w="864" w:type="dxa"/>
-            <w:tcBorders>
-              <w:top w:val="single" w:sz="4" w:space="0" w:color="auto"/>
-              <w:left w:val="single" w:sz="4" w:space="0" w:color="auto"/>
-              <w:bottom w:val="single" w:sz="4" w:space="0" w:color="auto"/>
-              <w:right w:val="single" w:sz="4" w:space="0" w:color="auto"/>
-            </w:tcBorders>
-          </w:tcPr>
-          <w:p>
-            <w:pPr>
-              <w:spacing w:before="40" w:after="40"/>
-              <w:jc w:val="center"/>
-            </w:pPr>
-            <w:r>
-              <w:rPr>
-                <w:sz w:val="21"/>
-              </w:rPr>
-              <w:t>9</w:t>
-            </w:r>
-          </w:p>
-        </w:tc>
-        <w:tc>
-          <w:tcPr>
-            <w:tcW w:w="6480" w:type="dxa"/>
-            <w:tcBorders>
-              <w:top w:val="single" w:sz="4" w:space="0" w:color="auto"/>
-              <w:left w:val="single" w:sz="4" w:space="0" w:color="auto"/>
-              <w:bottom w:val="single" w:sz="4" w:space="0" w:color="auto"/>
-              <w:right w:val="single" w:sz="4" w:space="0" w:color="auto"/>
-            </w:tcBorders>
-          </w:tcPr>
-          <w:p>
-            <w:pPr>
-              <w:spacing w:before="40" w:after="40"/>
-            </w:pPr>
-            <w:r>
-              <w:rPr>
-                <w:sz w:val="21"/>
-              </w:rPr>
-              <w:t>Bán buôn thiết bị và linh kiện điện tử, viễn thông</w:t>
-            </w:r>
-          </w:p>
-        </w:tc>
-        <w:tc>
-          <w:tcPr>
-            <w:tcW w:w="2016" w:type="dxa"/>
-            <w:tcBorders>
-              <w:top w:val="single" w:sz="4" w:space="0" w:color="auto"/>
-              <w:left w:val="single" w:sz="4" w:space="0" w:color="auto"/>
-              <w:bottom w:val="single" w:sz="4" w:space="0" w:color="auto"/>
-              <w:right w:val="single" w:sz="4" w:space="0" w:color="auto"/>
-            </w:tcBorders>
-          </w:tcPr>
-          <w:p>
-            <w:pPr>
-              <w:spacing w:before="40" w:after="40"/>
-              <w:jc w:val="center"/>
-            </w:pPr>
-            <w:r>
-              <w:rPr>
-                <w:sz w:val="21"/>
-              </w:rPr>
-              <w:t>4652</w:t>
-            </w:r>
-          </w:p>
-        </w:tc>
-      </w:tr>
-      <w:tr>
-        <w:trPr>
-          <w:jc w:val="center"/>
-        </w:trPr>
-        <w:tc>
-          <w:tcPr>
-            <w:tcW w:w="864" w:type="dxa"/>
-            <w:tcBorders>
-              <w:top w:val="single" w:sz="4" w:space="0" w:color="auto"/>
-              <w:left w:val="single" w:sz="4" w:space="0" w:color="auto"/>
-              <w:bottom w:val="single" w:sz="4" w:space="0" w:color="auto"/>
-              <w:right w:val="single" w:sz="4" w:space="0" w:color="auto"/>
-            </w:tcBorders>
-          </w:tcPr>
-          <w:p>
-            <w:pPr>
-              <w:spacing w:before="40" w:after="40"/>
-              <w:jc w:val="center"/>
-            </w:pPr>
-            <w:r>
-              <w:rPr>
-                <w:sz w:val="21"/>
-              </w:rPr>
-              <w:t>10</w:t>
-            </w:r>
-          </w:p>
-        </w:tc>
-        <w:tc>
-          <w:tcPr>
-            <w:tcW w:w="6480" w:type="dxa"/>
-            <w:tcBorders>
-              <w:top w:val="single" w:sz="4" w:space="0" w:color="auto"/>
-              <w:left w:val="single" w:sz="4" w:space="0" w:color="auto"/>
-              <w:bottom w:val="single" w:sz="4" w:space="0" w:color="auto"/>
-              <w:right w:val="single" w:sz="4" w:space="0" w:color="auto"/>
-            </w:tcBorders>
-          </w:tcPr>
-          <w:p>
-            <w:pPr>
-              <w:spacing w:before="40" w:after="40"/>
-            </w:pPr>
-            <w:r>
-              <w:rPr>
-                <w:sz w:val="21"/>
-              </w:rPr>
-              <w:t>Bán buôn máy móc, thiết bị và phụ tùng máy khác</w:t>
-            </w:r>
-            <w:r>
-              <w:rPr>
-                <w:sz w:val="21"/>
-              </w:rPr>
-              <w:br/>
-              <w:t>Chi tiết: Bán buôn máy móc, thiết bị và phụ tùng máy khác chưa được phân vào đâu (thiết bị máy móc xử lý nước thải)</w:t>
-            </w:r>
-          </w:p>
-        </w:tc>
-        <w:tc>
-          <w:tcPr>
-            <w:tcW w:w="2016" w:type="dxa"/>
-            <w:tcBorders>
-              <w:top w:val="single" w:sz="4" w:space="0" w:color="auto"/>
-              <w:left w:val="single" w:sz="4" w:space="0" w:color="auto"/>
-              <w:bottom w:val="single" w:sz="4" w:space="0" w:color="auto"/>
-              <w:right w:val="single" w:sz="4" w:space="0" w:color="auto"/>
-            </w:tcBorders>
-          </w:tcPr>
-          <w:p>
-            <w:pPr>
-              <w:spacing w:before="40" w:after="40"/>
-              <w:jc w:val="center"/>
-            </w:pPr>
-            <w:r>
-              <w:rPr>
-                <w:sz w:val="21"/>
-              </w:rPr>
-              <w:t>4659</w:t>
-            </w:r>
-          </w:p>
-        </w:tc>
-      </w:tr>
-      <w:tr>
-        <w:trPr>
-          <w:jc w:val="center"/>
-        </w:trPr>
-        <w:tc>
-          <w:tcPr>
-            <w:tcW w:w="864" w:type="dxa"/>
-            <w:tcBorders>
-              <w:top w:val="single" w:sz="4" w:space="0" w:color="auto"/>
-              <w:left w:val="single" w:sz="4" w:space="0" w:color="auto"/>
-              <w:bottom w:val="single" w:sz="4" w:space="0" w:color="auto"/>
-              <w:right w:val="single" w:sz="4" w:space="0" w:color="auto"/>
-            </w:tcBorders>
-          </w:tcPr>
-          <w:p>
-            <w:pPr>
-              <w:spacing w:before="40" w:after="40"/>
-              <w:jc w:val="center"/>
-            </w:pPr>
-            <w:r>
-              <w:rPr>
-                <w:sz w:val="21"/>
-              </w:rPr>
-              <w:t>11</w:t>
-            </w:r>
-          </w:p>
-        </w:tc>
-        <w:tc>
-          <w:tcPr>
-            <w:tcW w:w="6480" w:type="dxa"/>
-            <w:tcBorders>
-              <w:top w:val="single" w:sz="4" w:space="0" w:color="auto"/>
-              <w:left w:val="single" w:sz="4" w:space="0" w:color="auto"/>
-              <w:bottom w:val="single" w:sz="4" w:space="0" w:color="auto"/>
-              <w:right w:val="single" w:sz="4" w:space="0" w:color="auto"/>
-            </w:tcBorders>
-          </w:tcPr>
-          <w:p>
-            <w:pPr>
-              <w:spacing w:before="40" w:after="40"/>
-            </w:pPr>
-            <w:r>
-              <w:rPr>
-                <w:sz w:val="21"/>
-              </w:rPr>
-              <w:t>Bán buôn nhiên liệu rắn, lỏng, khí và các sản phẩm liên quan</w:t>
-            </w:r>
-            <w:r>
-              <w:rPr>
-                <w:sz w:val="21"/>
-              </w:rPr>
-              <w:br/>
-              <w:t>Chi tiết: Bán buôn trấu, tro trấu, mùn cưa. Bán buôn củi trấu, trấu viên, trấu nghiền, trấu bánh</w:t>
-            </w:r>
-          </w:p>
-        </w:tc>
-        <w:tc>
-          <w:tcPr>
-            <w:tcW w:w="2016" w:type="dxa"/>
-            <w:tcBorders>
-              <w:top w:val="single" w:sz="4" w:space="0" w:color="auto"/>
-              <w:left w:val="single" w:sz="4" w:space="0" w:color="auto"/>
-              <w:bottom w:val="single" w:sz="4" w:space="0" w:color="auto"/>
-              <w:right w:val="single" w:sz="4" w:space="0" w:color="auto"/>
-            </w:tcBorders>
-          </w:tcPr>
-          <w:p>
-            <w:pPr>
-              <w:spacing w:before="40" w:after="40"/>
-              <w:jc w:val="center"/>
-            </w:pPr>
-            <w:r>
-              <w:rPr>
-                <w:sz w:val="21"/>
-              </w:rPr>
-              <w:t>4661</w:t>
-            </w:r>
-          </w:p>
-        </w:tc>
-      </w:tr>
-      <w:tr>
-        <w:trPr>
-          <w:jc w:val="center"/>
-        </w:trPr>
-        <w:tc>
-          <w:tcPr>
-            <w:tcW w:w="864" w:type="dxa"/>
-            <w:tcBorders>
-              <w:top w:val="single" w:sz="4" w:space="0" w:color="auto"/>
-              <w:left w:val="single" w:sz="4" w:space="0" w:color="auto"/>
-              <w:bottom w:val="single" w:sz="4" w:space="0" w:color="auto"/>
-              <w:right w:val="single" w:sz="4" w:space="0" w:color="auto"/>
-            </w:tcBorders>
-          </w:tcPr>
-          <w:p>
-            <w:pPr>
-              <w:spacing w:before="40" w:after="40"/>
-              <w:jc w:val="center"/>
-            </w:pPr>
-            <w:r>
-              <w:rPr>
-                <w:sz w:val="21"/>
-              </w:rPr>
-              <w:t>12</w:t>
-            </w:r>
-          </w:p>
-        </w:tc>
-        <w:tc>
-          <w:tcPr>
-            <w:tcW w:w="6480" w:type="dxa"/>
-            <w:tcBorders>
-              <w:top w:val="single" w:sz="4" w:space="0" w:color="auto"/>
-              <w:left w:val="single" w:sz="4" w:space="0" w:color="auto"/>
-              <w:bottom w:val="single" w:sz="4" w:space="0" w:color="auto"/>
-              <w:right w:val="single" w:sz="4" w:space="0" w:color="auto"/>
-            </w:tcBorders>
-          </w:tcPr>
-          <w:p>
-            <w:pPr>
-              <w:spacing w:before="40" w:after="40"/>
-            </w:pPr>
-            <w:r>
-              <w:rPr>
-                <w:sz w:val="21"/>
-              </w:rPr>
-              <w:t>Bán buôn vật liệu, thiết bị lắp đặt khác trong xây dựng</w:t>
-            </w:r>
-            <w:r>
-              <w:rPr>
-                <w:sz w:val="21"/>
-              </w:rPr>
-              <w:br/>
-              <w:t>(trừ hoạt động bến thủy nội địa)</w:t>
-            </w:r>
-          </w:p>
-        </w:tc>
-        <w:tc>
-          <w:tcPr>
-            <w:tcW w:w="2016" w:type="dxa"/>
-            <w:tcBorders>
-              <w:top w:val="single" w:sz="4" w:space="0" w:color="auto"/>
-              <w:left w:val="single" w:sz="4" w:space="0" w:color="auto"/>
-              <w:bottom w:val="single" w:sz="4" w:space="0" w:color="auto"/>
-              <w:right w:val="single" w:sz="4" w:space="0" w:color="auto"/>
-            </w:tcBorders>
-          </w:tcPr>
-          <w:p>
-            <w:pPr>
-              <w:spacing w:before="40" w:after="40"/>
-              <w:jc w:val="center"/>
-            </w:pPr>
-            <w:r>
-              <w:rPr>
-                <w:sz w:val="21"/>
-              </w:rPr>
-              <w:t>4663</w:t>
-            </w:r>
-          </w:p>
-        </w:tc>
-      </w:tr>
-      <w:tr>
-        <w:trPr>
-          <w:jc w:val="center"/>
-        </w:trPr>
-        <w:tc>
-          <w:tcPr>
-            <w:tcW w:w="864" w:type="dxa"/>
-            <w:tcBorders>
-              <w:top w:val="single" w:sz="4" w:space="0" w:color="auto"/>
-              <w:left w:val="single" w:sz="4" w:space="0" w:color="auto"/>
-              <w:bottom w:val="single" w:sz="4" w:space="0" w:color="auto"/>
-              <w:right w:val="single" w:sz="4" w:space="0" w:color="auto"/>
-            </w:tcBorders>
-          </w:tcPr>
-          <w:p>
-            <w:pPr>
-              <w:spacing w:before="40" w:after="40"/>
-              <w:jc w:val="center"/>
-            </w:pPr>
-            <w:r>
-              <w:rPr>
-                <w:sz w:val="21"/>
-              </w:rPr>
-              <w:t>13</w:t>
-            </w:r>
-          </w:p>
-        </w:tc>
-        <w:tc>
-          <w:tcPr>
-            <w:tcW w:w="6480" w:type="dxa"/>
-            <w:tcBorders>
-              <w:top w:val="single" w:sz="4" w:space="0" w:color="auto"/>
-              <w:left w:val="single" w:sz="4" w:space="0" w:color="auto"/>
-              <w:bottom w:val="single" w:sz="4" w:space="0" w:color="auto"/>
-              <w:right w:val="single" w:sz="4" w:space="0" w:color="auto"/>
-            </w:tcBorders>
-          </w:tcPr>
-          <w:p>
-            <w:pPr>
-              <w:spacing w:before="40" w:after="40"/>
-            </w:pPr>
-            <w:r>
-              <w:rPr>
-                <w:sz w:val="21"/>
-              </w:rPr>
-              <w:t>Bán buôn chuyên doanh khác chưa được phân vào đâu</w:t>
-            </w:r>
-            <w:r>
-              <w:rPr>
-                <w:sz w:val="21"/>
-              </w:rPr>
-              <w:br/>
-              <w:t>Chi tiết: - Mua bán xơ dừa, chỉ sơ dừa, tro trấu, sơ trấu, mụn dừa, mây, tre, nứa các loại. Bán buôn phế liệu các loại, phế thải kim loại, nhựa, giấy....</w:t>
-            </w:r>
-          </w:p>
-        </w:tc>
-        <w:tc>
-          <w:tcPr>
-            <w:tcW w:w="2016" w:type="dxa"/>
-            <w:tcBorders>
-              <w:top w:val="single" w:sz="4" w:space="0" w:color="auto"/>
-              <w:left w:val="single" w:sz="4" w:space="0" w:color="auto"/>
-              <w:bottom w:val="single" w:sz="4" w:space="0" w:color="auto"/>
-              <w:right w:val="single" w:sz="4" w:space="0" w:color="auto"/>
-            </w:tcBorders>
-          </w:tcPr>
-          <w:p>
-            <w:pPr>
-              <w:spacing w:before="40" w:after="40"/>
-              <w:jc w:val="center"/>
-            </w:pPr>
-            <w:r>
-              <w:rPr>
-                <w:sz w:val="21"/>
-              </w:rPr>
-              <w:t>4669</w:t>
-            </w:r>
-          </w:p>
-        </w:tc>
-      </w:tr>
-      <w:tr>
-        <w:trPr>
-          <w:jc w:val="center"/>
-        </w:trPr>
-        <w:tc>
-          <w:tcPr>
-            <w:tcW w:w="864" w:type="dxa"/>
-            <w:tcBorders>
-              <w:top w:val="single" w:sz="4" w:space="0" w:color="auto"/>
-              <w:left w:val="single" w:sz="4" w:space="0" w:color="auto"/>
-              <w:bottom w:val="single" w:sz="4" w:space="0" w:color="auto"/>
-              <w:right w:val="single" w:sz="4" w:space="0" w:color="auto"/>
-            </w:tcBorders>
-          </w:tcPr>
-          <w:p>
-            <w:pPr>
-              <w:spacing w:before="40" w:after="40"/>
-              <w:jc w:val="center"/>
-            </w:pPr>
-            <w:r>
-              <w:rPr>
-                <w:sz w:val="21"/>
-              </w:rPr>
-              <w:t>14</w:t>
-            </w:r>
-          </w:p>
-        </w:tc>
-        <w:tc>
-          <w:tcPr>
-            <w:tcW w:w="6480" w:type="dxa"/>
-            <w:tcBorders>
-              <w:top w:val="single" w:sz="4" w:space="0" w:color="auto"/>
-              <w:left w:val="single" w:sz="4" w:space="0" w:color="auto"/>
-              <w:bottom w:val="single" w:sz="4" w:space="0" w:color="auto"/>
-              <w:right w:val="single" w:sz="4" w:space="0" w:color="auto"/>
-            </w:tcBorders>
-          </w:tcPr>
-          <w:p>
-            <w:pPr>
-              <w:spacing w:before="40" w:after="40"/>
-            </w:pPr>
-            <w:r>
-              <w:rPr>
-                <w:sz w:val="21"/>
-              </w:rPr>
-              <w:t>Tổ chức giới thiệu và xúc tiến thương mại</w:t>
-            </w:r>
-            <w:r>
-              <w:rPr>
-                <w:sz w:val="21"/>
-              </w:rPr>
-              <w:br/>
-              <w:t>Chi tiết: Tổ chức sự kiện, giới thiệu và xúc tiến thương mại.</w:t>
-            </w:r>
-          </w:p>
-        </w:tc>
-        <w:tc>
-          <w:tcPr>
-            <w:tcW w:w="2016" w:type="dxa"/>
-            <w:tcBorders>
-              <w:top w:val="single" w:sz="4" w:space="0" w:color="auto"/>
-              <w:left w:val="single" w:sz="4" w:space="0" w:color="auto"/>
-              <w:bottom w:val="single" w:sz="4" w:space="0" w:color="auto"/>
-              <w:right w:val="single" w:sz="4" w:space="0" w:color="auto"/>
-            </w:tcBorders>
-          </w:tcPr>
-          <w:p>
-            <w:pPr>
-              <w:spacing w:before="40" w:after="40"/>
-              <w:jc w:val="center"/>
-            </w:pPr>
-            <w:r>
-              <w:rPr>
-                <w:sz w:val="21"/>
-              </w:rPr>
-              <w:t>8230</w:t>
-            </w:r>
-          </w:p>
-        </w:tc>
-      </w:tr>
-      <w:tr>
-        <w:trPr>
-          <w:jc w:val="center"/>
-        </w:trPr>
-        <w:tc>
-          <w:tcPr>
-            <w:tcW w:w="864" w:type="dxa"/>
-            <w:tcBorders>
-              <w:top w:val="single" w:sz="4" w:space="0" w:color="auto"/>
-              <w:left w:val="single" w:sz="4" w:space="0" w:color="auto"/>
-              <w:bottom w:val="single" w:sz="4" w:space="0" w:color="auto"/>
-              <w:right w:val="single" w:sz="4" w:space="0" w:color="auto"/>
-            </w:tcBorders>
-          </w:tcPr>
-          <w:p>
-            <w:pPr>
-              <w:spacing w:before="40" w:after="40"/>
-              <w:jc w:val="center"/>
-            </w:pPr>
-            <w:r>
-              <w:rPr>
-                <w:sz w:val="21"/>
-              </w:rPr>
-              <w:t>15</w:t>
-            </w:r>
-          </w:p>
-        </w:tc>
-        <w:tc>
-          <w:tcPr>
-            <w:tcW w:w="6480" w:type="dxa"/>
-            <w:tcBorders>
-              <w:top w:val="single" w:sz="4" w:space="0" w:color="auto"/>
-              <w:left w:val="single" w:sz="4" w:space="0" w:color="auto"/>
-              <w:bottom w:val="single" w:sz="4" w:space="0" w:color="auto"/>
-              <w:right w:val="single" w:sz="4" w:space="0" w:color="auto"/>
-            </w:tcBorders>
-          </w:tcPr>
-          <w:p>
-            <w:pPr>
-              <w:spacing w:before="40" w:after="40"/>
-            </w:pPr>
-            <w:r>
-              <w:rPr>
-                <w:sz w:val="21"/>
-              </w:rPr>
-              <w:t>Hoạt động vui chơi giải trí khác chưa được phân vào đâu</w:t>
-            </w:r>
-            <w:r>
-              <w:rPr>
-                <w:sz w:val="21"/>
-              </w:rPr>
-              <w:br/>
-              <w:t>Chi tiết: Hoạt động hội chợ và trưng bày sản phẩm, hoạt động tổ chức biểu diễn văn nghệ.</w:t>
-            </w:r>
-          </w:p>
-        </w:tc>
-        <w:tc>
-          <w:tcPr>
-            <w:tcW w:w="2016" w:type="dxa"/>
-            <w:tcBorders>
-              <w:top w:val="single" w:sz="4" w:space="0" w:color="auto"/>
-              <w:left w:val="single" w:sz="4" w:space="0" w:color="auto"/>
-              <w:bottom w:val="single" w:sz="4" w:space="0" w:color="auto"/>
-              <w:right w:val="single" w:sz="4" w:space="0" w:color="auto"/>
-            </w:tcBorders>
-          </w:tcPr>
-          <w:p>
-            <w:pPr>
-              <w:spacing w:before="40" w:after="40"/>
-              <w:jc w:val="center"/>
-            </w:pPr>
-            <w:r>
-              <w:rPr>
-                <w:sz w:val="21"/>
-              </w:rPr>
-              <w:t>9329</w:t>
-            </w:r>
-          </w:p>
-        </w:tc>
-      </w:tr>
-      <w:tr>
-        <w:trPr>
-          <w:jc w:val="center"/>
-        </w:trPr>
-        <w:tc>
-          <w:tcPr>
-            <w:tcW w:w="864" w:type="dxa"/>
-            <w:tcBorders>
-              <w:top w:val="single" w:sz="4" w:space="0" w:color="auto"/>
-              <w:left w:val="single" w:sz="4" w:space="0" w:color="auto"/>
-              <w:bottom w:val="single" w:sz="4" w:space="0" w:color="auto"/>
-              <w:right w:val="single" w:sz="4" w:space="0" w:color="auto"/>
-            </w:tcBorders>
-          </w:tcPr>
-          <w:p>
-            <w:pPr>
-              <w:spacing w:before="40" w:after="40"/>
-              <w:jc w:val="center"/>
-            </w:pPr>
-            <w:r>
-              <w:rPr>
-                <w:sz w:val="21"/>
-              </w:rPr>
-              <w:t>16</w:t>
-            </w:r>
-          </w:p>
-        </w:tc>
-        <w:tc>
-          <w:tcPr>
-            <w:tcW w:w="6480" w:type="dxa"/>
-            <w:tcBorders>
-              <w:top w:val="single" w:sz="4" w:space="0" w:color="auto"/>
-              <w:left w:val="single" w:sz="4" w:space="0" w:color="auto"/>
-              <w:bottom w:val="single" w:sz="4" w:space="0" w:color="auto"/>
-              <w:right w:val="single" w:sz="4" w:space="0" w:color="auto"/>
-            </w:tcBorders>
-          </w:tcPr>
-          <w:p>
-            <w:pPr>
-              <w:spacing w:before="40" w:after="40"/>
-            </w:pPr>
-            <w:r>
-              <w:rPr>
-                <w:sz w:val="21"/>
-              </w:rPr>
-              <w:t>Hoạt động dịch vụ công nghệ thông tin và dịch vụ khác liên quan đến máy vi tính</w:t>
-            </w:r>
-            <w:r>
-              <w:rPr>
-                <w:sz w:val="21"/>
-              </w:rPr>
-              <w:br/>
-              <w:t>Chi tiết: Cung cấp giải pháp hệ thống thông tin chuyên dụng; Tư vấn, phân tích, lập kế hoạch, phân loại, thiết kế trong lĩnh vực công nghệ thông tin. Tích hợp hệ thống, chạy thử, dịch vụ quản lý ứng dụng, cập nhật, bảo mật. Thiết kế, lưu trữ, duy trì trang thông tin điện tử. Bảo hành, bảo trì, bảo đảm an toàn mạng và thông tin. Cập nhật, tìm kiếm, lưu trữ, xử lý dữ liệu và khai thác cơ sở dữ liệu. Dịch vụ quản trị, bảo hành, bảo trì hoạt động của phần mềm và hệ thống thông tin; Dịch vụ tư vấn, đánh giá, thẩm định chất lượng phần mềm; Dịch vụ tư vấn, xây dựng dự án phần mềm; Dịch vụ tư vấn định giá phần mềm; Dịch vụ chuyển giao công nghệ phần mềm; Dịch vụ tích hợp hệ thống; Dịch vụ bảo đảm an toàn cho sản phẩm phần mềm, hệ thống thông tin; Dịch vụ phân phối, cung ứng sản phẩm phần mềm;</w:t>
-            </w:r>
-          </w:p>
-        </w:tc>
-        <w:tc>
-          <w:tcPr>
-            <w:tcW w:w="2016" w:type="dxa"/>
-            <w:tcBorders>
-              <w:top w:val="single" w:sz="4" w:space="0" w:color="auto"/>
-              <w:left w:val="single" w:sz="4" w:space="0" w:color="auto"/>
-              <w:bottom w:val="single" w:sz="4" w:space="0" w:color="auto"/>
-              <w:right w:val="single" w:sz="4" w:space="0" w:color="auto"/>
-            </w:tcBorders>
-          </w:tcPr>
-          <w:p>
-            <w:pPr>
-              <w:spacing w:before="40" w:after="40"/>
-              <w:jc w:val="center"/>
-            </w:pPr>
-            <w:r>
-              <w:rPr>
-                <w:sz w:val="21"/>
-              </w:rPr>
-              <w:t>6209</w:t>
-            </w:r>
-          </w:p>
-        </w:tc>
-      </w:tr>
-      <w:tr>
-        <w:trPr>
-          <w:jc w:val="center"/>
-        </w:trPr>
-        <w:tc>
-          <w:tcPr>
-            <w:tcW w:w="864" w:type="dxa"/>
-            <w:tcBorders>
-              <w:top w:val="single" w:sz="4" w:space="0" w:color="auto"/>
-              <w:left w:val="single" w:sz="4" w:space="0" w:color="auto"/>
-              <w:bottom w:val="single" w:sz="4" w:space="0" w:color="auto"/>
-              <w:right w:val="single" w:sz="4" w:space="0" w:color="auto"/>
-            </w:tcBorders>
-          </w:tcPr>
-          <w:p>
-            <w:pPr>
-              <w:spacing w:before="40" w:after="40"/>
-              <w:jc w:val="center"/>
-            </w:pPr>
-            <w:r>
-              <w:rPr>
-                <w:sz w:val="21"/>
-              </w:rPr>
-              <w:t>17</w:t>
-            </w:r>
-          </w:p>
-        </w:tc>
-        <w:tc>
-          <w:tcPr>
-            <w:tcW w:w="6480" w:type="dxa"/>
-            <w:tcBorders>
-              <w:top w:val="single" w:sz="4" w:space="0" w:color="auto"/>
-              <w:left w:val="single" w:sz="4" w:space="0" w:color="auto"/>
-              <w:bottom w:val="single" w:sz="4" w:space="0" w:color="auto"/>
-              <w:right w:val="single" w:sz="4" w:space="0" w:color="auto"/>
-            </w:tcBorders>
-          </w:tcPr>
-          <w:p>
-            <w:pPr>
-              <w:spacing w:before="40" w:after="40"/>
-            </w:pPr>
-            <w:r>
-              <w:rPr>
-                <w:sz w:val="21"/>
-              </w:rPr>
-              <w:t>Kinh doanh bất động sản, quyền sử dụng đất thuộc chủ sở hữu, chủ sử dụng hoặc đi thuê</w:t>
-            </w:r>
-            <w:r>
-              <w:rPr>
-                <w:sz w:val="21"/>
-              </w:rPr>
-              <w:br/>
-              <w:t>Chi tiết: Cho thuê, điều hành, quản lý nhà và đất ở. Cho thuê, điều hành, quản lý nhà và đất không để ở.</w:t>
-            </w:r>
-          </w:p>
-        </w:tc>
-        <w:tc>
-          <w:tcPr>
-            <w:tcW w:w="2016" w:type="dxa"/>
-            <w:tcBorders>
-              <w:top w:val="single" w:sz="4" w:space="0" w:color="auto"/>
-              <w:left w:val="single" w:sz="4" w:space="0" w:color="auto"/>
-              <w:bottom w:val="single" w:sz="4" w:space="0" w:color="auto"/>
-              <w:right w:val="single" w:sz="4" w:space="0" w:color="auto"/>
-            </w:tcBorders>
-          </w:tcPr>
-          <w:p>
-            <w:pPr>
-              <w:spacing w:before="40" w:after="40"/>
-              <w:jc w:val="center"/>
-            </w:pPr>
-            <w:r>
-              <w:rPr>
-                <w:sz w:val="21"/>
-              </w:rPr>
-              <w:t>6810</w:t>
-            </w:r>
-          </w:p>
-        </w:tc>
-      </w:tr>
-      <w:tr>
-        <w:trPr>
-          <w:jc w:val="center"/>
-        </w:trPr>
-        <w:tc>
-          <w:tcPr>
-            <w:tcW w:w="864" w:type="dxa"/>
-            <w:tcBorders>
-              <w:top w:val="single" w:sz="4" w:space="0" w:color="auto"/>
-              <w:left w:val="single" w:sz="4" w:space="0" w:color="auto"/>
-              <w:bottom w:val="single" w:sz="4" w:space="0" w:color="auto"/>
-              <w:right w:val="single" w:sz="4" w:space="0" w:color="auto"/>
-            </w:tcBorders>
-          </w:tcPr>
-          <w:p>
-            <w:pPr>
-              <w:spacing w:before="40" w:after="40"/>
-              <w:jc w:val="center"/>
-            </w:pPr>
-            <w:r>
-              <w:rPr>
-                <w:sz w:val="21"/>
-              </w:rPr>
-              <w:t>18</w:t>
-            </w:r>
-          </w:p>
-        </w:tc>
-        <w:tc>
-          <w:tcPr>
-            <w:tcW w:w="6480" w:type="dxa"/>
-            <w:tcBorders>
-              <w:top w:val="single" w:sz="4" w:space="0" w:color="auto"/>
-              <w:left w:val="single" w:sz="4" w:space="0" w:color="auto"/>
-              <w:bottom w:val="single" w:sz="4" w:space="0" w:color="auto"/>
-              <w:right w:val="single" w:sz="4" w:space="0" w:color="auto"/>
-            </w:tcBorders>
-          </w:tcPr>
-          <w:p>
-            <w:pPr>
-              <w:spacing w:before="40" w:after="40"/>
-            </w:pPr>
-            <w:r>
-              <w:rPr>
-                <w:sz w:val="21"/>
-              </w:rPr>
-              <w:t>Tư vấn, môi giới, đấu giá bất động sản, đấu giá quyền sử dụng đất</w:t>
-            </w:r>
-          </w:p>
-        </w:tc>
-        <w:tc>
-          <w:tcPr>
-            <w:tcW w:w="2016" w:type="dxa"/>
-            <w:tcBorders>
-              <w:top w:val="single" w:sz="4" w:space="0" w:color="auto"/>
-              <w:left w:val="single" w:sz="4" w:space="0" w:color="auto"/>
-              <w:bottom w:val="single" w:sz="4" w:space="0" w:color="auto"/>
-              <w:right w:val="single" w:sz="4" w:space="0" w:color="auto"/>
-            </w:tcBorders>
-          </w:tcPr>
-          <w:p>
-            <w:pPr>
-              <w:spacing w:before="40" w:after="40"/>
-              <w:jc w:val="center"/>
-            </w:pPr>
-            <w:r>
-              <w:rPr>
-                <w:sz w:val="21"/>
-              </w:rPr>
-              <w:t>6820</w:t>
-            </w:r>
-          </w:p>
-        </w:tc>
-      </w:tr>
-      <w:tr>
-        <w:trPr>
-          <w:jc w:val="center"/>
-        </w:trPr>
-        <w:tc>
-          <w:tcPr>
-            <w:tcW w:w="864" w:type="dxa"/>
-            <w:tcBorders>
-              <w:top w:val="single" w:sz="4" w:space="0" w:color="auto"/>
-              <w:left w:val="single" w:sz="4" w:space="0" w:color="auto"/>
-              <w:bottom w:val="single" w:sz="4" w:space="0" w:color="auto"/>
-              <w:right w:val="single" w:sz="4" w:space="0" w:color="auto"/>
-            </w:tcBorders>
-          </w:tcPr>
-          <w:p>
-            <w:pPr>
-              <w:spacing w:before="40" w:after="40"/>
-              <w:jc w:val="center"/>
-            </w:pPr>
-            <w:r>
-              <w:rPr>
-                <w:sz w:val="21"/>
-              </w:rPr>
-              <w:lastRenderedPageBreak/>
-              <w:t>19</w:t>
-            </w:r>
-          </w:p>
-        </w:tc>
-        <w:tc>
-          <w:tcPr>
-            <w:tcW w:w="6480" w:type="dxa"/>
-            <w:tcBorders>
-              <w:top w:val="single" w:sz="4" w:space="0" w:color="auto"/>
-              <w:left w:val="single" w:sz="4" w:space="0" w:color="auto"/>
-              <w:bottom w:val="single" w:sz="4" w:space="0" w:color="auto"/>
-              <w:right w:val="single" w:sz="4" w:space="0" w:color="auto"/>
-            </w:tcBorders>
-          </w:tcPr>
-          <w:p>
-            <w:pPr>
-              <w:spacing w:before="40" w:after="40"/>
-            </w:pPr>
-            <w:r>
-              <w:rPr>
-                <w:sz w:val="21"/>
-              </w:rPr>
-              <w:t>Hoạt động kiến trúc và tư vấn kỹ thuật có liên quan</w:t>
-            </w:r>
-            <w:r>
-              <w:rPr>
-                <w:sz w:val="21"/>
-              </w:rPr>
-              <w:br/>
-              <w:t>Chi tiết: - Hoạt động đo đạc bản đồ - Tư vấn thiết kế công trình dân dụng, công nghiệp</w:t>
-            </w:r>
-          </w:p>
-        </w:tc>
-        <w:tc>
-          <w:tcPr>
-            <w:tcW w:w="2016" w:type="dxa"/>
-            <w:tcBorders>
-              <w:top w:val="single" w:sz="4" w:space="0" w:color="auto"/>
-              <w:left w:val="single" w:sz="4" w:space="0" w:color="auto"/>
-              <w:bottom w:val="single" w:sz="4" w:space="0" w:color="auto"/>
-              <w:right w:val="single" w:sz="4" w:space="0" w:color="auto"/>
-            </w:tcBorders>
-          </w:tcPr>
-          <w:p>
-            <w:pPr>
-              <w:spacing w:before="40" w:after="40"/>
-              <w:jc w:val="center"/>
-            </w:pPr>
-            <w:r>
-              <w:rPr>
-                <w:sz w:val="21"/>
-              </w:rPr>
-              <w:t>7110</w:t>
-            </w:r>
-          </w:p>
-        </w:tc>
-      </w:tr>
-      <w:tr>
-        <w:trPr>
-          <w:jc w:val="center"/>
-        </w:trPr>
-        <w:tc>
-          <w:tcPr>
-            <w:tcW w:w="864" w:type="dxa"/>
-            <w:tcBorders>
-              <w:top w:val="single" w:sz="4" w:space="0" w:color="auto"/>
-              <w:left w:val="single" w:sz="4" w:space="0" w:color="auto"/>
-              <w:bottom w:val="single" w:sz="4" w:space="0" w:color="auto"/>
-              <w:right w:val="single" w:sz="4" w:space="0" w:color="auto"/>
-            </w:tcBorders>
-          </w:tcPr>
-          <w:p>
-            <w:pPr>
-              <w:spacing w:before="40" w:after="40"/>
-              <w:jc w:val="center"/>
-            </w:pPr>
-            <w:r>
-              <w:rPr>
-                <w:sz w:val="21"/>
-              </w:rPr>
-              <w:t>20</w:t>
-            </w:r>
-          </w:p>
-        </w:tc>
-        <w:tc>
-          <w:tcPr>
-            <w:tcW w:w="6480" w:type="dxa"/>
-            <w:tcBorders>
-              <w:top w:val="single" w:sz="4" w:space="0" w:color="auto"/>
-              <w:left w:val="single" w:sz="4" w:space="0" w:color="auto"/>
-              <w:bottom w:val="single" w:sz="4" w:space="0" w:color="auto"/>
-              <w:right w:val="single" w:sz="4" w:space="0" w:color="auto"/>
-            </w:tcBorders>
-          </w:tcPr>
-          <w:p>
-            <w:pPr>
-              <w:spacing w:before="40" w:after="40"/>
-            </w:pPr>
-            <w:r>
-              <w:rPr>
-                <w:sz w:val="21"/>
-              </w:rPr>
-              <w:t>Quảng cáo</w:t>
-            </w:r>
-          </w:p>
-        </w:tc>
-        <w:tc>
-          <w:tcPr>
-            <w:tcW w:w="2016" w:type="dxa"/>
-            <w:tcBorders>
-              <w:top w:val="single" w:sz="4" w:space="0" w:color="auto"/>
-              <w:left w:val="single" w:sz="4" w:space="0" w:color="auto"/>
-              <w:bottom w:val="single" w:sz="4" w:space="0" w:color="auto"/>
-              <w:right w:val="single" w:sz="4" w:space="0" w:color="auto"/>
-            </w:tcBorders>
-          </w:tcPr>
-          <w:p>
-            <w:pPr>
-              <w:spacing w:before="40" w:after="40"/>
-              <w:jc w:val="center"/>
-            </w:pPr>
-            <w:r>
-              <w:rPr>
-                <w:sz w:val="21"/>
-              </w:rPr>
-              <w:t>7310</w:t>
-            </w:r>
-          </w:p>
-        </w:tc>
-      </w:tr>
-      <w:tr>
-        <w:trPr>
-          <w:jc w:val="center"/>
-        </w:trPr>
-        <w:tc>
-          <w:tcPr>
-            <w:tcW w:w="864" w:type="dxa"/>
-            <w:tcBorders>
-              <w:top w:val="single" w:sz="4" w:space="0" w:color="auto"/>
-              <w:left w:val="single" w:sz="4" w:space="0" w:color="auto"/>
-              <w:bottom w:val="single" w:sz="4" w:space="0" w:color="auto"/>
-              <w:right w:val="single" w:sz="4" w:space="0" w:color="auto"/>
-            </w:tcBorders>
-          </w:tcPr>
-          <w:p>
-            <w:pPr>
-              <w:spacing w:before="40" w:after="40"/>
-              <w:jc w:val="center"/>
-            </w:pPr>
-            <w:r>
-              <w:rPr>
-                <w:sz w:val="21"/>
-              </w:rPr>
-              <w:t>21</w:t>
-            </w:r>
-          </w:p>
-        </w:tc>
-        <w:tc>
-          <w:tcPr>
-            <w:tcW w:w="6480" w:type="dxa"/>
-            <w:tcBorders>
-              <w:top w:val="single" w:sz="4" w:space="0" w:color="auto"/>
-              <w:left w:val="single" w:sz="4" w:space="0" w:color="auto"/>
-              <w:bottom w:val="single" w:sz="4" w:space="0" w:color="auto"/>
-              <w:right w:val="single" w:sz="4" w:space="0" w:color="auto"/>
-            </w:tcBorders>
-          </w:tcPr>
-          <w:p>
-            <w:pPr>
-              <w:spacing w:before="40" w:after="40"/>
-            </w:pPr>
-            <w:r>
-              <w:rPr>
-                <w:sz w:val="21"/>
-              </w:rPr>
-              <w:t>Hoạt động thiết kế chuyên dụng</w:t>
-            </w:r>
-            <w:r>
-              <w:rPr>
-                <w:sz w:val="21"/>
-              </w:rPr>
-              <w:br/>
-              <w:t>Chi tiết: - Hoạt động trang trí mỹ thuật bên trong tòa nhà - Thiết kế xây dựng hệ thống cấp - thoát nước và xử lý chất thải</w:t>
-            </w:r>
-          </w:p>
-        </w:tc>
-        <w:tc>
-          <w:tcPr>
-            <w:tcW w:w="2016" w:type="dxa"/>
-            <w:tcBorders>
-              <w:top w:val="single" w:sz="4" w:space="0" w:color="auto"/>
-              <w:left w:val="single" w:sz="4" w:space="0" w:color="auto"/>
-              <w:bottom w:val="single" w:sz="4" w:space="0" w:color="auto"/>
-              <w:right w:val="single" w:sz="4" w:space="0" w:color="auto"/>
-            </w:tcBorders>
-          </w:tcPr>
-          <w:p>
-            <w:pPr>
-              <w:spacing w:before="40" w:after="40"/>
-              <w:jc w:val="center"/>
-            </w:pPr>
-            <w:r>
-              <w:rPr>
-                <w:sz w:val="21"/>
-              </w:rPr>
-              <w:t>7410</w:t>
-            </w:r>
-          </w:p>
-        </w:tc>
-      </w:tr>
-      <w:tr>
-        <w:trPr>
-          <w:jc w:val="center"/>
-        </w:trPr>
-        <w:tc>
-          <w:tcPr>
-            <w:tcW w:w="864" w:type="dxa"/>
-            <w:tcBorders>
-              <w:top w:val="single" w:sz="4" w:space="0" w:color="auto"/>
-              <w:left w:val="single" w:sz="4" w:space="0" w:color="auto"/>
-              <w:bottom w:val="single" w:sz="4" w:space="0" w:color="auto"/>
-              <w:right w:val="single" w:sz="4" w:space="0" w:color="auto"/>
-            </w:tcBorders>
-          </w:tcPr>
-          <w:p>
-            <w:pPr>
-              <w:spacing w:before="40" w:after="40"/>
-              <w:jc w:val="center"/>
-            </w:pPr>
-            <w:r>
-              <w:rPr>
-                <w:sz w:val="21"/>
-              </w:rPr>
-              <w:t>22</w:t>
-            </w:r>
-          </w:p>
-        </w:tc>
-        <w:tc>
-          <w:tcPr>
-            <w:tcW w:w="6480" w:type="dxa"/>
-            <w:tcBorders>
-              <w:top w:val="single" w:sz="4" w:space="0" w:color="auto"/>
-              <w:left w:val="single" w:sz="4" w:space="0" w:color="auto"/>
-              <w:bottom w:val="single" w:sz="4" w:space="0" w:color="auto"/>
-              <w:right w:val="single" w:sz="4" w:space="0" w:color="auto"/>
-            </w:tcBorders>
-          </w:tcPr>
-          <w:p>
-            <w:pPr>
-              <w:spacing w:before="40" w:after="40"/>
-            </w:pPr>
-            <w:r>
-              <w:rPr>
-                <w:sz w:val="21"/>
-              </w:rPr>
-              <w:t>Hoạt động chuyên môn, khoa học và công nghệ khác chưa được phân vào đâu</w:t>
-            </w:r>
-            <w:r>
-              <w:rPr>
-                <w:sz w:val="21"/>
-              </w:rPr>
-              <w:br/>
-              <w:t>Chi tiết: Lập hồ sơ kế hoạch bảo vệ môi trường; Lập báo cáo giám sát môi trường định kỳ; Lập hồ sơ xin phép khai thác nước; Lập hồ sơ xin phép xả thải vào nguồn nước; Lập hồ sơ đăng ký chủ nguồn thải; Lập hồ sơ giấy phép phòng cháy chữa cháy; lập hồ sơ giấy phép xây dựng; xử lý khí thải lò hơi; xử lý bụi gỗ, bụi công nghiệp; xử lý dung môi - Lập báo cáo đánh giá tác động môi trường</w:t>
-            </w:r>
-          </w:p>
-        </w:tc>
-        <w:tc>
-          <w:tcPr>
-            <w:tcW w:w="2016" w:type="dxa"/>
-            <w:tcBorders>
-              <w:top w:val="single" w:sz="4" w:space="0" w:color="auto"/>
-              <w:left w:val="single" w:sz="4" w:space="0" w:color="auto"/>
-              <w:bottom w:val="single" w:sz="4" w:space="0" w:color="auto"/>
-              <w:right w:val="single" w:sz="4" w:space="0" w:color="auto"/>
-            </w:tcBorders>
-          </w:tcPr>
-          <w:p>
-            <w:pPr>
-              <w:spacing w:before="40" w:after="40"/>
-              <w:jc w:val="center"/>
-            </w:pPr>
-            <w:r>
-              <w:rPr>
-                <w:sz w:val="21"/>
-              </w:rPr>
-              <w:t>7490</w:t>
-            </w:r>
-          </w:p>
-        </w:tc>
-      </w:tr>
-      <w:tr>
-        <w:trPr>
-          <w:jc w:val="center"/>
-        </w:trPr>
-        <w:tc>
-          <w:tcPr>
-            <w:tcW w:w="864" w:type="dxa"/>
-            <w:tcBorders>
-              <w:top w:val="single" w:sz="4" w:space="0" w:color="auto"/>
-              <w:left w:val="single" w:sz="4" w:space="0" w:color="auto"/>
-              <w:bottom w:val="single" w:sz="4" w:space="0" w:color="auto"/>
-              <w:right w:val="single" w:sz="4" w:space="0" w:color="auto"/>
-            </w:tcBorders>
-          </w:tcPr>
-          <w:p>
-            <w:pPr>
-              <w:spacing w:before="40" w:after="40"/>
-              <w:jc w:val="center"/>
-            </w:pPr>
-            <w:r>
-              <w:rPr>
-                <w:sz w:val="21"/>
-              </w:rPr>
-              <w:t>23</w:t>
-            </w:r>
-          </w:p>
-        </w:tc>
-        <w:tc>
-          <w:tcPr>
-            <w:tcW w:w="6480" w:type="dxa"/>
-            <w:tcBorders>
-              <w:top w:val="single" w:sz="4" w:space="0" w:color="auto"/>
-              <w:left w:val="single" w:sz="4" w:space="0" w:color="auto"/>
-              <w:bottom w:val="single" w:sz="4" w:space="0" w:color="auto"/>
-              <w:right w:val="single" w:sz="4" w:space="0" w:color="auto"/>
-            </w:tcBorders>
-          </w:tcPr>
-          <w:p>
-            <w:pPr>
-              <w:spacing w:before="40" w:after="40"/>
-            </w:pPr>
-            <w:r>
-              <w:rPr>
-                <w:sz w:val="21"/>
-              </w:rPr>
-              <w:t>Sản xuất phân bón và hợp chất ni tơ</w:t>
-            </w:r>
-            <w:r>
-              <w:rPr>
-                <w:sz w:val="21"/>
-              </w:rPr>
-              <w:br/>
-              <w:t>Chi tiết: Sản xuất đất sạch hữu cơ</w:t>
-            </w:r>
-          </w:p>
-        </w:tc>
-        <w:tc>
-          <w:tcPr>
-            <w:tcW w:w="2016" w:type="dxa"/>
-            <w:tcBorders>
-              <w:top w:val="single" w:sz="4" w:space="0" w:color="auto"/>
-              <w:left w:val="single" w:sz="4" w:space="0" w:color="auto"/>
-              <w:bottom w:val="single" w:sz="4" w:space="0" w:color="auto"/>
-              <w:right w:val="single" w:sz="4" w:space="0" w:color="auto"/>
-            </w:tcBorders>
-          </w:tcPr>
-          <w:p>
-            <w:pPr>
-              <w:spacing w:before="40" w:after="40"/>
-              <w:jc w:val="center"/>
-            </w:pPr>
-            <w:r>
-              <w:rPr>
-                <w:sz w:val="21"/>
-              </w:rPr>
-              <w:t>2012</w:t>
-            </w:r>
-          </w:p>
-        </w:tc>
-      </w:tr>
-      <w:tr>
-        <w:trPr>
-          <w:jc w:val="center"/>
-        </w:trPr>
-        <w:tc>
-          <w:tcPr>
-            <w:tcW w:w="864" w:type="dxa"/>
-            <w:tcBorders>
-              <w:top w:val="single" w:sz="4" w:space="0" w:color="auto"/>
-              <w:left w:val="single" w:sz="4" w:space="0" w:color="auto"/>
-              <w:bottom w:val="single" w:sz="4" w:space="0" w:color="auto"/>
-              <w:right w:val="single" w:sz="4" w:space="0" w:color="auto"/>
-            </w:tcBorders>
-          </w:tcPr>
-          <w:p>
-            <w:pPr>
-              <w:spacing w:before="40" w:after="40"/>
-              <w:jc w:val="center"/>
-            </w:pPr>
-            <w:r>
-              <w:rPr>
-                <w:sz w:val="21"/>
-              </w:rPr>
-              <w:t>24</w:t>
-            </w:r>
-          </w:p>
-        </w:tc>
-        <w:tc>
-          <w:tcPr>
-            <w:tcW w:w="6480" w:type="dxa"/>
-            <w:tcBorders>
-              <w:top w:val="single" w:sz="4" w:space="0" w:color="auto"/>
-              <w:left w:val="single" w:sz="4" w:space="0" w:color="auto"/>
-              <w:bottom w:val="single" w:sz="4" w:space="0" w:color="auto"/>
-              <w:right w:val="single" w:sz="4" w:space="0" w:color="auto"/>
-            </w:tcBorders>
-          </w:tcPr>
-          <w:p>
-            <w:pPr>
-              <w:spacing w:before="40" w:after="40"/>
-            </w:pPr>
-            <w:r>
-              <w:rPr>
-                <w:sz w:val="21"/>
-              </w:rPr>
-              <w:t>Sản xuất vật liệu xây dựng từ đất sét</w:t>
-            </w:r>
-            <w:r>
-              <w:rPr>
-                <w:sz w:val="21"/>
-              </w:rPr>
-              <w:br/>
-              <w:t>Chi tiết: Sản xuất gạch không nung</w:t>
-            </w:r>
-          </w:p>
-        </w:tc>
-        <w:tc>
-          <w:tcPr>
-            <w:tcW w:w="2016" w:type="dxa"/>
-            <w:tcBorders>
-              <w:top w:val="single" w:sz="4" w:space="0" w:color="auto"/>
-              <w:left w:val="single" w:sz="4" w:space="0" w:color="auto"/>
-              <w:bottom w:val="single" w:sz="4" w:space="0" w:color="auto"/>
-              <w:right w:val="single" w:sz="4" w:space="0" w:color="auto"/>
-            </w:tcBorders>
-          </w:tcPr>
-          <w:p>
-            <w:pPr>
-              <w:spacing w:before="40" w:after="40"/>
-              <w:jc w:val="center"/>
-            </w:pPr>
-            <w:r>
-              <w:rPr>
-                <w:sz w:val="21"/>
-              </w:rPr>
-              <w:t>2392</w:t>
-            </w:r>
-          </w:p>
-        </w:tc>
-      </w:tr>
-      <w:tr>
-        <w:trPr>
-          <w:jc w:val="center"/>
-        </w:trPr>
-        <w:tc>
-          <w:tcPr>
-            <w:tcW w:w="864" w:type="dxa"/>
-            <w:tcBorders>
-              <w:top w:val="single" w:sz="4" w:space="0" w:color="auto"/>
-              <w:left w:val="single" w:sz="4" w:space="0" w:color="auto"/>
-              <w:bottom w:val="single" w:sz="4" w:space="0" w:color="auto"/>
-              <w:right w:val="single" w:sz="4" w:space="0" w:color="auto"/>
-            </w:tcBorders>
-          </w:tcPr>
-          <w:p>
-            <w:pPr>
-              <w:spacing w:before="40" w:after="40"/>
-              <w:jc w:val="center"/>
-            </w:pPr>
-            <w:r>
-              <w:rPr>
-                <w:sz w:val="21"/>
-              </w:rPr>
-              <w:t>25</w:t>
-            </w:r>
-          </w:p>
-        </w:tc>
-        <w:tc>
-          <w:tcPr>
-            <w:tcW w:w="6480" w:type="dxa"/>
-            <w:tcBorders>
-              <w:top w:val="single" w:sz="4" w:space="0" w:color="auto"/>
-              <w:left w:val="single" w:sz="4" w:space="0" w:color="auto"/>
-              <w:bottom w:val="single" w:sz="4" w:space="0" w:color="auto"/>
-              <w:right w:val="single" w:sz="4" w:space="0" w:color="auto"/>
-            </w:tcBorders>
-          </w:tcPr>
-          <w:p>
-            <w:pPr>
-              <w:spacing w:before="40" w:after="40"/>
-            </w:pPr>
-            <w:r>
-              <w:rPr>
-                <w:sz w:val="21"/>
-              </w:rPr>
-              <w:t>Vận tải hàng hóa bằng đường bộ</w:t>
-            </w:r>
-          </w:p>
-        </w:tc>
-        <w:tc>
-          <w:tcPr>
-            <w:tcW w:w="2016" w:type="dxa"/>
-            <w:tcBorders>
-              <w:top w:val="single" w:sz="4" w:space="0" w:color="auto"/>
-              <w:left w:val="single" w:sz="4" w:space="0" w:color="auto"/>
-              <w:bottom w:val="single" w:sz="4" w:space="0" w:color="auto"/>
-              <w:right w:val="single" w:sz="4" w:space="0" w:color="auto"/>
-            </w:tcBorders>
-          </w:tcPr>
-          <w:p>
-            <w:pPr>
-              <w:spacing w:before="40" w:after="40"/>
-              <w:jc w:val="center"/>
-            </w:pPr>
-            <w:r>
-              <w:rPr>
-                <w:sz w:val="21"/>
-              </w:rPr>
-              <w:t>4933</w:t>
-            </w:r>
-          </w:p>
-        </w:tc>
-      </w:tr>
-      <w:tr>
-        <w:trPr>
-          <w:jc w:val="center"/>
-        </w:trPr>
-        <w:tc>
-          <w:tcPr>
-            <w:tcW w:w="864" w:type="dxa"/>
-            <w:tcBorders>
-              <w:top w:val="single" w:sz="4" w:space="0" w:color="auto"/>
-              <w:left w:val="single" w:sz="4" w:space="0" w:color="auto"/>
-              <w:bottom w:val="single" w:sz="4" w:space="0" w:color="auto"/>
-              <w:right w:val="single" w:sz="4" w:space="0" w:color="auto"/>
-            </w:tcBorders>
-          </w:tcPr>
-          <w:p>
-            <w:pPr>
-              <w:spacing w:before="40" w:after="40"/>
-              <w:jc w:val="center"/>
-            </w:pPr>
-            <w:r>
-              <w:rPr>
-                <w:sz w:val="21"/>
-              </w:rPr>
-              <w:t>26</w:t>
-            </w:r>
-          </w:p>
-        </w:tc>
-        <w:tc>
-          <w:tcPr>
-            <w:tcW w:w="6480" w:type="dxa"/>
-            <w:tcBorders>
-              <w:top w:val="single" w:sz="4" w:space="0" w:color="auto"/>
-              <w:left w:val="single" w:sz="4" w:space="0" w:color="auto"/>
-              <w:bottom w:val="single" w:sz="4" w:space="0" w:color="auto"/>
-              <w:right w:val="single" w:sz="4" w:space="0" w:color="auto"/>
-            </w:tcBorders>
-          </w:tcPr>
-          <w:p>
-            <w:pPr>
-              <w:spacing w:before="40" w:after="40"/>
-            </w:pPr>
-            <w:r>
-              <w:rPr>
-                <w:sz w:val="21"/>
-              </w:rPr>
-              <w:t>Bốc xếp hàng hóa</w:t>
-            </w:r>
-            <w:r>
-              <w:rPr>
-                <w:sz w:val="21"/>
-              </w:rPr>
-              <w:br/>
-              <w:t>(trừ bốc xếp hàng hóa cảng hàng không)</w:t>
-            </w:r>
-          </w:p>
-        </w:tc>
-        <w:tc>
-          <w:tcPr>
-            <w:tcW w:w="2016" w:type="dxa"/>
-            <w:tcBorders>
-              <w:top w:val="single" w:sz="4" w:space="0" w:color="auto"/>
-              <w:left w:val="single" w:sz="4" w:space="0" w:color="auto"/>
-              <w:bottom w:val="single" w:sz="4" w:space="0" w:color="auto"/>
-              <w:right w:val="single" w:sz="4" w:space="0" w:color="auto"/>
-            </w:tcBorders>
-          </w:tcPr>
-          <w:p>
-            <w:pPr>
-              <w:spacing w:before="40" w:after="40"/>
-              <w:jc w:val="center"/>
-            </w:pPr>
-            <w:r>
-              <w:rPr>
-                <w:sz w:val="21"/>
-              </w:rPr>
-              <w:t>5224</w:t>
-            </w:r>
-          </w:p>
-        </w:tc>
-      </w:tr>
-      <w:tr>
-        <w:trPr>
-          <w:jc w:val="center"/>
-        </w:trPr>
-        <w:tc>
-          <w:tcPr>
-            <w:tcW w:w="864" w:type="dxa"/>
-            <w:tcBorders>
-              <w:top w:val="single" w:sz="4" w:space="0" w:color="auto"/>
-              <w:left w:val="single" w:sz="4" w:space="0" w:color="auto"/>
-              <w:bottom w:val="single" w:sz="4" w:space="0" w:color="auto"/>
-              <w:right w:val="single" w:sz="4" w:space="0" w:color="auto"/>
-            </w:tcBorders>
-          </w:tcPr>
-          <w:p>
-            <w:pPr>
-              <w:spacing w:before="40" w:after="40"/>
-              <w:jc w:val="center"/>
-            </w:pPr>
-            <w:r>
-              <w:rPr>
-                <w:sz w:val="21"/>
-              </w:rPr>
-              <w:t>27</w:t>
-            </w:r>
-          </w:p>
-        </w:tc>
-        <w:tc>
-          <w:tcPr>
-            <w:tcW w:w="6480" w:type="dxa"/>
-            <w:tcBorders>
-              <w:top w:val="single" w:sz="4" w:space="0" w:color="auto"/>
-              <w:left w:val="single" w:sz="4" w:space="0" w:color="auto"/>
-              <w:bottom w:val="single" w:sz="4" w:space="0" w:color="auto"/>
-              <w:right w:val="single" w:sz="4" w:space="0" w:color="auto"/>
-            </w:tcBorders>
-          </w:tcPr>
-          <w:p>
-            <w:pPr>
-              <w:spacing w:before="40" w:after="40"/>
-            </w:pPr>
-            <w:r>
-              <w:rPr>
-                <w:sz w:val="21"/>
-              </w:rPr>
-              <w:t>Hoạt động dịch vụ hỗ trợ khác liên quan đến vận tải</w:t>
-            </w:r>
-            <w:r>
-              <w:rPr>
-                <w:sz w:val="21"/>
-              </w:rPr>
-              <w:br/>
-              <w:t>Chi tiết: Dịch vụ làm thủ tục visa, hộ chiếu. Đại lý bán vé máy bay, tàu hỏa.</w:t>
-            </w:r>
-          </w:p>
-        </w:tc>
-        <w:tc>
-          <w:tcPr>
-            <w:tcW w:w="2016" w:type="dxa"/>
-            <w:tcBorders>
-              <w:top w:val="single" w:sz="4" w:space="0" w:color="auto"/>
-              <w:left w:val="single" w:sz="4" w:space="0" w:color="auto"/>
-              <w:bottom w:val="single" w:sz="4" w:space="0" w:color="auto"/>
-              <w:right w:val="single" w:sz="4" w:space="0" w:color="auto"/>
-            </w:tcBorders>
-          </w:tcPr>
-          <w:p>
-            <w:pPr>
-              <w:spacing w:before="40" w:after="40"/>
-              <w:jc w:val="center"/>
-            </w:pPr>
-            <w:r>
-              <w:rPr>
-                <w:sz w:val="21"/>
-              </w:rPr>
-              <w:t>5229</w:t>
-            </w:r>
-          </w:p>
-        </w:tc>
-      </w:tr>
-      <w:tr>
-        <w:trPr>
-          <w:jc w:val="center"/>
-        </w:trPr>
-        <w:tc>
-          <w:tcPr>
-            <w:tcW w:w="864" w:type="dxa"/>
-            <w:tcBorders>
-              <w:top w:val="single" w:sz="4" w:space="0" w:color="auto"/>
-              <w:left w:val="single" w:sz="4" w:space="0" w:color="auto"/>
-              <w:bottom w:val="single" w:sz="4" w:space="0" w:color="auto"/>
-              <w:right w:val="single" w:sz="4" w:space="0" w:color="auto"/>
-            </w:tcBorders>
-          </w:tcPr>
-          <w:p>
-            <w:pPr>
-              <w:spacing w:before="40" w:after="40"/>
-              <w:jc w:val="center"/>
-            </w:pPr>
-            <w:r>
-              <w:rPr>
-                <w:sz w:val="21"/>
-              </w:rPr>
-              <w:t>28</w:t>
-            </w:r>
-          </w:p>
-        </w:tc>
-        <w:tc>
-          <w:tcPr>
-            <w:tcW w:w="6480" w:type="dxa"/>
-            <w:tcBorders>
-              <w:top w:val="single" w:sz="4" w:space="0" w:color="auto"/>
-              <w:left w:val="single" w:sz="4" w:space="0" w:color="auto"/>
-              <w:bottom w:val="single" w:sz="4" w:space="0" w:color="auto"/>
-              <w:right w:val="single" w:sz="4" w:space="0" w:color="auto"/>
-            </w:tcBorders>
-          </w:tcPr>
-          <w:p>
-            <w:pPr>
-              <w:spacing w:before="40" w:after="40"/>
-            </w:pPr>
-            <w:r>
-              <w:rPr>
-                <w:sz w:val="21"/>
-              </w:rPr>
-              <w:t>Vệ sinh chung nhà cửa</w:t>
-            </w:r>
-          </w:p>
-        </w:tc>
-        <w:tc>
-          <w:tcPr>
-            <w:tcW w:w="2016" w:type="dxa"/>
-            <w:tcBorders>
-              <w:top w:val="single" w:sz="4" w:space="0" w:color="auto"/>
-              <w:left w:val="single" w:sz="4" w:space="0" w:color="auto"/>
-              <w:bottom w:val="single" w:sz="4" w:space="0" w:color="auto"/>
-              <w:right w:val="single" w:sz="4" w:space="0" w:color="auto"/>
-            </w:tcBorders>
-          </w:tcPr>
-          <w:p>
-            <w:pPr>
-              <w:spacing w:before="40" w:after="40"/>
-              <w:jc w:val="center"/>
-            </w:pPr>
-            <w:r>
-              <w:rPr>
-                <w:sz w:val="21"/>
-              </w:rPr>
-              <w:t>8121</w:t>
-            </w:r>
-          </w:p>
-        </w:tc>
-      </w:tr>
-      <w:tr>
-        <w:trPr>
-          <w:jc w:val="center"/>
-        </w:trPr>
-        <w:tc>
-          <w:tcPr>
-            <w:tcW w:w="864" w:type="dxa"/>
-            <w:tcBorders>
-              <w:top w:val="single" w:sz="4" w:space="0" w:color="auto"/>
-              <w:left w:val="single" w:sz="4" w:space="0" w:color="auto"/>
-              <w:bottom w:val="single" w:sz="4" w:space="0" w:color="auto"/>
-              <w:right w:val="single" w:sz="4" w:space="0" w:color="auto"/>
-            </w:tcBorders>
-          </w:tcPr>
-          <w:p>
-            <w:pPr>
-              <w:spacing w:before="40" w:after="40"/>
-              <w:jc w:val="center"/>
-            </w:pPr>
-            <w:r>
-              <w:rPr>
-                <w:sz w:val="21"/>
-              </w:rPr>
-              <w:t>29</w:t>
-            </w:r>
-          </w:p>
-        </w:tc>
-        <w:tc>
-          <w:tcPr>
-            <w:tcW w:w="6480" w:type="dxa"/>
-            <w:tcBorders>
-              <w:top w:val="single" w:sz="4" w:space="0" w:color="auto"/>
-              <w:left w:val="single" w:sz="4" w:space="0" w:color="auto"/>
-              <w:bottom w:val="single" w:sz="4" w:space="0" w:color="auto"/>
-              <w:right w:val="single" w:sz="4" w:space="0" w:color="auto"/>
-            </w:tcBorders>
-          </w:tcPr>
-          <w:p>
-            <w:pPr>
-              <w:spacing w:before="40" w:after="40"/>
-            </w:pPr>
-            <w:r>
-              <w:rPr>
-                <w:sz w:val="21"/>
-              </w:rPr>
-              <w:t>Vệ sinh công nghiệp và các công trình chuyên biệt</w:t>
-            </w:r>
-          </w:p>
-        </w:tc>
-        <w:tc>
-          <w:tcPr>
-            <w:tcW w:w="2016" w:type="dxa"/>
-            <w:tcBorders>
-              <w:top w:val="single" w:sz="4" w:space="0" w:color="auto"/>
-              <w:left w:val="single" w:sz="4" w:space="0" w:color="auto"/>
-              <w:bottom w:val="single" w:sz="4" w:space="0" w:color="auto"/>
-              <w:right w:val="single" w:sz="4" w:space="0" w:color="auto"/>
-            </w:tcBorders>
-          </w:tcPr>
-          <w:p>
-            <w:pPr>
-              <w:spacing w:before="40" w:after="40"/>
-              <w:jc w:val="center"/>
-            </w:pPr>
-            <w:r>
-              <w:rPr>
-                <w:sz w:val="21"/>
-              </w:rPr>
-              <w:t>8129</w:t>
-            </w:r>
-          </w:p>
-        </w:tc>
-      </w:tr>
-      <w:tr>
-        <w:trPr>
-          <w:jc w:val="center"/>
-        </w:trPr>
-        <w:tc>
-          <w:tcPr>
-            <w:tcW w:w="864" w:type="dxa"/>
-            <w:tcBorders>
-              <w:top w:val="single" w:sz="4" w:space="0" w:color="auto"/>
-              <w:left w:val="single" w:sz="4" w:space="0" w:color="auto"/>
-              <w:bottom w:val="single" w:sz="4" w:space="0" w:color="auto"/>
-              <w:right w:val="single" w:sz="4" w:space="0" w:color="auto"/>
-            </w:tcBorders>
-          </w:tcPr>
-          <w:p>
-            <w:pPr>
-              <w:spacing w:before="40" w:after="40"/>
-              <w:jc w:val="center"/>
-            </w:pPr>
-            <w:r>
-              <w:rPr>
-                <w:sz w:val="21"/>
-              </w:rPr>
-              <w:t>30</w:t>
-            </w:r>
-          </w:p>
-        </w:tc>
-        <w:tc>
-          <w:tcPr>
-            <w:tcW w:w="6480" w:type="dxa"/>
-            <w:tcBorders>
-              <w:top w:val="single" w:sz="4" w:space="0" w:color="auto"/>
-              <w:left w:val="single" w:sz="4" w:space="0" w:color="auto"/>
-              <w:bottom w:val="single" w:sz="4" w:space="0" w:color="auto"/>
-              <w:right w:val="single" w:sz="4" w:space="0" w:color="auto"/>
-            </w:tcBorders>
-          </w:tcPr>
-          <w:p>
-            <w:pPr>
-              <w:spacing w:before="40" w:after="40"/>
-            </w:pPr>
-            <w:r>
-              <w:rPr>
-                <w:sz w:val="21"/>
-              </w:rPr>
-              <w:t>Dịch vụ chăm sóc và duy trì cảnh quan</w:t>
-            </w:r>
-          </w:p>
-        </w:tc>
-        <w:tc>
-          <w:tcPr>
-            <w:tcW w:w="2016" w:type="dxa"/>
-            <w:tcBorders>
-              <w:top w:val="single" w:sz="4" w:space="0" w:color="auto"/>
-              <w:left w:val="single" w:sz="4" w:space="0" w:color="auto"/>
-              <w:bottom w:val="single" w:sz="4" w:space="0" w:color="auto"/>
-              <w:right w:val="single" w:sz="4" w:space="0" w:color="auto"/>
-            </w:tcBorders>
-          </w:tcPr>
-          <w:p>
-            <w:pPr>
-              <w:spacing w:before="40" w:after="40"/>
-              <w:jc w:val="center"/>
-            </w:pPr>
-            <w:r>
-              <w:rPr>
-                <w:sz w:val="21"/>
-              </w:rPr>
-              <w:t>8130</w:t>
-            </w:r>
-          </w:p>
-        </w:tc>
-      </w:tr>
-      <w:tr>
-        <w:trPr>
-          <w:jc w:val="center"/>
-        </w:trPr>
-        <w:tc>
-          <w:tcPr>
-            <w:tcW w:w="864" w:type="dxa"/>
-            <w:tcBorders>
-              <w:top w:val="single" w:sz="4" w:space="0" w:color="auto"/>
-              <w:left w:val="single" w:sz="4" w:space="0" w:color="auto"/>
-              <w:bottom w:val="single" w:sz="4" w:space="0" w:color="auto"/>
-              <w:right w:val="single" w:sz="4" w:space="0" w:color="auto"/>
-            </w:tcBorders>
-          </w:tcPr>
-          <w:p>
-            <w:pPr>
-              <w:spacing w:before="40" w:after="40"/>
-              <w:jc w:val="center"/>
-            </w:pPr>
-            <w:r>
-              <w:rPr>
-                <w:sz w:val="21"/>
-              </w:rPr>
-              <w:t>31</w:t>
-            </w:r>
-          </w:p>
-        </w:tc>
-        <w:tc>
-          <w:tcPr>
-            <w:tcW w:w="6480" w:type="dxa"/>
-            <w:tcBorders>
-              <w:top w:val="single" w:sz="4" w:space="0" w:color="auto"/>
-              <w:left w:val="single" w:sz="4" w:space="0" w:color="auto"/>
-              <w:bottom w:val="single" w:sz="4" w:space="0" w:color="auto"/>
-              <w:right w:val="single" w:sz="4" w:space="0" w:color="auto"/>
-            </w:tcBorders>
-          </w:tcPr>
-          <w:p>
-            <w:pPr>
-              <w:spacing w:before="40" w:after="40"/>
-            </w:pPr>
-            <w:r>
-              <w:rPr>
-                <w:sz w:val="21"/>
-              </w:rPr>
-              <w:t>Thoát nước và xử lý nước thải</w:t>
-            </w:r>
-            <w:r>
-              <w:rPr>
-                <w:sz w:val="21"/>
-              </w:rPr>
-              <w:br/>
-              <w:t>Chi tiết: Xử lý nước thải sinh hoạt; Xử lý chất thải công nghiệp, nước thải công nghiệp. Xử lý nước thải bệnh viện. (không xử lý tại trụ sở chính)</w:t>
-            </w:r>
-          </w:p>
-        </w:tc>
-        <w:tc>
-          <w:tcPr>
-            <w:tcW w:w="2016" w:type="dxa"/>
-            <w:tcBorders>
-              <w:top w:val="single" w:sz="4" w:space="0" w:color="auto"/>
-              <w:left w:val="single" w:sz="4" w:space="0" w:color="auto"/>
-              <w:bottom w:val="single" w:sz="4" w:space="0" w:color="auto"/>
-              <w:right w:val="single" w:sz="4" w:space="0" w:color="auto"/>
-            </w:tcBorders>
-          </w:tcPr>
-          <w:p>
-            <w:pPr>
-              <w:spacing w:before="40" w:after="40"/>
-              <w:jc w:val="center"/>
-            </w:pPr>
-            <w:r>
-              <w:rPr>
-                <w:sz w:val="21"/>
-              </w:rPr>
-              <w:t>3700</w:t>
-            </w:r>
-          </w:p>
-        </w:tc>
-      </w:tr>
-      <w:tr>
-        <w:trPr>
-          <w:jc w:val="center"/>
-        </w:trPr>
-        <w:tc>
-          <w:tcPr>
-            <w:tcW w:w="864" w:type="dxa"/>
-            <w:tcBorders>
-              <w:top w:val="single" w:sz="4" w:space="0" w:color="auto"/>
-              <w:left w:val="single" w:sz="4" w:space="0" w:color="auto"/>
-              <w:bottom w:val="single" w:sz="4" w:space="0" w:color="auto"/>
-              <w:right w:val="single" w:sz="4" w:space="0" w:color="auto"/>
-            </w:tcBorders>
-          </w:tcPr>
-          <w:p>
-            <w:pPr>
-              <w:spacing w:before="40" w:after="40"/>
-              <w:jc w:val="center"/>
-            </w:pPr>
-            <w:r>
-              <w:rPr>
-                <w:sz w:val="21"/>
-              </w:rPr>
-              <w:t>32</w:t>
-            </w:r>
-          </w:p>
-        </w:tc>
-        <w:tc>
-          <w:tcPr>
-            <w:tcW w:w="6480" w:type="dxa"/>
-            <w:tcBorders>
-              <w:top w:val="single" w:sz="4" w:space="0" w:color="auto"/>
-              <w:left w:val="single" w:sz="4" w:space="0" w:color="auto"/>
-              <w:bottom w:val="single" w:sz="4" w:space="0" w:color="auto"/>
-              <w:right w:val="single" w:sz="4" w:space="0" w:color="auto"/>
-            </w:tcBorders>
-          </w:tcPr>
-          <w:p>
-            <w:pPr>
-              <w:spacing w:before="40" w:after="40"/>
-            </w:pPr>
-            <w:r>
-              <w:rPr>
-                <w:sz w:val="21"/>
-              </w:rPr>
-              <w:t>Xây dựng nhà để ở</w:t>
-            </w:r>
-          </w:p>
-        </w:tc>
-        <w:tc>
-          <w:tcPr>
-            <w:tcW w:w="2016" w:type="dxa"/>
-            <w:tcBorders>
-              <w:top w:val="single" w:sz="4" w:space="0" w:color="auto"/>
-              <w:left w:val="single" w:sz="4" w:space="0" w:color="auto"/>
-              <w:bottom w:val="single" w:sz="4" w:space="0" w:color="auto"/>
-              <w:right w:val="single" w:sz="4" w:space="0" w:color="auto"/>
-            </w:tcBorders>
-          </w:tcPr>
-          <w:p>
-            <w:pPr>
-              <w:spacing w:before="40" w:after="40"/>
-              <w:jc w:val="center"/>
-            </w:pPr>
-            <w:r>
-              <w:rPr>
-                <w:sz w:val="21"/>
-              </w:rPr>
-              <w:t>4101</w:t>
-            </w:r>
-          </w:p>
-        </w:tc>
-      </w:tr>
-      <w:tr>
-        <w:trPr>
-          <w:jc w:val="center"/>
-        </w:trPr>
-        <w:tc>
-          <w:tcPr>
-            <w:tcW w:w="864" w:type="dxa"/>
-            <w:tcBorders>
-              <w:top w:val="single" w:sz="4" w:space="0" w:color="auto"/>
-              <w:left w:val="single" w:sz="4" w:space="0" w:color="auto"/>
-              <w:bottom w:val="single" w:sz="4" w:space="0" w:color="auto"/>
-              <w:right w:val="single" w:sz="4" w:space="0" w:color="auto"/>
-            </w:tcBorders>
-          </w:tcPr>
-          <w:p>
-            <w:pPr>
-              <w:spacing w:before="40" w:after="40"/>
-              <w:jc w:val="center"/>
-            </w:pPr>
-            <w:r>
-              <w:rPr>
-                <w:sz w:val="21"/>
-              </w:rPr>
-              <w:t>33</w:t>
-            </w:r>
-          </w:p>
-        </w:tc>
-        <w:tc>
-          <w:tcPr>
-            <w:tcW w:w="6480" w:type="dxa"/>
-            <w:tcBorders>
-              <w:top w:val="single" w:sz="4" w:space="0" w:color="auto"/>
-              <w:left w:val="single" w:sz="4" w:space="0" w:color="auto"/>
-              <w:bottom w:val="single" w:sz="4" w:space="0" w:color="auto"/>
-              <w:right w:val="single" w:sz="4" w:space="0" w:color="auto"/>
-            </w:tcBorders>
-          </w:tcPr>
-          <w:p>
-            <w:pPr>
-              <w:spacing w:before="40" w:after="40"/>
-            </w:pPr>
-            <w:r>
-              <w:rPr>
-                <w:sz w:val="21"/>
-              </w:rPr>
-              <w:t>Xây dựng nhà không để ở</w:t>
-            </w:r>
-          </w:p>
-        </w:tc>
-        <w:tc>
-          <w:tcPr>
-            <w:tcW w:w="2016" w:type="dxa"/>
-            <w:tcBorders>
-              <w:top w:val="single" w:sz="4" w:space="0" w:color="auto"/>
-              <w:left w:val="single" w:sz="4" w:space="0" w:color="auto"/>
-              <w:bottom w:val="single" w:sz="4" w:space="0" w:color="auto"/>
-              <w:right w:val="single" w:sz="4" w:space="0" w:color="auto"/>
-            </w:tcBorders>
-          </w:tcPr>
-          <w:p>
-            <w:pPr>
-              <w:spacing w:before="40" w:after="40"/>
-              <w:jc w:val="center"/>
-            </w:pPr>
-            <w:r>
-              <w:rPr>
-                <w:sz w:val="21"/>
-              </w:rPr>
-              <w:t>4102</w:t>
-            </w:r>
-          </w:p>
-        </w:tc>
-      </w:tr>
-      <w:tr>
-        <w:trPr>
-          <w:jc w:val="center"/>
-        </w:trPr>
-        <w:tc>
-          <w:tcPr>
-            <w:tcW w:w="864" w:type="dxa"/>
-            <w:tcBorders>
-              <w:top w:val="single" w:sz="4" w:space="0" w:color="auto"/>
-              <w:left w:val="single" w:sz="4" w:space="0" w:color="auto"/>
-              <w:bottom w:val="single" w:sz="4" w:space="0" w:color="auto"/>
-              <w:right w:val="single" w:sz="4" w:space="0" w:color="auto"/>
-            </w:tcBorders>
-          </w:tcPr>
-          <w:p>
-            <w:pPr>
-              <w:spacing w:before="40" w:after="40"/>
-              <w:jc w:val="center"/>
-            </w:pPr>
-            <w:r>
-              <w:rPr>
-                <w:sz w:val="21"/>
-              </w:rPr>
-              <w:t>34</w:t>
-            </w:r>
-          </w:p>
-        </w:tc>
-        <w:tc>
-          <w:tcPr>
-            <w:tcW w:w="6480" w:type="dxa"/>
-            <w:tcBorders>
-              <w:top w:val="single" w:sz="4" w:space="0" w:color="auto"/>
-              <w:left w:val="single" w:sz="4" w:space="0" w:color="auto"/>
-              <w:bottom w:val="single" w:sz="4" w:space="0" w:color="auto"/>
-              <w:right w:val="single" w:sz="4" w:space="0" w:color="auto"/>
-            </w:tcBorders>
-          </w:tcPr>
-          <w:p>
-            <w:pPr>
-              <w:spacing w:before="40" w:after="40"/>
-            </w:pPr>
-            <w:r>
-              <w:rPr>
-                <w:sz w:val="21"/>
-              </w:rPr>
-              <w:t>Chuẩn bị mặt bằng</w:t>
-            </w:r>
-          </w:p>
-        </w:tc>
-        <w:tc>
-          <w:tcPr>
-            <w:tcW w:w="2016" w:type="dxa"/>
-            <w:tcBorders>
-              <w:top w:val="single" w:sz="4" w:space="0" w:color="auto"/>
-              <w:left w:val="single" w:sz="4" w:space="0" w:color="auto"/>
-              <w:bottom w:val="single" w:sz="4" w:space="0" w:color="auto"/>
-              <w:right w:val="single" w:sz="4" w:space="0" w:color="auto"/>
-            </w:tcBorders>
-          </w:tcPr>
-          <w:p>
-            <w:pPr>
-              <w:spacing w:before="40" w:after="40"/>
-              <w:jc w:val="center"/>
-            </w:pPr>
-            <w:r>
-              <w:rPr>
-                <w:sz w:val="21"/>
-              </w:rPr>
-              <w:t>4312</w:t>
-            </w:r>
-          </w:p>
-        </w:tc>
-      </w:tr>
-      <w:tr>
-        <w:trPr>
-          <w:jc w:val="center"/>
-        </w:trPr>
-        <w:tc>
-          <w:tcPr>
-            <w:tcW w:w="864" w:type="dxa"/>
-            <w:tcBorders>
-              <w:top w:val="single" w:sz="4" w:space="0" w:color="auto"/>
-              <w:left w:val="single" w:sz="4" w:space="0" w:color="auto"/>
-              <w:bottom w:val="single" w:sz="4" w:space="0" w:color="auto"/>
-              <w:right w:val="single" w:sz="4" w:space="0" w:color="auto"/>
-            </w:tcBorders>
-          </w:tcPr>
-          <w:p>
-            <w:pPr>
-              <w:spacing w:before="40" w:after="40"/>
-              <w:jc w:val="center"/>
-            </w:pPr>
-            <w:r>
-              <w:rPr>
-                <w:sz w:val="21"/>
-              </w:rPr>
-              <w:t>35</w:t>
-            </w:r>
-          </w:p>
-        </w:tc>
-        <w:tc>
-          <w:tcPr>
-            <w:tcW w:w="6480" w:type="dxa"/>
-            <w:tcBorders>
-              <w:top w:val="single" w:sz="4" w:space="0" w:color="auto"/>
-              <w:left w:val="single" w:sz="4" w:space="0" w:color="auto"/>
-              <w:bottom w:val="single" w:sz="4" w:space="0" w:color="auto"/>
-              <w:right w:val="single" w:sz="4" w:space="0" w:color="auto"/>
-            </w:tcBorders>
-          </w:tcPr>
-          <w:p>
-            <w:pPr>
-              <w:spacing w:before="40" w:after="40"/>
-            </w:pPr>
-            <w:r>
-              <w:rPr>
-                <w:sz w:val="21"/>
-              </w:rPr>
-              <w:t>Bán buôn nông, lâm sản nguyên liệu (trừ gỗ, tre, nứa) và động vật sống</w:t>
-            </w:r>
-            <w:r>
-              <w:rPr>
-                <w:sz w:val="21"/>
-              </w:rPr>
-              <w:br/>
-              <w:t>Chi tiết: Bán buôn thóc, ngô và các loại hạt ngũ cốc khác</w:t>
-            </w:r>
-            <w:r>
-              <w:rPr>
-                <w:sz w:val="21"/>
-              </w:rPr>
-              <w:br/>
-              <w:t>- Bán buôn hoa và cây</w:t>
-            </w:r>
-            <w:r>
-              <w:rPr>
-                <w:sz w:val="21"/>
-              </w:rPr>
-              <w:br/>
-              <w:t>- Bán buôn nông, lâm sản nguyên liệu khác (trừ gỗ, tre, nứa)</w:t>
-            </w:r>
-          </w:p>
-        </w:tc>
-        <w:tc>
-          <w:tcPr>
-            <w:tcW w:w="2016" w:type="dxa"/>
-            <w:tcBorders>
-              <w:top w:val="single" w:sz="4" w:space="0" w:color="auto"/>
-              <w:left w:val="single" w:sz="4" w:space="0" w:color="auto"/>
-              <w:bottom w:val="single" w:sz="4" w:space="0" w:color="auto"/>
-              <w:right w:val="single" w:sz="4" w:space="0" w:color="auto"/>
-            </w:tcBorders>
-          </w:tcPr>
-          <w:p>
-            <w:pPr>
-              <w:spacing w:before="40" w:after="40"/>
-              <w:jc w:val="center"/>
-            </w:pPr>
-            <w:r>
-              <w:rPr>
-                <w:sz w:val="21"/>
-              </w:rPr>
-              <w:t>4620</w:t>
-            </w:r>
-          </w:p>
-        </w:tc>
-      </w:tr>
-      <w:tr>
-        <w:trPr>
-          <w:jc w:val="center"/>
-        </w:trPr>
-        <w:tc>
-          <w:tcPr>
-            <w:tcW w:w="864" w:type="dxa"/>
-            <w:tcBorders>
-              <w:top w:val="single" w:sz="4" w:space="0" w:color="auto"/>
-              <w:left w:val="single" w:sz="4" w:space="0" w:color="auto"/>
-              <w:bottom w:val="single" w:sz="4" w:space="0" w:color="auto"/>
-              <w:right w:val="single" w:sz="4" w:space="0" w:color="auto"/>
-            </w:tcBorders>
-          </w:tcPr>
-          <w:p>
-            <w:pPr>
-              <w:spacing w:before="40" w:after="40"/>
-              <w:jc w:val="center"/>
-            </w:pPr>
-            <w:r>
-              <w:rPr>
-                <w:sz w:val="21"/>
-              </w:rPr>
-              <w:t>36</w:t>
-            </w:r>
-          </w:p>
-        </w:tc>
-        <w:tc>
-          <w:tcPr>
-            <w:tcW w:w="6480" w:type="dxa"/>
-            <w:tcBorders>
-              <w:top w:val="single" w:sz="4" w:space="0" w:color="auto"/>
-              <w:left w:val="single" w:sz="4" w:space="0" w:color="auto"/>
-              <w:bottom w:val="single" w:sz="4" w:space="0" w:color="auto"/>
-              <w:right w:val="single" w:sz="4" w:space="0" w:color="auto"/>
-            </w:tcBorders>
-          </w:tcPr>
-          <w:p>
-            <w:pPr>
-              <w:spacing w:before="40" w:after="40"/>
-            </w:pPr>
-            <w:r>
-              <w:rPr>
-                <w:sz w:val="21"/>
-              </w:rPr>
-              <w:t>Hoạt động dịch vụ hỗ trợ kinh doanh khác còn lại chưa được phân vào đâu</w:t>
-            </w:r>
-            <w:r>
-              <w:rPr>
-                <w:sz w:val="21"/>
-              </w:rPr>
-              <w:br/>
-            </w:r>
-            <w:r>
-              <w:rPr>
-                <w:sz w:val="21"/>
-              </w:rPr>
-              <w:lastRenderedPageBreak/>
-              <w:t>Chi tiết: Xuất Nhập Khẩu các mặt hàng mà công ty kinh doanh.</w:t>
-            </w:r>
-          </w:p>
-        </w:tc>
-        <w:tc>
-          <w:tcPr>
-            <w:tcW w:w="2016" w:type="dxa"/>
-            <w:tcBorders>
-              <w:top w:val="single" w:sz="4" w:space="0" w:color="auto"/>
-              <w:left w:val="single" w:sz="4" w:space="0" w:color="auto"/>
-              <w:bottom w:val="single" w:sz="4" w:space="0" w:color="auto"/>
-              <w:right w:val="single" w:sz="4" w:space="0" w:color="auto"/>
-            </w:tcBorders>
-          </w:tcPr>
-          <w:p>
-            <w:pPr>
-              <w:spacing w:before="40" w:after="40"/>
-              <w:jc w:val="center"/>
-            </w:pPr>
-            <w:r>
-              <w:rPr>
-                <w:sz w:val="21"/>
-              </w:rPr>
-              <w:lastRenderedPageBreak/>
-              <w:t>8299</w:t>
-            </w:r>
-          </w:p>
-        </w:tc>
-      </w:tr>
-      <w:tr>
-        <w:trPr>
-          <w:jc w:val="center"/>
-        </w:trPr>
-        <w:tc>
-          <w:tcPr>
-            <w:tcW w:w="864" w:type="dxa"/>
-            <w:tcBorders>
-              <w:top w:val="single" w:sz="4" w:space="0" w:color="auto"/>
-              <w:left w:val="single" w:sz="4" w:space="0" w:color="auto"/>
-              <w:bottom w:val="single" w:sz="4" w:space="0" w:color="auto"/>
-              <w:right w:val="single" w:sz="4" w:space="0" w:color="auto"/>
-            </w:tcBorders>
-          </w:tcPr>
-          <w:p>
-            <w:pPr>
-              <w:spacing w:before="40" w:after="40"/>
-              <w:jc w:val="center"/>
-            </w:pPr>
-            <w:r>
-              <w:rPr>
-                <w:sz w:val="21"/>
-              </w:rPr>
-              <w:t>37</w:t>
-            </w:r>
-          </w:p>
-        </w:tc>
-        <w:tc>
-          <w:tcPr>
-            <w:tcW w:w="6480" w:type="dxa"/>
-            <w:tcBorders>
-              <w:top w:val="single" w:sz="4" w:space="0" w:color="auto"/>
-              <w:left w:val="single" w:sz="4" w:space="0" w:color="auto"/>
-              <w:bottom w:val="single" w:sz="4" w:space="0" w:color="auto"/>
-              <w:right w:val="single" w:sz="4" w:space="0" w:color="auto"/>
-            </w:tcBorders>
-          </w:tcPr>
-          <w:p>
-            <w:pPr>
-              <w:spacing w:before="40" w:after="40"/>
-            </w:pPr>
-            <w:r>
-              <w:rPr>
-                <w:sz w:val="21"/>
-              </w:rPr>
-              <w:t>Sản xuất mỹ phẩm, xà phòng, chất tẩy rửa, làm bóng và chế phẩm vệ sinh</w:t>
-            </w:r>
-            <w:r>
-              <w:rPr>
-                <w:sz w:val="21"/>
-              </w:rPr>
-              <w:br/>
-              <w:t>Chi tiết: Sản xuất nước xả vải, mỹ phẩm, dầu gội đầu, sữa tắm, phấn, xà phòng cục, kem chống nắng; không bao gồm các sản phẩm chưa được phép sử dụng tại Việt Nam). Sản xuất kem đánh răng, nước rửa bình sữa, nước tẩy, nước làm mềm vải, thuốc chống muỗi.</w:t>
-            </w:r>
-          </w:p>
-        </w:tc>
-        <w:tc>
-          <w:tcPr>
-            <w:tcW w:w="2016" w:type="dxa"/>
-            <w:tcBorders>
-              <w:top w:val="single" w:sz="4" w:space="0" w:color="auto"/>
-              <w:left w:val="single" w:sz="4" w:space="0" w:color="auto"/>
-              <w:bottom w:val="single" w:sz="4" w:space="0" w:color="auto"/>
-              <w:right w:val="single" w:sz="4" w:space="0" w:color="auto"/>
-            </w:tcBorders>
-          </w:tcPr>
-          <w:p>
-            <w:pPr>
-              <w:spacing w:before="40" w:after="40"/>
-              <w:jc w:val="center"/>
-            </w:pPr>
-            <w:r>
-              <w:rPr>
-                <w:sz w:val="21"/>
-              </w:rPr>
-              <w:t>2023</w:t>
-            </w:r>
-          </w:p>
-        </w:tc>
-      </w:tr>
-      <w:tr>
-        <w:trPr>
-          <w:jc w:val="center"/>
-        </w:trPr>
-        <w:tc>
-          <w:tcPr>
-            <w:tcW w:w="864" w:type="dxa"/>
-            <w:tcBorders>
-              <w:top w:val="single" w:sz="4" w:space="0" w:color="auto"/>
-              <w:left w:val="single" w:sz="4" w:space="0" w:color="auto"/>
-              <w:bottom w:val="single" w:sz="4" w:space="0" w:color="auto"/>
-              <w:right w:val="single" w:sz="4" w:space="0" w:color="auto"/>
-            </w:tcBorders>
-          </w:tcPr>
-          <w:p>
-            <w:pPr>
-              <w:spacing w:before="40" w:after="40"/>
-              <w:jc w:val="center"/>
-            </w:pPr>
-            <w:r>
-              <w:rPr>
-                <w:sz w:val="21"/>
-              </w:rPr>
-              <w:t>38</w:t>
-            </w:r>
-          </w:p>
-        </w:tc>
-        <w:tc>
-          <w:tcPr>
-            <w:tcW w:w="6480" w:type="dxa"/>
-            <w:tcBorders>
-              <w:top w:val="single" w:sz="4" w:space="0" w:color="auto"/>
-              <w:left w:val="single" w:sz="4" w:space="0" w:color="auto"/>
-              <w:bottom w:val="single" w:sz="4" w:space="0" w:color="auto"/>
-              <w:right w:val="single" w:sz="4" w:space="0" w:color="auto"/>
-            </w:tcBorders>
-          </w:tcPr>
-          <w:p>
-            <w:pPr>
-              <w:spacing w:before="40" w:after="40"/>
-            </w:pPr>
-            <w:r>
-              <w:rPr>
-                <w:sz w:val="21"/>
-              </w:rPr>
-              <w:t>Bán buôn tổng hợp</w:t>
-            </w:r>
-            <w:r>
-              <w:rPr>
-                <w:sz w:val="21"/>
-              </w:rPr>
-              <w:br/>
-              <w:t>Chi tiết:</w:t>
-            </w:r>
-            <w:r>
-              <w:rPr>
-                <w:sz w:val="21"/>
-              </w:rPr>
-              <w:br/>
-              <w:t>-Bán buôn dụng cụ, đồ gia dụng và các thiết bị dùng trong gia đình.</w:t>
-            </w:r>
-            <w:r>
-              <w:rPr>
-                <w:sz w:val="21"/>
-              </w:rPr>
-              <w:br/>
-              <w:t>- Hóa mỹ phẩm, chất tẩy rửa</w:t>
-            </w:r>
-          </w:p>
-        </w:tc>
-        <w:tc>
-          <w:tcPr>
-            <w:tcW w:w="2016" w:type="dxa"/>
-            <w:tcBorders>
-              <w:top w:val="single" w:sz="4" w:space="0" w:color="auto"/>
-              <w:left w:val="single" w:sz="4" w:space="0" w:color="auto"/>
-              <w:bottom w:val="single" w:sz="4" w:space="0" w:color="auto"/>
-              <w:right w:val="single" w:sz="4" w:space="0" w:color="auto"/>
-            </w:tcBorders>
-          </w:tcPr>
-          <w:p>
-            <w:pPr>
-              <w:spacing w:before="40" w:after="40"/>
-              <w:jc w:val="center"/>
-            </w:pPr>
-            <w:r>
-              <w:rPr>
-                <w:sz w:val="21"/>
-              </w:rPr>
-              <w:t>4690 (Chính)</w:t>
-            </w:r>
-          </w:p>
-        </w:tc>
-      </w:tr>
-      <w:tr>
-        <w:trPr>
-          <w:jc w:val="center"/>
-        </w:trPr>
-        <w:tc>
-          <w:tcPr>
-            <w:tcW w:w="864" w:type="dxa"/>
-            <w:tcBorders>
-              <w:top w:val="single" w:sz="4" w:space="0" w:color="auto"/>
-              <w:left w:val="single" w:sz="4" w:space="0" w:color="auto"/>
-              <w:bottom w:val="single" w:sz="4" w:space="0" w:color="auto"/>
-              <w:right w:val="single" w:sz="4" w:space="0" w:color="auto"/>
-            </w:tcBorders>
-          </w:tcPr>
-          <w:p>
-            <w:pPr>
-              <w:spacing w:before="40" w:after="40"/>
-              <w:jc w:val="center"/>
-            </w:pPr>
-            <w:r>
-              <w:rPr>
-                <w:sz w:val="21"/>
-              </w:rPr>
-              <w:t>39</w:t>
-            </w:r>
-          </w:p>
-        </w:tc>
-        <w:tc>
-          <w:tcPr>
-            <w:tcW w:w="6480" w:type="dxa"/>
-            <w:tcBorders>
-              <w:top w:val="single" w:sz="4" w:space="0" w:color="auto"/>
-              <w:left w:val="single" w:sz="4" w:space="0" w:color="auto"/>
-              <w:bottom w:val="single" w:sz="4" w:space="0" w:color="auto"/>
-              <w:right w:val="single" w:sz="4" w:space="0" w:color="auto"/>
-            </w:tcBorders>
-          </w:tcPr>
-          <w:p>
-            <w:pPr>
-              <w:spacing w:before="40" w:after="40"/>
-            </w:pPr>
-            <w:r>
-              <w:rPr>
-                <w:sz w:val="21"/>
-              </w:rPr>
-              <w:t>Cung ứng và quản lý nguồn lao động</w:t>
-            </w:r>
-          </w:p>
-        </w:tc>
-        <w:tc>
-          <w:tcPr>
-            <w:tcW w:w="2016" w:type="dxa"/>
-            <w:tcBorders>
-              <w:top w:val="single" w:sz="4" w:space="0" w:color="auto"/>
-              <w:left w:val="single" w:sz="4" w:space="0" w:color="auto"/>
-              <w:bottom w:val="single" w:sz="4" w:space="0" w:color="auto"/>
-              <w:right w:val="single" w:sz="4" w:space="0" w:color="auto"/>
-            </w:tcBorders>
-          </w:tcPr>
-          <w:p>
-            <w:pPr>
-              <w:spacing w:before="40" w:after="40"/>
-              <w:jc w:val="center"/>
-            </w:pPr>
-            <w:r>
-              <w:rPr>
-                <w:sz w:val="21"/>
-              </w:rPr>
-              <w:t>7830</w:t>
-            </w:r>
-          </w:p>
-        </w:tc>
-      </w:tr>
-      <w:tr>
-        <w:trPr>
-          <w:jc w:val="center"/>
-        </w:trPr>
-        <w:tc>
-          <w:tcPr>
-            <w:tcW w:w="864" w:type="dxa"/>
-            <w:tcBorders>
-              <w:top w:val="single" w:sz="4" w:space="0" w:color="auto"/>
-              <w:left w:val="single" w:sz="4" w:space="0" w:color="auto"/>
-              <w:bottom w:val="single" w:sz="4" w:space="0" w:color="auto"/>
-              <w:right w:val="single" w:sz="4" w:space="0" w:color="auto"/>
-            </w:tcBorders>
-          </w:tcPr>
-          <w:p>
-            <w:pPr>
-              <w:spacing w:before="40" w:after="40"/>
-              <w:jc w:val="center"/>
-            </w:pPr>
-            <w:r>
-              <w:rPr>
-                <w:sz w:val="21"/>
-              </w:rPr>
-              <w:t>40</w:t>
-            </w:r>
-          </w:p>
-        </w:tc>
-        <w:tc>
-          <w:tcPr>
-            <w:tcW w:w="6480" w:type="dxa"/>
-            <w:tcBorders>
-              <w:top w:val="single" w:sz="4" w:space="0" w:color="auto"/>
-              <w:left w:val="single" w:sz="4" w:space="0" w:color="auto"/>
-              <w:bottom w:val="single" w:sz="4" w:space="0" w:color="auto"/>
-              <w:right w:val="single" w:sz="4" w:space="0" w:color="auto"/>
-            </w:tcBorders>
-          </w:tcPr>
-          <w:p>
-            <w:pPr>
-              <w:spacing w:before="40" w:after="40"/>
-            </w:pPr>
-            <w:r>
-              <w:rPr>
-                <w:sz w:val="21"/>
-              </w:rPr>
-              <w:t>(Doanh nghiệp phải thực hiện đúng các quy định của pháp luật về đất đai, xây dựng, phòng cháy chữa cháy, bảo vệ môi trường và điều kiện kinh doanh đối với ngành nghề kinh doanh có điều kiện)</w:t>
-            </w:r>
-          </w:p>
-        </w:tc>
-        <w:tc>
-          <w:tcPr>
-            <w:tcW w:w="2016" w:type="dxa"/>
-            <w:tcBorders>
-              <w:top w:val="single" w:sz="4" w:space="0" w:color="auto"/>
-              <w:left w:val="single" w:sz="4" w:space="0" w:color="auto"/>
-              <w:bottom w:val="single" w:sz="4" w:space="0" w:color="auto"/>
-              <w:right w:val="single" w:sz="4" w:space="0" w:color="auto"/>
-            </w:tcBorders>
-          </w:tcPr>
-          <w:p>
-            <w:pPr>
-              <w:spacing w:before="40" w:after="40"/>
-              <w:jc w:val="center"/>
-            </w:pPr>
-            <w:r>
-              <w:rPr>
-                <w:sz w:val="21"/>
-              </w:rPr>
-              <w:t>Ngành, nghề chưa khớp mã với Hệ thống ngành kinh tế Việt Nam</w:t>
-            </w:r>
-          </w:p>
-        </w:tc>
-      </w:tr>
-    </w:tbl>
-    <w:p>
-      <w:pPr>
-        <w:spacing w:before="240"/>
+        <w:spacing w:before="40" w:after="0" w:line="240" w:lineRule="auto"/>
+        <w:jc w:val="right"/>
       </w:pPr>
     </w:p>
-    <w:tbl>
-      <w:tblPr>
-        <w:tblW w:w="0" w:type="auto"/>
-        <w:jc w:val="center"/>
-        <w:tblLayout w:type="fixed"/>
-        <w:tblLook w:val="04A0" w:firstRow="1" w:lastRow="0" w:firstColumn="1" w:lastColumn="0" w:noHBand="0" w:noVBand="1"/>
-      </w:tblPr>
-      <w:tblGrid>
-        <w:gridCol w:w="4680"/>
-        <w:gridCol w:w="4680"/>
-      </w:tblGrid>
-      <w:tr>
-        <w:trPr>
-          <w:jc w:val="center"/>
-        </w:trPr>
-        <w:tc>
-          <w:tcPr>
-            <w:tcW w:w="4680" w:type="dxa"/>
-          </w:tcPr>
-          <w:p>
-            <w:r>
-              <w:rPr>
-                <w:b/>
-                <w:sz w:val="20"/>
-              </w:rPr>
-              <w:t>Nơi nhận:</w:t>
-            </w:r>
-            <w:r>
-              <w:rPr>
-                <w:b/>
-                <w:sz w:val="20"/>
-              </w:rPr>
-              <w:br/>
-            </w:r>
-            <w:r>
-              <w:rPr>
-                <w:sz w:val="19"/>
-              </w:rPr>
-              <w:t>- CÔNG TY TNHH TM DV HAPPY HAPPY. Địa chỉ: Số 16, Đường Nguyễn Văn Thành, Khu Phố 9, Phường Chánh Phú Hòa, Thành Phố Bến Cát, Tỉnh Bình Dương, Việt Nam</w:t>
-            </w:r>
-            <w:r>
-              <w:rPr>
-                <w:sz w:val="19"/>
-              </w:rPr>
-              <w:br/>
-              <w:t>- Lưu: Nguyễn Minh Hiếu.........</w:t>
-            </w:r>
-          </w:p>
-        </w:tc>
-        <w:tc>
-          <w:tcPr>
-            <w:tcW w:w="4680" w:type="dxa"/>
-          </w:tcPr>
-          <w:p>
-            <w:pPr>
-              <w:jc w:val="center"/>
-            </w:pPr>
-            <w:r>
-              <w:rPr>
-                <w:b/>
-                <w:sz w:val="22"/>
-              </w:rPr>
-              <w:t>KT. TRƯỞNG PHÒNG</w:t>
-            </w:r>
-            <w:r>
-              <w:rPr>
-                <w:b/>
-                <w:sz w:val="22"/>
-              </w:rPr>
-              <w:br/>
-              <w:t>PHÓ TRƯỞNG PHÒNG</w:t>
-            </w:r>
-            <w:r>
-              <w:rPr>
-                <w:b/>
-                <w:sz w:val="22"/>
-              </w:rPr>
-              <w:br/>
-            </w:r>
-            <w:r>
-              <w:rPr>
-                <w:b/>
-                <w:sz w:val="22"/>
-              </w:rPr>
-              <w:br/>
-            </w:r>
-            <w:r>
-              <w:rPr>
-                <w:b/>
-                <w:sz w:val="22"/>
-              </w:rPr>
-              <w:br/>
-            </w:r>
-            <w:r>
-              <w:rPr>
-                <w:b/>
-                <w:sz w:val="22"/>
-              </w:rPr>
-              <w:br/>
-            </w:r>
-            <w:r>
-              <w:rPr>
-                <w:b/>
-              </w:rPr>
-              <w:t>Lâm Ngọc Thịnh</w:t>
-            </w:r>
-          </w:p>
-        </w:tc>
-      </w:tr>
-    </w:tbl>
     <w:p/>
     <w:sectPr>
-      <w:pgSz w:w="12240" w:h="15840"/>
-      <w:pgMar w:top="1440" w:right="1440" w:bottom="1440" w:left="1440" w:header="720" w:footer="720" w:gutter="0"/>
+      <w:pgSz w:w="11906" w:h="16838"/>
+      <w:pgMar w:top="935" w:right="879" w:bottom="850" w:left="879" w:header="720" w:footer="720" w:gutter="0"/>
       <w:cols w:space="720"/>
       <w:docGrid w:linePitch="360"/>
     </w:sectPr>
@@ -5311,6 +3418,7 @@
   <w:style w:type="character" w:default="1" w:styleId="DefaultParagraphFont">
     <w:name w:val="Default Paragraph Font"/>
     <w:uiPriority w:val="1"/>
+    <w:semiHidden/>
     <w:unhideWhenUsed/>
   </w:style>
   <w:style w:type="table" w:default="1" w:styleId="TableNormal">
